--- a/admin/1. Salesforce admin course.docx
+++ b/admin/1. Salesforce admin course.docx
@@ -103,7 +103,7 @@
             <w:r>
               <w:rPr>
                 <w:noProof/>
-                <w:lang w:eastAsia="en-IN" w:bidi="te-IN"/>
+                <w:lang w:eastAsia="en-IN"/>
               </w:rPr>
               <w:drawing>
                 <wp:inline distT="0" distB="0" distL="0" distR="0" wp14:anchorId="2395921E" wp14:editId="3C1353D4">
@@ -236,7 +236,6 @@
             <w:r>
               <w:rPr>
                 <w:noProof/>
-                <w:lang w:bidi="te-IN"/>
               </w:rPr>
               <w:drawing>
                 <wp:inline distT="0" distB="0" distL="0" distR="0" wp14:anchorId="5A39DD8E" wp14:editId="78F570A4">
@@ -610,7 +609,7 @@
             <w:r>
               <w:rPr>
                 <w:noProof/>
-                <w:lang w:eastAsia="en-IN" w:bidi="te-IN"/>
+                <w:lang w:eastAsia="en-IN"/>
               </w:rPr>
               <w:drawing>
                 <wp:inline distT="0" distB="0" distL="0" distR="0" wp14:anchorId="2C54F4A1" wp14:editId="523980CE">
@@ -954,7 +953,19 @@
               <w:rPr>
                 <w:lang w:val="en-US"/>
               </w:rPr>
-              <w:t>when we create  a dev org- then we are having license named “salesforce user”</w:t>
+              <w:t>when we create  a dev org- then we are havin</w:t>
+            </w:r>
+            <w:r>
+              <w:rPr>
+                <w:lang w:val="en-US"/>
+              </w:rPr>
+              <w:t xml:space="preserve"> </w:t>
+            </w:r>
+            <w:r>
+              <w:rPr>
+                <w:lang w:val="en-US"/>
+              </w:rPr>
+              <w:t>g license named “salesforce user”</w:t>
             </w:r>
           </w:p>
         </w:tc>
@@ -1496,7 +1507,7 @@
             <w:r>
               <w:rPr>
                 <w:noProof/>
-                <w:lang w:eastAsia="en-IN" w:bidi="te-IN"/>
+                <w:lang w:eastAsia="en-IN"/>
               </w:rPr>
               <w:drawing>
                 <wp:inline distT="0" distB="0" distL="0" distR="0" wp14:anchorId="30FDD92C" wp14:editId="158139CA">
@@ -1555,10 +1566,10 @@
                   <v:path o:extrusionok="f" gradientshapeok="t" o:connecttype="rect"/>
                   <o:lock v:ext="edit" aspectratio="t"/>
                 </v:shapetype>
-                <v:shape id="_x0000_i1025" type="#_x0000_t75" style="width:221pt;height:232.75pt" o:ole="">
+                <v:shape id="_x0000_i1025" type="#_x0000_t75" style="width:221.25pt;height:232.5pt" o:ole="">
                   <v:imagedata r:id="rId11" o:title=""/>
                 </v:shape>
-                <o:OLEObject Type="Embed" ProgID="PBrush" ShapeID="_x0000_i1025" DrawAspect="Content" ObjectID="_1829717388" r:id="rId12"/>
+                <o:OLEObject Type="Embed" ProgID="PBrush" ShapeID="_x0000_i1025" DrawAspect="Content" ObjectID="_1834913189" r:id="rId12"/>
               </w:object>
             </w:r>
           </w:p>
@@ -1598,7 +1609,7 @@
             <w:r>
               <w:rPr>
                 <w:noProof/>
-                <w:lang w:eastAsia="en-IN" w:bidi="te-IN"/>
+                <w:lang w:eastAsia="en-IN"/>
               </w:rPr>
               <w:drawing>
                 <wp:inline distT="0" distB="0" distL="0" distR="0" wp14:anchorId="30536C10" wp14:editId="0B65797B">
@@ -1683,7 +1694,7 @@
             <w:r>
               <w:rPr>
                 <w:noProof/>
-                <w:lang w:eastAsia="en-IN" w:bidi="te-IN"/>
+                <w:lang w:eastAsia="en-IN"/>
               </w:rPr>
               <w:drawing>
                 <wp:inline distT="0" distB="0" distL="0" distR="0" wp14:anchorId="1ED7DD9B" wp14:editId="5A5D32E3">
@@ -1747,6 +1758,12 @@
             <w:tcW w:w="4843" w:type="dxa"/>
           </w:tcPr>
           <w:p/>
+          <w:p>
+            <w:r>
+              <w:t>permission sets</w:t>
+            </w:r>
+          </w:p>
+          <w:p/>
           <w:p/>
           <w:p>
             <w:pPr>
@@ -1755,6 +1772,47 @@
                 <w:lang w:eastAsia="en-IN" w:bidi="te-IN"/>
               </w:rPr>
             </w:pPr>
+            <w:r>
+              <w:rPr>
+                <w:noProof/>
+                <w:lang w:eastAsia="en-IN"/>
+              </w:rPr>
+              <w:drawing>
+                <wp:inline distT="0" distB="0" distL="0" distR="0" wp14:anchorId="53F7D848" wp14:editId="66313385">
+                  <wp:extent cx="1857375" cy="2724150"/>
+                  <wp:effectExtent l="0" t="0" r="9525" b="0"/>
+                  <wp:docPr id="84" name="Picture 84"/>
+                  <wp:cNvGraphicFramePr>
+                    <a:graphicFrameLocks xmlns:a="http://schemas.openxmlformats.org/drawingml/2006/main" noChangeAspect="1"/>
+                  </wp:cNvGraphicFramePr>
+                  <a:graphic xmlns:a="http://schemas.openxmlformats.org/drawingml/2006/main">
+                    <a:graphicData uri="http://schemas.openxmlformats.org/drawingml/2006/picture">
+                      <pic:pic xmlns:pic="http://schemas.openxmlformats.org/drawingml/2006/picture">
+                        <pic:nvPicPr>
+                          <pic:cNvPr id="1" name=""/>
+                          <pic:cNvPicPr/>
+                        </pic:nvPicPr>
+                        <pic:blipFill>
+                          <a:blip r:embed="rId15"/>
+                          <a:stretch>
+                            <a:fillRect/>
+                          </a:stretch>
+                        </pic:blipFill>
+                        <pic:spPr>
+                          <a:xfrm>
+                            <a:off x="0" y="0"/>
+                            <a:ext cx="1857375" cy="2724150"/>
+                          </a:xfrm>
+                          <a:prstGeom prst="rect">
+                            <a:avLst/>
+                          </a:prstGeom>
+                        </pic:spPr>
+                      </pic:pic>
+                    </a:graphicData>
+                  </a:graphic>
+                </wp:inline>
+              </w:drawing>
+            </w:r>
           </w:p>
         </w:tc>
         <w:tc>
@@ -1786,10 +1844,10 @@
           <w:p>
             <w:r>
               <w:object w:dxaOrig="4695" w:dyaOrig="6570" w14:anchorId="794EDEAA">
-                <v:shape id="_x0000_i1026" type="#_x0000_t75" style="width:234.4pt;height:328.2pt" o:ole="">
-                  <v:imagedata r:id="rId15" o:title=""/>
+                <v:shape id="_x0000_i1026" type="#_x0000_t75" style="width:234.75pt;height:328.5pt" o:ole="">
+                  <v:imagedata r:id="rId16" o:title=""/>
                 </v:shape>
-                <o:OLEObject Type="Embed" ProgID="PBrush" ShapeID="_x0000_i1026" DrawAspect="Content" ObjectID="_1829717389" r:id="rId16"/>
+                <o:OLEObject Type="Embed" ProgID="PBrush" ShapeID="_x0000_i1026" DrawAspect="Content" ObjectID="_1834913190" r:id="rId17"/>
               </w:object>
             </w:r>
           </w:p>
@@ -1816,15 +1874,1773 @@
               <w:t xml:space="preserve">I created a new profile called- ProdVisitorProfile- people on that profile should not be able to edit account object- they should only be able to see the records </w:t>
             </w:r>
           </w:p>
+          <w:p/>
+          <w:p/>
+          <w:p/>
+        </w:tc>
+      </w:tr>
+      <w:tr>
+        <w:tc>
+          <w:tcPr>
+            <w:tcW w:w="4843" w:type="dxa"/>
+          </w:tcPr>
+          <w:p/>
+        </w:tc>
+        <w:tc>
+          <w:tcPr>
+            <w:tcW w:w="5772" w:type="dxa"/>
+          </w:tcPr>
+          <w:p/>
+        </w:tc>
+        <w:tc>
+          <w:tcPr>
+            <w:tcW w:w="12415" w:type="dxa"/>
+          </w:tcPr>
+          <w:p/>
         </w:tc>
       </w:tr>
     </w:tbl>
     <w:p>
       <w:pPr>
-        <w:pStyle w:val="h1-yello"/>
-      </w:pPr>
+        <w:pStyle w:val="h3-blue-2"/>
+      </w:pPr>
+      <w:r>
+        <w:t>Profile vs permission sets</w:t>
+      </w:r>
+    </w:p>
+    <w:p>
+      <w:pPr>
+        <w:pStyle w:val="green"/>
+      </w:pPr>
+      <w:r>
+        <w:t>A profile defines a user’s base access and is mandatory for every user, while a permission set is used to grant additional permissions on top of the profile. Salesforce best practice is to keep profiles minimal and use permission sets for flexible access management.</w:t>
+      </w:r>
+    </w:p>
+    <w:tbl>
+      <w:tblPr>
+        <w:tblStyle w:val="TableGrid"/>
+        <w:tblW w:w="0" w:type="auto"/>
+        <w:tblLook w:val="04A0" w:firstRow="1" w:lastRow="0" w:firstColumn="1" w:lastColumn="0" w:noHBand="0" w:noVBand="1"/>
+      </w:tblPr>
+      <w:tblGrid>
+        <w:gridCol w:w="11515"/>
+        <w:gridCol w:w="11515"/>
+      </w:tblGrid>
+      <w:tr>
+        <w:tc>
+          <w:tcPr>
+            <w:tcW w:w="11515" w:type="dxa"/>
+          </w:tcPr>
+          <w:p>
+            <w:pPr>
+              <w:pStyle w:val="green"/>
+              <w:rPr>
+                <w:b/>
+                <w:bCs/>
+              </w:rPr>
+            </w:pPr>
+            <w:r>
+              <w:rPr>
+                <w:rFonts w:ascii="Segoe UI Symbol" w:hAnsi="Segoe UI Symbol" w:cs="Segoe UI Symbol"/>
+                <w:b/>
+                <w:bCs/>
+              </w:rPr>
+              <w:t>🔷</w:t>
+            </w:r>
+            <w:r>
+              <w:rPr>
+                <w:b/>
+                <w:bCs/>
+              </w:rPr>
+              <w:t xml:space="preserve"> Profile (Base Access)</w:t>
+            </w:r>
+          </w:p>
+          <w:p>
+            <w:pPr>
+              <w:pStyle w:val="green"/>
+            </w:pPr>
+            <w:r>
+              <w:t xml:space="preserve">A </w:t>
+            </w:r>
+            <w:r>
+              <w:rPr>
+                <w:b/>
+                <w:bCs/>
+              </w:rPr>
+              <w:t>Profile</w:t>
+            </w:r>
+            <w:r>
+              <w:t xml:space="preserve"> defines the </w:t>
+            </w:r>
+            <w:r>
+              <w:rPr>
+                <w:b/>
+                <w:bCs/>
+              </w:rPr>
+              <w:t>minimum, mandatory access</w:t>
+            </w:r>
+            <w:r>
+              <w:t xml:space="preserve"> for a user.</w:t>
+            </w:r>
+          </w:p>
+          <w:p>
+            <w:pPr>
+              <w:pStyle w:val="green"/>
+            </w:pPr>
+            <w:r>
+              <w:t>Think of it as:</w:t>
+            </w:r>
+          </w:p>
+          <w:p>
+            <w:pPr>
+              <w:pStyle w:val="green"/>
+            </w:pPr>
+            <w:r>
+              <w:t>“What this user is allowed to do at a basic level”</w:t>
+            </w:r>
+          </w:p>
+          <w:p>
+            <w:pPr>
+              <w:pStyle w:val="green"/>
+            </w:pPr>
+            <w:r>
+              <w:pict w14:anchorId="093A9B34">
+                <v:rect id="_x0000_i1027" style="width:0;height:1.5pt" o:hralign="center" o:hrstd="t" o:hr="t" fillcolor="#a0a0a0" stroked="f"/>
+              </w:pict>
+            </w:r>
+          </w:p>
+          <w:p>
+            <w:pPr>
+              <w:pStyle w:val="green"/>
+              <w:rPr>
+                <w:b/>
+                <w:bCs/>
+              </w:rPr>
+            </w:pPr>
+            <w:r>
+              <w:rPr>
+                <w:rFonts w:ascii="Segoe UI Symbol" w:hAnsi="Segoe UI Symbol" w:cs="Segoe UI Symbol"/>
+                <w:b/>
+                <w:bCs/>
+              </w:rPr>
+              <w:t>🔹</w:t>
+            </w:r>
+            <w:r>
+              <w:rPr>
+                <w:b/>
+                <w:bCs/>
+              </w:rPr>
+              <w:t xml:space="preserve"> Characteristics of Profile</w:t>
+            </w:r>
+          </w:p>
+          <w:p>
+            <w:pPr>
+              <w:pStyle w:val="green"/>
+              <w:rPr>
+                <w:b/>
+                <w:bCs/>
+              </w:rPr>
+            </w:pPr>
+            <w:r>
+              <w:rPr>
+                <w:rFonts w:ascii="Segoe UI Symbol" w:hAnsi="Segoe UI Symbol" w:cs="Segoe UI Symbol"/>
+              </w:rPr>
+              <w:t>✔</w:t>
+            </w:r>
+            <w:r>
+              <w:rPr>
+                <w:b/>
+                <w:bCs/>
+              </w:rPr>
+              <w:t xml:space="preserve"> for 1 user</w:t>
+            </w:r>
+            <w:r>
+              <w:t xml:space="preserve"> </w:t>
+            </w:r>
+            <w:r>
+              <w:t xml:space="preserve">only </w:t>
+            </w:r>
+            <w:r>
+              <w:rPr>
+                <w:b/>
+                <w:bCs/>
+              </w:rPr>
+              <w:t xml:space="preserve">1 </w:t>
+            </w:r>
+            <w:r>
+              <w:rPr>
+                <w:b/>
+                <w:bCs/>
+              </w:rPr>
+              <w:t>profile</w:t>
+            </w:r>
+            <w:r>
+              <w:rPr>
+                <w:b/>
+                <w:bCs/>
+              </w:rPr>
+              <w:t xml:space="preserve"> is allowed</w:t>
+            </w:r>
+            <w:r>
+              <w:rPr>
+                <w:b/>
+                <w:bCs/>
+              </w:rPr>
+              <w:t xml:space="preserve"> </w:t>
+            </w:r>
+            <w:r>
+              <w:rPr>
+                <w:b/>
+                <w:bCs/>
+              </w:rPr>
+              <w:t xml:space="preserve"> so </w:t>
+            </w:r>
+            <w:r>
+              <w:rPr>
+                <w:b/>
+                <w:bCs/>
+              </w:rPr>
+              <w:t>Avoid many custom profiles</w:t>
+            </w:r>
+          </w:p>
+          <w:p>
+            <w:pPr>
+              <w:pStyle w:val="green"/>
+            </w:pPr>
+            <w:r>
+              <w:rPr>
+                <w:rFonts w:ascii="Segoe UI Symbol" w:hAnsi="Segoe UI Symbol" w:cs="Segoe UI Symbol"/>
+              </w:rPr>
+              <w:t>✔</w:t>
+            </w:r>
+            <w:r>
+              <w:t xml:space="preserve"> Controls </w:t>
+            </w:r>
+            <w:r>
+              <w:rPr>
+                <w:b/>
+                <w:bCs/>
+              </w:rPr>
+              <w:t>object permissions</w:t>
+            </w:r>
+            <w:r>
+              <w:t xml:space="preserve"> (Create, Read, Edit, Delete)</w:t>
+            </w:r>
+            <w:r>
+              <w:br/>
+            </w:r>
+            <w:r>
+              <w:rPr>
+                <w:rFonts w:ascii="Segoe UI Symbol" w:hAnsi="Segoe UI Symbol" w:cs="Segoe UI Symbol"/>
+              </w:rPr>
+              <w:t>✔</w:t>
+            </w:r>
+            <w:r>
+              <w:t xml:space="preserve"> Controls </w:t>
+            </w:r>
+            <w:r>
+              <w:rPr>
+                <w:b/>
+                <w:bCs/>
+              </w:rPr>
+              <w:t>field-level security</w:t>
+            </w:r>
+            <w:r>
+              <w:br/>
+            </w:r>
+            <w:r>
+              <w:rPr>
+                <w:rFonts w:ascii="Segoe UI Symbol" w:hAnsi="Segoe UI Symbol" w:cs="Segoe UI Symbol"/>
+              </w:rPr>
+              <w:t>✔</w:t>
+            </w:r>
+            <w:r>
+              <w:t xml:space="preserve"> Controls </w:t>
+            </w:r>
+            <w:r>
+              <w:rPr>
+                <w:b/>
+                <w:bCs/>
+              </w:rPr>
+              <w:t>app access</w:t>
+            </w:r>
+            <w:r>
+              <w:br/>
+            </w:r>
+            <w:r>
+              <w:rPr>
+                <w:rFonts w:ascii="Segoe UI Symbol" w:hAnsi="Segoe UI Symbol" w:cs="Segoe UI Symbol"/>
+              </w:rPr>
+              <w:t>✔</w:t>
+            </w:r>
+            <w:r>
+              <w:t xml:space="preserve"> Controls </w:t>
+            </w:r>
+            <w:r>
+              <w:rPr>
+                <w:b/>
+                <w:bCs/>
+              </w:rPr>
+              <w:t>record type access</w:t>
+            </w:r>
+            <w:r>
+              <w:br/>
+            </w:r>
+            <w:r>
+              <w:rPr>
+                <w:rFonts w:ascii="Segoe UI Symbol" w:hAnsi="Segoe UI Symbol" w:cs="Segoe UI Symbol"/>
+              </w:rPr>
+              <w:t>✔</w:t>
+            </w:r>
+            <w:r>
+              <w:t xml:space="preserve"> Controls </w:t>
+            </w:r>
+            <w:r>
+              <w:rPr>
+                <w:b/>
+                <w:bCs/>
+              </w:rPr>
+              <w:t>page layout assignment</w:t>
+            </w:r>
+            <w:r>
+              <w:br/>
+            </w:r>
+            <w:r>
+              <w:rPr>
+                <w:rFonts w:ascii="Segoe UI Symbol" w:hAnsi="Segoe UI Symbol" w:cs="Segoe UI Symbol"/>
+              </w:rPr>
+              <w:t>✔</w:t>
+            </w:r>
+            <w:r>
+              <w:t xml:space="preserve"> Assigned at </w:t>
+            </w:r>
+            <w:r>
+              <w:rPr>
+                <w:b/>
+                <w:bCs/>
+              </w:rPr>
+              <w:t>user creation</w:t>
+            </w:r>
+          </w:p>
+          <w:p>
+            <w:pPr>
+              <w:pStyle w:val="green"/>
+            </w:pPr>
+            <w:r>
+              <w:pict w14:anchorId="2860C3DA">
+                <v:rect id="_x0000_i1028" style="width:0;height:1.5pt" o:hralign="center" o:hrstd="t" o:hr="t" fillcolor="#a0a0a0" stroked="f"/>
+              </w:pict>
+            </w:r>
+          </w:p>
+          <w:p>
+            <w:pPr>
+              <w:pStyle w:val="green"/>
+              <w:rPr>
+                <w:b/>
+                <w:bCs/>
+              </w:rPr>
+            </w:pPr>
+            <w:r>
+              <w:rPr>
+                <w:rFonts w:ascii="Segoe UI Symbol" w:hAnsi="Segoe UI Symbol" w:cs="Segoe UI Symbol"/>
+                <w:b/>
+                <w:bCs/>
+              </w:rPr>
+              <w:t>🔹</w:t>
+            </w:r>
+            <w:r>
+              <w:rPr>
+                <w:b/>
+                <w:bCs/>
+              </w:rPr>
+              <w:t xml:space="preserve"> Example Profile</w:t>
+            </w:r>
+          </w:p>
+          <w:p>
+            <w:pPr>
+              <w:pStyle w:val="green"/>
+            </w:pPr>
+            <w:r>
+              <w:t>Sales User Profile</w:t>
+            </w:r>
+          </w:p>
+          <w:p>
+            <w:pPr>
+              <w:pStyle w:val="green"/>
+              <w:numPr>
+                <w:ilvl w:val="0"/>
+                <w:numId w:val="74"/>
+              </w:numPr>
+            </w:pPr>
+            <w:r>
+              <w:t>Can read Account</w:t>
+            </w:r>
+          </w:p>
+          <w:p>
+            <w:pPr>
+              <w:pStyle w:val="green"/>
+              <w:numPr>
+                <w:ilvl w:val="0"/>
+                <w:numId w:val="74"/>
+              </w:numPr>
+            </w:pPr>
+            <w:r>
+              <w:t>Can create Opportunity</w:t>
+            </w:r>
+          </w:p>
+          <w:p>
+            <w:pPr>
+              <w:pStyle w:val="green"/>
+              <w:numPr>
+                <w:ilvl w:val="0"/>
+                <w:numId w:val="74"/>
+              </w:numPr>
+            </w:pPr>
+            <w:r>
+              <w:t>Cannot delete records</w:t>
+            </w:r>
+          </w:p>
+          <w:p>
+            <w:pPr>
+              <w:pStyle w:val="green"/>
+              <w:shd w:val="clear" w:color="auto" w:fill="auto"/>
+            </w:pPr>
+          </w:p>
+        </w:tc>
+        <w:tc>
+          <w:tcPr>
+            <w:tcW w:w="11515" w:type="dxa"/>
+          </w:tcPr>
+          <w:p>
+            <w:pPr>
+              <w:pStyle w:val="green"/>
+              <w:rPr>
+                <w:b/>
+                <w:bCs/>
+              </w:rPr>
+            </w:pPr>
+            <w:r>
+              <w:rPr>
+                <w:b/>
+                <w:bCs/>
+              </w:rPr>
+              <w:t>Permission Set (Additional Access)</w:t>
+            </w:r>
+          </w:p>
+          <w:p>
+            <w:pPr>
+              <w:pStyle w:val="green"/>
+            </w:pPr>
+            <w:r>
+              <w:t xml:space="preserve">A </w:t>
+            </w:r>
+            <w:r>
+              <w:rPr>
+                <w:b/>
+                <w:bCs/>
+              </w:rPr>
+              <w:t>Permission Set</w:t>
+            </w:r>
+            <w:r>
+              <w:t xml:space="preserve"> is used to </w:t>
+            </w:r>
+            <w:r>
+              <w:rPr>
+                <w:b/>
+                <w:bCs/>
+              </w:rPr>
+              <w:t>grant extra permissions</w:t>
+            </w:r>
+            <w:r>
+              <w:t xml:space="preserve"> on top of the profile.</w:t>
+            </w:r>
+          </w:p>
+          <w:p>
+            <w:pPr>
+              <w:pStyle w:val="green"/>
+            </w:pPr>
+            <w:r>
+              <w:t>Think of it as:</w:t>
+            </w:r>
+          </w:p>
+          <w:p>
+            <w:pPr>
+              <w:pStyle w:val="green"/>
+            </w:pPr>
+            <w:r>
+              <w:t>“Extra powers for specific users”</w:t>
+            </w:r>
+          </w:p>
+          <w:p>
+            <w:pPr>
+              <w:pStyle w:val="green"/>
+            </w:pPr>
+            <w:r>
+              <w:pict w14:anchorId="7A877C6C">
+                <v:rect id="_x0000_i1029" style="width:0;height:1.5pt" o:hralign="center" o:hrstd="t" o:hr="t" fillcolor="#a0a0a0" stroked="f"/>
+              </w:pict>
+            </w:r>
+          </w:p>
+          <w:p>
+            <w:pPr>
+              <w:pStyle w:val="green"/>
+              <w:rPr>
+                <w:b/>
+                <w:bCs/>
+              </w:rPr>
+            </w:pPr>
+            <w:r>
+              <w:rPr>
+                <w:rFonts w:ascii="Segoe UI Symbol" w:hAnsi="Segoe UI Symbol" w:cs="Segoe UI Symbol"/>
+                <w:b/>
+                <w:bCs/>
+              </w:rPr>
+              <w:t>🔹</w:t>
+            </w:r>
+            <w:r>
+              <w:rPr>
+                <w:b/>
+                <w:bCs/>
+              </w:rPr>
+              <w:t xml:space="preserve"> Characteristics of Permission Set</w:t>
+            </w:r>
+          </w:p>
+          <w:p>
+            <w:pPr>
+              <w:pStyle w:val="green"/>
+            </w:pPr>
+            <w:r>
+              <w:rPr>
+                <w:rFonts w:ascii="Segoe UI Symbol" w:hAnsi="Segoe UI Symbol" w:cs="Segoe UI Symbol"/>
+              </w:rPr>
+              <w:t>✔</w:t>
+            </w:r>
+            <w:r>
+              <w:t xml:space="preserve"> </w:t>
+            </w:r>
+            <w:r>
+              <w:t xml:space="preserve">1 </w:t>
+            </w:r>
+            <w:r>
+              <w:t xml:space="preserve">User can have </w:t>
+            </w:r>
+            <w:r>
+              <w:rPr>
+                <w:b/>
+                <w:bCs/>
+              </w:rPr>
+              <w:t>multiple permission sets</w:t>
+            </w:r>
+            <w:r>
+              <w:br/>
+            </w:r>
+            <w:r>
+              <w:rPr>
+                <w:rFonts w:ascii="Segoe UI Symbol" w:hAnsi="Segoe UI Symbol" w:cs="Segoe UI Symbol"/>
+              </w:rPr>
+              <w:t>✔</w:t>
+            </w:r>
+            <w:r>
+              <w:t xml:space="preserve"> Used to </w:t>
+            </w:r>
+            <w:r>
+              <w:rPr>
+                <w:b/>
+                <w:bCs/>
+              </w:rPr>
+              <w:t>extend access</w:t>
+            </w:r>
+            <w:r>
+              <w:t>, not restrict</w:t>
+            </w:r>
+            <w:r>
+              <w:br/>
+            </w:r>
+            <w:r>
+              <w:rPr>
+                <w:rFonts w:ascii="Segoe UI Symbol" w:hAnsi="Segoe UI Symbol" w:cs="Segoe UI Symbol"/>
+              </w:rPr>
+              <w:t>✔</w:t>
+            </w:r>
+            <w:r>
+              <w:t xml:space="preserve"> Same permissions as profile (objects, fields, Apex, etc.)</w:t>
+            </w:r>
+            <w:r>
+              <w:br/>
+            </w:r>
+            <w:r>
+              <w:rPr>
+                <w:rFonts w:ascii="Segoe UI Symbol" w:hAnsi="Segoe UI Symbol" w:cs="Segoe UI Symbol"/>
+              </w:rPr>
+              <w:t>✔</w:t>
+            </w:r>
+            <w:r>
+              <w:t xml:space="preserve"> Easy to assign / remove</w:t>
+            </w:r>
+            <w:r>
+              <w:br/>
+            </w:r>
+            <w:r>
+              <w:rPr>
+                <w:rFonts w:ascii="Segoe UI Symbol" w:hAnsi="Segoe UI Symbol" w:cs="Segoe UI Symbol"/>
+              </w:rPr>
+              <w:t>✔</w:t>
+            </w:r>
+            <w:r>
+              <w:t xml:space="preserve"> Best practice for customization</w:t>
+            </w:r>
+          </w:p>
+          <w:p>
+            <w:pPr>
+              <w:pStyle w:val="green"/>
+            </w:pPr>
+            <w:r>
+              <w:pict w14:anchorId="3ABD34EB">
+                <v:rect id="_x0000_i1030" style="width:0;height:1.5pt" o:hralign="center" o:hrstd="t" o:hr="t" fillcolor="#a0a0a0" stroked="f"/>
+              </w:pict>
+            </w:r>
+          </w:p>
+          <w:p>
+            <w:pPr>
+              <w:pStyle w:val="green"/>
+              <w:rPr>
+                <w:b/>
+                <w:bCs/>
+              </w:rPr>
+            </w:pPr>
+            <w:r>
+              <w:rPr>
+                <w:rFonts w:ascii="Segoe UI Symbol" w:hAnsi="Segoe UI Symbol" w:cs="Segoe UI Symbol"/>
+                <w:b/>
+                <w:bCs/>
+              </w:rPr>
+              <w:t>🔹</w:t>
+            </w:r>
+            <w:r>
+              <w:rPr>
+                <w:b/>
+                <w:bCs/>
+              </w:rPr>
+              <w:t xml:space="preserve"> Example Permission Set</w:t>
+            </w:r>
+          </w:p>
+          <w:p>
+            <w:pPr>
+              <w:pStyle w:val="green"/>
+            </w:pPr>
+            <w:r>
+              <w:t>Health_Admin</w:t>
+            </w:r>
+          </w:p>
+          <w:p>
+            <w:pPr>
+              <w:pStyle w:val="green"/>
+              <w:numPr>
+                <w:ilvl w:val="0"/>
+                <w:numId w:val="75"/>
+              </w:numPr>
+            </w:pPr>
+            <w:r>
+              <w:t>Gives delete access</w:t>
+            </w:r>
+          </w:p>
+          <w:p>
+            <w:pPr>
+              <w:pStyle w:val="green"/>
+              <w:numPr>
+                <w:ilvl w:val="0"/>
+                <w:numId w:val="75"/>
+              </w:numPr>
+            </w:pPr>
+            <w:r>
+              <w:t>Gives special Apex class access</w:t>
+            </w:r>
+          </w:p>
+          <w:p>
+            <w:pPr>
+              <w:pStyle w:val="green"/>
+              <w:numPr>
+                <w:ilvl w:val="0"/>
+                <w:numId w:val="75"/>
+              </w:numPr>
+            </w:pPr>
+            <w:r>
+              <w:t>Assigned only to selected users</w:t>
+            </w:r>
+          </w:p>
+          <w:p>
+            <w:pPr>
+              <w:pStyle w:val="green"/>
+              <w:shd w:val="clear" w:color="auto" w:fill="auto"/>
+            </w:pPr>
+          </w:p>
+        </w:tc>
+      </w:tr>
+      <w:tr>
+        <w:tc>
+          <w:tcPr>
+            <w:tcW w:w="11515" w:type="dxa"/>
+          </w:tcPr>
+          <w:p>
+            <w:pPr>
+              <w:pStyle w:val="green"/>
+              <w:rPr>
+                <w:b/>
+                <w:bCs/>
+              </w:rPr>
+            </w:pPr>
+            <w:r>
+              <w:rPr>
+                <w:b/>
+                <w:bCs/>
+              </w:rPr>
+              <w:t xml:space="preserve">command to Assign </w:t>
+            </w:r>
+            <w:r>
+              <w:rPr>
+                <w:b/>
+                <w:bCs/>
+              </w:rPr>
+              <w:t>a</w:t>
+            </w:r>
+            <w:r>
+              <w:rPr>
+                <w:b/>
+                <w:bCs/>
+              </w:rPr>
+              <w:t xml:space="preserve"> permission set to a user</w:t>
+            </w:r>
+          </w:p>
+          <w:p>
+            <w:pPr>
+              <w:pStyle w:val="ListParagraph"/>
+              <w:numPr>
+                <w:ilvl w:val="0"/>
+                <w:numId w:val="78"/>
+              </w:numPr>
+            </w:pPr>
+            <w:r>
+              <w:t xml:space="preserve">to </w:t>
+            </w:r>
+            <w:r>
+              <w:t xml:space="preserve">Assigns the </w:t>
+            </w:r>
+            <w:r>
+              <w:rPr>
+                <w:b/>
+                <w:bCs/>
+              </w:rPr>
+              <w:t>Permission Set</w:t>
+            </w:r>
+            <w:r>
+              <w:t xml:space="preserve"> named </w:t>
+            </w:r>
+            <w:r>
+              <w:rPr>
+                <w:b/>
+                <w:bCs/>
+              </w:rPr>
+              <w:t>Health_Admin</w:t>
+            </w:r>
+            <w:r>
+              <w:t xml:space="preserve"> to the </w:t>
+            </w:r>
+            <w:r>
+              <w:rPr>
+                <w:b/>
+                <w:bCs/>
+              </w:rPr>
+              <w:t>currently authenticated user</w:t>
+            </w:r>
+            <w:r>
+              <w:t xml:space="preserve"> in the org.</w:t>
+            </w:r>
+          </w:p>
+          <w:p>
+            <w:r>
+              <w:t xml:space="preserve"> sf force:user:permset:assign -n Health_Admin</w:t>
+            </w:r>
+          </w:p>
+          <w:p>
+            <w:pPr>
+              <w:pStyle w:val="ListParagraph"/>
+              <w:numPr>
+                <w:ilvl w:val="0"/>
+                <w:numId w:val="78"/>
+              </w:numPr>
+            </w:pPr>
+            <w:r>
+              <w:t xml:space="preserve">to assign any permission set to any user </w:t>
+            </w:r>
+          </w:p>
+          <w:p>
+            <w:r>
+              <w:t xml:space="preserve">sf force:user:permset:assign -n Health_Admin -u </w:t>
+            </w:r>
+            <w:hyperlink r:id="rId18" w:history="1">
+              <w:r>
+                <w:rPr>
+                  <w:rStyle w:val="Hyperlink"/>
+                </w:rPr>
+                <w:t>testuser@company.com</w:t>
+              </w:r>
+            </w:hyperlink>
+          </w:p>
+          <w:p>
+            <w:pPr>
+              <w:pStyle w:val="green"/>
+              <w:rPr>
+                <w:rFonts w:ascii="Segoe UI Symbol" w:hAnsi="Segoe UI Symbol" w:cs="Segoe UI Symbol"/>
+                <w:b/>
+                <w:bCs/>
+              </w:rPr>
+            </w:pPr>
+          </w:p>
+        </w:tc>
+        <w:tc>
+          <w:tcPr>
+            <w:tcW w:w="11515" w:type="dxa"/>
+          </w:tcPr>
+          <w:p>
+            <w:pPr>
+              <w:pStyle w:val="green"/>
+              <w:rPr>
+                <w:b/>
+                <w:bCs/>
+              </w:rPr>
+            </w:pPr>
+            <w:r>
+              <w:rPr>
+                <w:b/>
+                <w:bCs/>
+              </w:rPr>
+              <w:t>path to see each user permission set</w:t>
+            </w:r>
+          </w:p>
+          <w:p>
+            <w:r>
+              <w:t xml:space="preserve">to see each user permission set (setup – users – </w:t>
+            </w:r>
+            <w:r>
+              <w:t xml:space="preserve">user- select user – </w:t>
+            </w:r>
+          </w:p>
+          <w:p>
+            <w:pPr>
+              <w:pStyle w:val="ListParagraph"/>
+              <w:numPr>
+                <w:ilvl w:val="1"/>
+                <w:numId w:val="75"/>
+              </w:numPr>
+            </w:pPr>
+            <w:r>
+              <w:t xml:space="preserve">select </w:t>
+            </w:r>
+            <w:r>
+              <w:t>permission set – here u can see all his permissions)</w:t>
+            </w:r>
+          </w:p>
+          <w:p>
+            <w:pPr>
+              <w:pStyle w:val="green"/>
+              <w:rPr>
+                <w:b/>
+                <w:bCs/>
+              </w:rPr>
+            </w:pPr>
+            <w:r>
+              <w:rPr>
+                <w:b/>
+                <w:bCs/>
+              </w:rPr>
+              <w:t xml:space="preserve">to see to whom and all we assigned this permission set </w:t>
+            </w:r>
+          </w:p>
+          <w:p>
+            <w:pPr>
+              <w:pStyle w:val="green"/>
+              <w:rPr>
+                <w:b/>
+                <w:bCs/>
+              </w:rPr>
+            </w:pPr>
+            <w:r>
+              <w:rPr>
+                <w:b/>
+                <w:bCs/>
+              </w:rPr>
+              <w:t xml:space="preserve">Setup </w:t>
+            </w:r>
+            <w:r>
+              <w:rPr>
+                <w:rFonts w:ascii="Times New Roman" w:hAnsi="Times New Roman" w:cs="Times New Roman"/>
+                <w:b/>
+                <w:bCs/>
+              </w:rPr>
+              <w:t>→</w:t>
+            </w:r>
+            <w:r>
+              <w:rPr>
+                <w:b/>
+                <w:bCs/>
+              </w:rPr>
+              <w:t xml:space="preserve"> Permission Sets </w:t>
+            </w:r>
+            <w:r>
+              <w:rPr>
+                <w:rFonts w:ascii="Times New Roman" w:hAnsi="Times New Roman" w:cs="Times New Roman"/>
+                <w:b/>
+                <w:bCs/>
+              </w:rPr>
+              <w:t>→</w:t>
+            </w:r>
+            <w:r>
+              <w:rPr>
+                <w:b/>
+                <w:bCs/>
+              </w:rPr>
+              <w:t xml:space="preserve"> Click Permission Set</w:t>
+            </w:r>
+            <w:r>
+              <w:rPr>
+                <w:b/>
+                <w:bCs/>
+              </w:rPr>
+              <w:t xml:space="preserve"> –then click manage assignments</w:t>
+            </w:r>
+          </w:p>
+          <w:p>
+            <w:pPr>
+              <w:pStyle w:val="green"/>
+              <w:rPr>
+                <w:b/>
+                <w:bCs/>
+              </w:rPr>
+            </w:pPr>
+            <w:r>
+              <w:rPr>
+                <w:noProof/>
+              </w:rPr>
+              <w:drawing>
+                <wp:inline distT="0" distB="0" distL="0" distR="0" wp14:anchorId="1DA4B6C2" wp14:editId="5303F389">
+                  <wp:extent cx="5057775" cy="676275"/>
+                  <wp:effectExtent l="0" t="0" r="9525" b="9525"/>
+                  <wp:docPr id="85" name="Picture 85"/>
+                  <wp:cNvGraphicFramePr>
+                    <a:graphicFrameLocks xmlns:a="http://schemas.openxmlformats.org/drawingml/2006/main" noChangeAspect="1"/>
+                  </wp:cNvGraphicFramePr>
+                  <a:graphic xmlns:a="http://schemas.openxmlformats.org/drawingml/2006/main">
+                    <a:graphicData uri="http://schemas.openxmlformats.org/drawingml/2006/picture">
+                      <pic:pic xmlns:pic="http://schemas.openxmlformats.org/drawingml/2006/picture">
+                        <pic:nvPicPr>
+                          <pic:cNvPr id="1" name=""/>
+                          <pic:cNvPicPr/>
+                        </pic:nvPicPr>
+                        <pic:blipFill>
+                          <a:blip r:embed="rId19"/>
+                          <a:stretch>
+                            <a:fillRect/>
+                          </a:stretch>
+                        </pic:blipFill>
+                        <pic:spPr>
+                          <a:xfrm>
+                            <a:off x="0" y="0"/>
+                            <a:ext cx="5057775" cy="676275"/>
+                          </a:xfrm>
+                          <a:prstGeom prst="rect">
+                            <a:avLst/>
+                          </a:prstGeom>
+                        </pic:spPr>
+                      </pic:pic>
+                    </a:graphicData>
+                  </a:graphic>
+                </wp:inline>
+              </w:drawing>
+            </w:r>
+          </w:p>
+        </w:tc>
+      </w:tr>
+    </w:tbl>
+    <w:p>
+      <w:pPr>
+        <w:pStyle w:val="green"/>
+      </w:pPr>
+    </w:p>
+    <w:p>
       <w:r>
         <w:lastRenderedPageBreak/>
+        <w:t>:</w:t>
+      </w:r>
+    </w:p>
+    <w:p>
+      <w:pPr>
+        <w:pStyle w:val="green"/>
+      </w:pPr>
+    </w:p>
+    <w:tbl>
+      <w:tblPr>
+        <w:tblStyle w:val="TableGrid"/>
+        <w:tblW w:w="0" w:type="auto"/>
+        <w:tblLook w:val="04A0" w:firstRow="1" w:lastRow="0" w:firstColumn="1" w:lastColumn="0" w:noHBand="0" w:noVBand="1"/>
+      </w:tblPr>
+      <w:tblGrid>
+        <w:gridCol w:w="11515"/>
+        <w:gridCol w:w="11515"/>
+      </w:tblGrid>
+      <w:tr>
+        <w:tc>
+          <w:tcPr>
+            <w:tcW w:w="11515" w:type="dxa"/>
+          </w:tcPr>
+          <w:p>
+            <w:pPr>
+              <w:pStyle w:val="Heading1"/>
+              <w:outlineLvl w:val="0"/>
+            </w:pPr>
+            <w:r>
+              <w:t>Key Differences Table</w:t>
+            </w:r>
+          </w:p>
+          <w:tbl>
+            <w:tblPr>
+              <w:tblW w:w="0" w:type="auto"/>
+              <w:tblCellSpacing w:w="15" w:type="dxa"/>
+              <w:tblCellMar>
+                <w:top w:w="15" w:type="dxa"/>
+                <w:left w:w="15" w:type="dxa"/>
+                <w:bottom w:w="15" w:type="dxa"/>
+                <w:right w:w="15" w:type="dxa"/>
+              </w:tblCellMar>
+              <w:tblLook w:val="04A0" w:firstRow="1" w:lastRow="0" w:firstColumn="1" w:lastColumn="0" w:noHBand="0" w:noVBand="1"/>
+            </w:tblPr>
+            <w:tblGrid>
+              <w:gridCol w:w="2000"/>
+              <w:gridCol w:w="3264"/>
+              <w:gridCol w:w="2232"/>
+            </w:tblGrid>
+            <w:tr>
+              <w:trPr>
+                <w:tblHeader/>
+                <w:tblCellSpacing w:w="15" w:type="dxa"/>
+              </w:trPr>
+              <w:tc>
+                <w:tcPr>
+                  <w:tcW w:w="0" w:type="auto"/>
+                  <w:vAlign w:val="center"/>
+                  <w:hideMark/>
+                </w:tcPr>
+                <w:p>
+                  <w:pPr>
+                    <w:jc w:val="center"/>
+                    <w:rPr>
+                      <w:b/>
+                      <w:bCs/>
+                    </w:rPr>
+                  </w:pPr>
+                  <w:r>
+                    <w:rPr>
+                      <w:b/>
+                      <w:bCs/>
+                    </w:rPr>
+                    <w:t>Feature</w:t>
+                  </w:r>
+                </w:p>
+              </w:tc>
+              <w:tc>
+                <w:tcPr>
+                  <w:tcW w:w="0" w:type="auto"/>
+                  <w:vAlign w:val="center"/>
+                  <w:hideMark/>
+                </w:tcPr>
+                <w:p>
+                  <w:pPr>
+                    <w:jc w:val="center"/>
+                    <w:rPr>
+                      <w:b/>
+                      <w:bCs/>
+                    </w:rPr>
+                  </w:pPr>
+                  <w:r>
+                    <w:rPr>
+                      <w:b/>
+                      <w:bCs/>
+                    </w:rPr>
+                    <w:t>Profile</w:t>
+                  </w:r>
+                </w:p>
+              </w:tc>
+              <w:tc>
+                <w:tcPr>
+                  <w:tcW w:w="0" w:type="auto"/>
+                  <w:vAlign w:val="center"/>
+                  <w:hideMark/>
+                </w:tcPr>
+                <w:p>
+                  <w:pPr>
+                    <w:jc w:val="center"/>
+                    <w:rPr>
+                      <w:b/>
+                      <w:bCs/>
+                    </w:rPr>
+                  </w:pPr>
+                  <w:r>
+                    <w:rPr>
+                      <w:b/>
+                      <w:bCs/>
+                    </w:rPr>
+                    <w:t>Permission Set</w:t>
+                  </w:r>
+                </w:p>
+              </w:tc>
+            </w:tr>
+            <w:tr>
+              <w:trPr>
+                <w:tblCellSpacing w:w="15" w:type="dxa"/>
+              </w:trPr>
+              <w:tc>
+                <w:tcPr>
+                  <w:tcW w:w="0" w:type="auto"/>
+                  <w:vAlign w:val="center"/>
+                  <w:hideMark/>
+                </w:tcPr>
+                <w:p>
+                  <w:r>
+                    <w:t>Mandatory</w:t>
+                  </w:r>
+                </w:p>
+              </w:tc>
+              <w:tc>
+                <w:tcPr>
+                  <w:tcW w:w="0" w:type="auto"/>
+                  <w:vAlign w:val="center"/>
+                  <w:hideMark/>
+                </w:tcPr>
+                <w:p>
+                  <w:r>
+                    <w:rPr>
+                      <w:rFonts w:ascii="Segoe UI Symbol" w:hAnsi="Segoe UI Symbol" w:cs="Segoe UI Symbol"/>
+                    </w:rPr>
+                    <w:t>✅</w:t>
+                  </w:r>
+                  <w:r>
+                    <w:t xml:space="preserve"> Yes</w:t>
+                  </w:r>
+                </w:p>
+              </w:tc>
+              <w:tc>
+                <w:tcPr>
+                  <w:tcW w:w="0" w:type="auto"/>
+                  <w:vAlign w:val="center"/>
+                  <w:hideMark/>
+                </w:tcPr>
+                <w:p>
+                  <w:r>
+                    <w:rPr>
+                      <w:rFonts w:ascii="Segoe UI Symbol" w:hAnsi="Segoe UI Symbol" w:cs="Segoe UI Symbol"/>
+                    </w:rPr>
+                    <w:t>❌</w:t>
+                  </w:r>
+                  <w:r>
+                    <w:t xml:space="preserve"> No</w:t>
+                  </w:r>
+                </w:p>
+              </w:tc>
+            </w:tr>
+            <w:tr>
+              <w:trPr>
+                <w:tblCellSpacing w:w="15" w:type="dxa"/>
+              </w:trPr>
+              <w:tc>
+                <w:tcPr>
+                  <w:tcW w:w="0" w:type="auto"/>
+                  <w:vAlign w:val="center"/>
+                  <w:hideMark/>
+                </w:tcPr>
+                <w:p>
+                  <w:r>
+                    <w:t>Per user</w:t>
+                  </w:r>
+                </w:p>
+              </w:tc>
+              <w:tc>
+                <w:tcPr>
+                  <w:tcW w:w="0" w:type="auto"/>
+                  <w:vAlign w:val="center"/>
+                  <w:hideMark/>
+                </w:tcPr>
+                <w:p>
+                  <w:r>
+                    <w:t>Exactly 1</w:t>
+                  </w:r>
+                </w:p>
+              </w:tc>
+              <w:tc>
+                <w:tcPr>
+                  <w:tcW w:w="0" w:type="auto"/>
+                  <w:vAlign w:val="center"/>
+                  <w:hideMark/>
+                </w:tcPr>
+                <w:p>
+                  <w:r>
+                    <w:t>Many</w:t>
+                  </w:r>
+                </w:p>
+              </w:tc>
+            </w:tr>
+            <w:tr>
+              <w:trPr>
+                <w:tblCellSpacing w:w="15" w:type="dxa"/>
+              </w:trPr>
+              <w:tc>
+                <w:tcPr>
+                  <w:tcW w:w="0" w:type="auto"/>
+                  <w:vAlign w:val="center"/>
+                  <w:hideMark/>
+                </w:tcPr>
+                <w:p>
+                  <w:r>
+                    <w:t>Purpose</w:t>
+                  </w:r>
+                </w:p>
+              </w:tc>
+              <w:tc>
+                <w:tcPr>
+                  <w:tcW w:w="0" w:type="auto"/>
+                  <w:vAlign w:val="center"/>
+                  <w:hideMark/>
+                </w:tcPr>
+                <w:p>
+                  <w:r>
+                    <w:t>Base access</w:t>
+                  </w:r>
+                </w:p>
+              </w:tc>
+              <w:tc>
+                <w:tcPr>
+                  <w:tcW w:w="0" w:type="auto"/>
+                  <w:vAlign w:val="center"/>
+                  <w:hideMark/>
+                </w:tcPr>
+                <w:p>
+                  <w:r>
+                    <w:t>Extra access</w:t>
+                  </w:r>
+                </w:p>
+              </w:tc>
+            </w:tr>
+            <w:tr>
+              <w:trPr>
+                <w:tblCellSpacing w:w="15" w:type="dxa"/>
+              </w:trPr>
+              <w:tc>
+                <w:tcPr>
+                  <w:tcW w:w="0" w:type="auto"/>
+                  <w:vAlign w:val="center"/>
+                  <w:hideMark/>
+                </w:tcPr>
+                <w:p>
+                  <w:r>
+                    <w:t>Remove access</w:t>
+                  </w:r>
+                </w:p>
+              </w:tc>
+              <w:tc>
+                <w:tcPr>
+                  <w:tcW w:w="0" w:type="auto"/>
+                  <w:vAlign w:val="center"/>
+                  <w:hideMark/>
+                </w:tcPr>
+                <w:p>
+                  <w:r>
+                    <w:rPr>
+                      <w:rFonts w:ascii="Segoe UI Symbol" w:hAnsi="Segoe UI Symbol" w:cs="Segoe UI Symbol"/>
+                    </w:rPr>
+                    <w:t>❌</w:t>
+                  </w:r>
+                  <w:r>
+                    <w:t xml:space="preserve"> Hard</w:t>
+                  </w:r>
+                </w:p>
+              </w:tc>
+              <w:tc>
+                <w:tcPr>
+                  <w:tcW w:w="0" w:type="auto"/>
+                  <w:vAlign w:val="center"/>
+                  <w:hideMark/>
+                </w:tcPr>
+                <w:p>
+                  <w:r>
+                    <w:rPr>
+                      <w:rFonts w:ascii="Segoe UI Symbol" w:hAnsi="Segoe UI Symbol" w:cs="Segoe UI Symbol"/>
+                    </w:rPr>
+                    <w:t>✅</w:t>
+                  </w:r>
+                  <w:r>
+                    <w:t xml:space="preserve"> Easy</w:t>
+                  </w:r>
+                </w:p>
+              </w:tc>
+            </w:tr>
+            <w:tr>
+              <w:trPr>
+                <w:tblCellSpacing w:w="15" w:type="dxa"/>
+              </w:trPr>
+              <w:tc>
+                <w:tcPr>
+                  <w:tcW w:w="0" w:type="auto"/>
+                  <w:vAlign w:val="center"/>
+                  <w:hideMark/>
+                </w:tcPr>
+                <w:p>
+                  <w:r>
+                    <w:t>Best practice</w:t>
+                  </w:r>
+                </w:p>
+              </w:tc>
+              <w:tc>
+                <w:tcPr>
+                  <w:tcW w:w="0" w:type="auto"/>
+                  <w:vAlign w:val="center"/>
+                  <w:hideMark/>
+                </w:tcPr>
+                <w:p>
+                  <w:r>
+                    <w:rPr>
+                      <w:rFonts w:ascii="Segoe UI Symbol" w:hAnsi="Segoe UI Symbol" w:cs="Segoe UI Symbol"/>
+                    </w:rPr>
+                    <w:t>❌</w:t>
+                  </w:r>
+                  <w:r>
+                    <w:t xml:space="preserve"> Avoid custom profiles</w:t>
+                  </w:r>
+                </w:p>
+              </w:tc>
+              <w:tc>
+                <w:tcPr>
+                  <w:tcW w:w="0" w:type="auto"/>
+                  <w:vAlign w:val="center"/>
+                  <w:hideMark/>
+                </w:tcPr>
+                <w:p>
+                  <w:r>
+                    <w:rPr>
+                      <w:rFonts w:ascii="Segoe UI Symbol" w:hAnsi="Segoe UI Symbol" w:cs="Segoe UI Symbol"/>
+                    </w:rPr>
+                    <w:t>✅</w:t>
+                  </w:r>
+                  <w:r>
+                    <w:t xml:space="preserve"> Use permsets</w:t>
+                  </w:r>
+                </w:p>
+              </w:tc>
+            </w:tr>
+            <w:tr>
+              <w:trPr>
+                <w:tblCellSpacing w:w="15" w:type="dxa"/>
+              </w:trPr>
+              <w:tc>
+                <w:tcPr>
+                  <w:tcW w:w="0" w:type="auto"/>
+                  <w:vAlign w:val="center"/>
+                  <w:hideMark/>
+                </w:tcPr>
+                <w:p>
+                  <w:r>
+                    <w:t>Assignment</w:t>
+                  </w:r>
+                </w:p>
+              </w:tc>
+              <w:tc>
+                <w:tcPr>
+                  <w:tcW w:w="0" w:type="auto"/>
+                  <w:vAlign w:val="center"/>
+                  <w:hideMark/>
+                </w:tcPr>
+                <w:p>
+                  <w:r>
+                    <w:t>During user creation</w:t>
+                  </w:r>
+                </w:p>
+              </w:tc>
+              <w:tc>
+                <w:tcPr>
+                  <w:tcW w:w="0" w:type="auto"/>
+                  <w:vAlign w:val="center"/>
+                  <w:hideMark/>
+                </w:tcPr>
+                <w:p>
+                  <w:r>
+                    <w:t>Anytime</w:t>
+                  </w:r>
+                </w:p>
+              </w:tc>
+            </w:tr>
+          </w:tbl>
+          <w:p>
+            <w:pPr>
+              <w:pStyle w:val="green"/>
+              <w:shd w:val="clear" w:color="auto" w:fill="auto"/>
+            </w:pPr>
+          </w:p>
+          <w:p>
+            <w:pPr>
+              <w:pStyle w:val="green"/>
+              <w:shd w:val="clear" w:color="auto" w:fill="auto"/>
+            </w:pPr>
+            <w:r>
+              <w:t>instead of creating a permission set why cant we create new profiles and why cant assign multiple profiles to same user – in sf for 1 person only 1 profile is allowed</w:t>
+            </w:r>
+          </w:p>
+          <w:p>
+            <w:pPr>
+              <w:pStyle w:val="green"/>
+              <w:rPr>
+                <w:b/>
+                <w:bCs/>
+              </w:rPr>
+            </w:pPr>
+            <w:r>
+              <w:rPr>
+                <w:rFonts w:ascii="Segoe UI Symbol" w:hAnsi="Segoe UI Symbol" w:cs="Segoe UI Symbol"/>
+                <w:b/>
+                <w:bCs/>
+              </w:rPr>
+              <w:t>🔥</w:t>
+            </w:r>
+            <w:r>
+              <w:rPr>
+                <w:b/>
+                <w:bCs/>
+              </w:rPr>
+              <w:t xml:space="preserve"> Modern Salesforce Best Practice</w:t>
+            </w:r>
+          </w:p>
+          <w:p>
+            <w:pPr>
+              <w:pStyle w:val="green"/>
+            </w:pPr>
+            <w:r>
+              <w:rPr>
+                <w:rFonts w:ascii="Segoe UI Symbol" w:hAnsi="Segoe UI Symbol" w:cs="Segoe UI Symbol"/>
+              </w:rPr>
+              <w:t>❌</w:t>
+            </w:r>
+            <w:r>
+              <w:t xml:space="preserve"> Old way:</w:t>
+            </w:r>
+          </w:p>
+          <w:p>
+            <w:pPr>
+              <w:pStyle w:val="green"/>
+            </w:pPr>
+            <w:r>
+              <w:t>Create many custom profiles</w:t>
+            </w:r>
+          </w:p>
+          <w:p>
+            <w:pPr>
+              <w:pStyle w:val="green"/>
+            </w:pPr>
+            <w:r>
+              <w:rPr>
+                <w:rFonts w:ascii="Segoe UI Symbol" w:hAnsi="Segoe UI Symbol" w:cs="Segoe UI Symbol"/>
+              </w:rPr>
+              <w:t>✅</w:t>
+            </w:r>
+            <w:r>
+              <w:t xml:space="preserve"> New way:</w:t>
+            </w:r>
+          </w:p>
+          <w:p>
+            <w:pPr>
+              <w:pStyle w:val="green"/>
+            </w:pPr>
+            <w:r>
+              <w:t>Few standard profiles + many permission sets</w:t>
+            </w:r>
+          </w:p>
+          <w:p>
+            <w:pPr>
+              <w:pStyle w:val="green"/>
+            </w:pPr>
+            <w:r>
+              <w:t>Why?</w:t>
+            </w:r>
+          </w:p>
+          <w:p>
+            <w:pPr>
+              <w:pStyle w:val="green"/>
+              <w:numPr>
+                <w:ilvl w:val="0"/>
+                <w:numId w:val="76"/>
+              </w:numPr>
+            </w:pPr>
+            <w:r>
+              <w:t>Easier maintenance</w:t>
+            </w:r>
+          </w:p>
+          <w:p>
+            <w:pPr>
+              <w:pStyle w:val="green"/>
+              <w:numPr>
+                <w:ilvl w:val="0"/>
+                <w:numId w:val="76"/>
+              </w:numPr>
+            </w:pPr>
+            <w:r>
+              <w:t>Easier auditing</w:t>
+            </w:r>
+          </w:p>
+          <w:p>
+            <w:pPr>
+              <w:pStyle w:val="green"/>
+              <w:numPr>
+                <w:ilvl w:val="0"/>
+                <w:numId w:val="76"/>
+              </w:numPr>
+            </w:pPr>
+            <w:r>
+              <w:t>More flexible access control</w:t>
+            </w:r>
+          </w:p>
+          <w:p>
+            <w:pPr>
+              <w:pStyle w:val="green"/>
+              <w:shd w:val="clear" w:color="auto" w:fill="auto"/>
+            </w:pPr>
+          </w:p>
+        </w:tc>
+        <w:tc>
+          <w:tcPr>
+            <w:tcW w:w="11515" w:type="dxa"/>
+          </w:tcPr>
+          <w:p>
+            <w:pPr>
+              <w:pStyle w:val="green"/>
+              <w:rPr>
+                <w:b/>
+                <w:bCs/>
+              </w:rPr>
+            </w:pPr>
+            <w:r>
+              <w:rPr>
+                <w:b/>
+                <w:bCs/>
+              </w:rPr>
+              <w:t>Real Project Example</w:t>
+            </w:r>
+          </w:p>
+          <w:p>
+            <w:pPr>
+              <w:pStyle w:val="green"/>
+              <w:rPr>
+                <w:b/>
+                <w:bCs/>
+              </w:rPr>
+            </w:pPr>
+            <w:r>
+              <w:rPr>
+                <w:b/>
+                <w:bCs/>
+              </w:rPr>
+              <w:t>Scenario:</w:t>
+            </w:r>
+          </w:p>
+          <w:p>
+            <w:pPr>
+              <w:pStyle w:val="green"/>
+            </w:pPr>
+            <w:r>
+              <w:t xml:space="preserve">You have </w:t>
+            </w:r>
+            <w:r>
+              <w:rPr>
+                <w:b/>
+                <w:bCs/>
+              </w:rPr>
+              <w:t>100 sales users</w:t>
+            </w:r>
+            <w:r>
+              <w:t>.</w:t>
+            </w:r>
+          </w:p>
+          <w:p>
+            <w:pPr>
+              <w:pStyle w:val="green"/>
+            </w:pPr>
+            <w:r>
+              <w:t xml:space="preserve">Only </w:t>
+            </w:r>
+            <w:r>
+              <w:rPr>
+                <w:b/>
+                <w:bCs/>
+              </w:rPr>
+              <w:t>10 users</w:t>
+            </w:r>
+            <w:r>
+              <w:t xml:space="preserve"> need:</w:t>
+            </w:r>
+          </w:p>
+          <w:p>
+            <w:pPr>
+              <w:pStyle w:val="green"/>
+              <w:numPr>
+                <w:ilvl w:val="0"/>
+                <w:numId w:val="77"/>
+              </w:numPr>
+            </w:pPr>
+            <w:r>
+              <w:t>Delete Opportunity</w:t>
+            </w:r>
+          </w:p>
+          <w:p>
+            <w:pPr>
+              <w:pStyle w:val="green"/>
+              <w:numPr>
+                <w:ilvl w:val="0"/>
+                <w:numId w:val="77"/>
+              </w:numPr>
+            </w:pPr>
+            <w:r>
+              <w:t>Run special reports</w:t>
+            </w:r>
+          </w:p>
+          <w:p>
+            <w:pPr>
+              <w:pStyle w:val="green"/>
+            </w:pPr>
+            <w:r>
+              <w:rPr>
+                <w:rFonts w:ascii="Segoe UI Symbol" w:hAnsi="Segoe UI Symbol" w:cs="Segoe UI Symbol"/>
+              </w:rPr>
+              <w:t>❌</w:t>
+            </w:r>
+            <w:r>
+              <w:t xml:space="preserve"> Create new profile </w:t>
+            </w:r>
+            <w:r>
+              <w:rPr>
+                <w:rFonts w:ascii="Times New Roman" w:hAnsi="Times New Roman" w:cs="Times New Roman"/>
+              </w:rPr>
+              <w:t>→</w:t>
+            </w:r>
+            <w:r>
+              <w:t xml:space="preserve"> BAD</w:t>
+            </w:r>
+            <w:r>
+              <w:br/>
+            </w:r>
+            <w:r>
+              <w:rPr>
+                <w:rFonts w:ascii="Segoe UI Symbol" w:hAnsi="Segoe UI Symbol" w:cs="Segoe UI Symbol"/>
+              </w:rPr>
+              <w:t>✅</w:t>
+            </w:r>
+            <w:r>
+              <w:t xml:space="preserve"> Create permission set </w:t>
+            </w:r>
+            <w:r>
+              <w:rPr>
+                <w:rFonts w:ascii="Times New Roman" w:hAnsi="Times New Roman" w:cs="Times New Roman"/>
+              </w:rPr>
+              <w:t>→</w:t>
+            </w:r>
+            <w:r>
+              <w:t xml:space="preserve"> GOOD</w:t>
+            </w:r>
+          </w:p>
+          <w:p>
+            <w:pPr>
+              <w:pStyle w:val="green"/>
+            </w:pPr>
+            <w:r>
+              <w:t>Assign permset only to those 10 users</w:t>
+            </w:r>
+          </w:p>
+          <w:p>
+            <w:pPr>
+              <w:pStyle w:val="green"/>
+              <w:shd w:val="clear" w:color="auto" w:fill="auto"/>
+            </w:pPr>
+          </w:p>
+          <w:p>
+            <w:pPr>
+              <w:pStyle w:val="green"/>
+              <w:rPr>
+                <w:b/>
+                <w:bCs/>
+              </w:rPr>
+            </w:pPr>
+            <w:r>
+              <w:rPr>
+                <w:b/>
+                <w:bCs/>
+              </w:rPr>
+              <w:t>How Salesforce Calculates Access</w:t>
+            </w:r>
+          </w:p>
+          <w:p>
+            <w:pPr>
+              <w:pStyle w:val="green"/>
+            </w:pPr>
+            <w:r>
+              <w:t>Final access =</w:t>
+            </w:r>
+          </w:p>
+          <w:p>
+            <w:pPr>
+              <w:pStyle w:val="green"/>
+            </w:pPr>
+            <w:r>
+              <w:t>Profile permissions</w:t>
+            </w:r>
+            <w:r>
+              <w:br/>
+              <w:t>+ Permission set permissions</w:t>
+            </w:r>
+            <w:r>
+              <w:br/>
+              <w:t>+ Permission set group permissions</w:t>
+            </w:r>
+          </w:p>
+          <w:p>
+            <w:pPr>
+              <w:pStyle w:val="green"/>
+            </w:pPr>
+            <w:r>
+              <w:t xml:space="preserve">Permission sets can </w:t>
+            </w:r>
+            <w:r>
+              <w:rPr>
+                <w:b/>
+                <w:bCs/>
+              </w:rPr>
+              <w:t>only add</w:t>
+            </w:r>
+            <w:r>
+              <w:t>, never remove.</w:t>
+            </w:r>
+          </w:p>
+          <w:p>
+            <w:pPr>
+              <w:pStyle w:val="green"/>
+              <w:shd w:val="clear" w:color="auto" w:fill="auto"/>
+            </w:pPr>
+          </w:p>
+        </w:tc>
+      </w:tr>
+    </w:tbl>
+    <w:p>
+      <w:pPr>
+        <w:pStyle w:val="green"/>
+      </w:pPr>
+    </w:p>
+    <w:p>
+      <w:pPr>
+        <w:pStyle w:val="h1-yello"/>
+      </w:pPr>
+      <w:r>
         <w:t>Objects</w:t>
       </w:r>
     </w:p>
@@ -1868,6 +3684,7 @@
         <w:rPr>
           <w:lang w:val="en-US"/>
         </w:rPr>
+        <w:lastRenderedPageBreak/>
         <w:t>Every obj will have ID col= 1</w:t>
       </w:r>
       <w:r>
@@ -2299,7 +4116,6 @@
           </w:p>
           <w:p>
             <w:r>
-              <w:lastRenderedPageBreak/>
               <w:t>Record Level Security</w:t>
             </w:r>
           </w:p>
@@ -2310,7 +4126,6 @@
           </w:tcPr>
           <w:p>
             <w:r>
-              <w:lastRenderedPageBreak/>
               <w:t>u can even clone profiles</w:t>
             </w:r>
             <w:r>
@@ -2382,6 +4197,7 @@
               <w:outlineLvl w:val="1"/>
             </w:pPr>
             <w:r>
+              <w:lastRenderedPageBreak/>
               <w:t>Object Level Security (OLS)</w:t>
             </w:r>
           </w:p>
@@ -2888,7 +4704,6 @@
                 <w:color w:val="ED7D31" w:themeColor="accent2"/>
                 <w:lang w:val="en-US"/>
               </w:rPr>
-              <w:lastRenderedPageBreak/>
               <w:t xml:space="preserve">Configuring </w:t>
             </w:r>
             <w:r>
@@ -2926,10 +4741,10 @@
           <w:p>
             <w:r>
               <w:object w:dxaOrig="3885" w:dyaOrig="6225" w14:anchorId="34183BB5">
-                <v:shape id="_x0000_i1027" type="#_x0000_t75" style="width:194.25pt;height:311.45pt" o:ole="">
-                  <v:imagedata r:id="rId17" o:title=""/>
+                <v:shape id="_x0000_i1031" type="#_x0000_t75" style="width:194.25pt;height:311.25pt" o:ole="">
+                  <v:imagedata r:id="rId20" o:title=""/>
                 </v:shape>
-                <o:OLEObject Type="Embed" ProgID="PBrush" ShapeID="_x0000_i1027" DrawAspect="Content" ObjectID="_1829717390" r:id="rId18"/>
+                <o:OLEObject Type="Embed" ProgID="PBrush" ShapeID="_x0000_i1031" DrawAspect="Content" ObjectID="_1834913191" r:id="rId21"/>
               </w:object>
             </w:r>
           </w:p>
@@ -2941,10 +4756,10 @@
           <w:p>
             <w:r>
               <w:object w:dxaOrig="9165" w:dyaOrig="4185" w14:anchorId="0EF17C93">
-                <v:shape id="_x0000_i1028" type="#_x0000_t75" style="width:457.95pt;height:209.3pt" o:ole="">
-                  <v:imagedata r:id="rId19" o:title=""/>
+                <v:shape id="_x0000_i1032" type="#_x0000_t75" style="width:457.5pt;height:209.25pt" o:ole="">
+                  <v:imagedata r:id="rId22" o:title=""/>
                 </v:shape>
-                <o:OLEObject Type="Embed" ProgID="PBrush" ShapeID="_x0000_i1028" DrawAspect="Content" ObjectID="_1829717391" r:id="rId20"/>
+                <o:OLEObject Type="Embed" ProgID="PBrush" ShapeID="_x0000_i1032" DrawAspect="Content" ObjectID="_1834913192" r:id="rId23"/>
               </w:object>
             </w:r>
           </w:p>
@@ -2986,6 +4801,7 @@
               <w:outlineLvl w:val="1"/>
             </w:pPr>
             <w:r>
+              <w:lastRenderedPageBreak/>
               <w:t>2</w:t>
             </w:r>
             <w:r>
@@ -3337,7 +5153,6 @@
               <w:rPr>
                 <w:rFonts w:ascii="Segoe UI Symbol" w:hAnsi="Segoe UI Symbol" w:cs="Segoe UI Symbol"/>
               </w:rPr>
-              <w:lastRenderedPageBreak/>
               <w:t>❌</w:t>
             </w:r>
             <w:r>
@@ -3395,6 +5210,7 @@
                 <w:szCs w:val="20"/>
                 <w:lang w:val="en-US" w:eastAsia="en-US"/>
               </w:rPr>
+              <w:lastRenderedPageBreak/>
               <w:t xml:space="preserve">here </w:t>
             </w:r>
             <w:r>
@@ -3468,10 +5284,10 @@
             </w:pPr>
             <w:r>
               <w:object w:dxaOrig="5130" w:dyaOrig="4995" w14:anchorId="6FFFFA70">
-                <v:shape id="_x0000_i1029" type="#_x0000_t75" style="width:256.2pt;height:249.5pt" o:ole="">
-                  <v:imagedata r:id="rId21" o:title=""/>
+                <v:shape id="_x0000_i1033" type="#_x0000_t75" style="width:256.5pt;height:249.75pt" o:ole="">
+                  <v:imagedata r:id="rId24" o:title=""/>
                 </v:shape>
-                <o:OLEObject Type="Embed" ProgID="PBrush" ShapeID="_x0000_i1029" DrawAspect="Content" ObjectID="_1829717392" r:id="rId22"/>
+                <o:OLEObject Type="Embed" ProgID="PBrush" ShapeID="_x0000_i1033" DrawAspect="Content" ObjectID="_1834913193" r:id="rId25"/>
               </w:object>
             </w:r>
           </w:p>
@@ -3661,32 +5477,32 @@
               <w:rPr>
                 <w:lang w:val="en-US"/>
               </w:rPr>
+              <w:t>You can give Read or Edit permission to a field, if you don’t give both then that field will not be visible.</w:t>
+            </w:r>
+          </w:p>
+          <w:p>
+            <w:pPr>
+              <w:spacing w:after="160" w:line="259" w:lineRule="auto"/>
+              <w:rPr>
+                <w:lang w:val="en-US"/>
+              </w:rPr>
+            </w:pPr>
+            <w:r>
+              <w:rPr>
+                <w:lang w:val="en-US"/>
+              </w:rPr>
+              <w:t>Field Level Security can be controlled using Profiles and Permission Sets.</w:t>
+            </w:r>
+          </w:p>
+          <w:p>
+            <w:pPr>
+              <w:pStyle w:val="NormalWeb"/>
+            </w:pPr>
+            <w:r>
+              <w:rPr>
+                <w:lang w:val="en-US"/>
+              </w:rPr>
               <w:lastRenderedPageBreak/>
-              <w:t>You can give Read or Edit permission to a field, if you don’t give both then that field will not be visible.</w:t>
-            </w:r>
-          </w:p>
-          <w:p>
-            <w:pPr>
-              <w:spacing w:after="160" w:line="259" w:lineRule="auto"/>
-              <w:rPr>
-                <w:lang w:val="en-US"/>
-              </w:rPr>
-            </w:pPr>
-            <w:r>
-              <w:rPr>
-                <w:lang w:val="en-US"/>
-              </w:rPr>
-              <w:t>Field Level Security can be controlled using Profiles and Permission Sets.</w:t>
-            </w:r>
-          </w:p>
-          <w:p>
-            <w:pPr>
-              <w:pStyle w:val="NormalWeb"/>
-            </w:pPr>
-            <w:r>
-              <w:rPr>
-                <w:lang w:val="en-US"/>
-              </w:rPr>
               <w:t xml:space="preserve">ex:- </w:t>
             </w:r>
             <w:r>
@@ -3853,7 +5669,7 @@
           <w:p>
             <w:r>
               <w:pict w14:anchorId="0FDAC957">
-                <v:rect id="_x0000_i1030" style="width:0;height:1.5pt" o:hralign="center" o:hrstd="t" o:hr="t" fillcolor="#a0a0a0" stroked="f"/>
+                <v:rect id="_x0000_i1034" style="width:0;height:1.5pt" o:hralign="center" o:hrstd="t" o:hr="t" fillcolor="#a0a0a0" stroked="f"/>
               </w:pict>
             </w:r>
           </w:p>
@@ -4008,7 +5824,7 @@
           <w:p>
             <w:r>
               <w:pict w14:anchorId="576AD6FC">
-                <v:rect id="_x0000_i1031" style="width:0;height:1.5pt" o:hralign="center" o:hrstd="t" o:hr="t" fillcolor="#a0a0a0" stroked="f"/>
+                <v:rect id="_x0000_i1035" style="width:0;height:1.5pt" o:hralign="center" o:hrstd="t" o:hr="t" fillcolor="#a0a0a0" stroked="f"/>
               </w:pict>
             </w:r>
           </w:p>
@@ -4174,7 +5990,7 @@
             <w:r>
               <w:lastRenderedPageBreak/>
               <w:pict w14:anchorId="7550CF6E">
-                <v:rect id="_x0000_i1032" style="width:0;height:1.5pt" o:hralign="center" o:hrstd="t" o:hr="t" fillcolor="#a0a0a0" stroked="f"/>
+                <v:rect id="_x0000_i1036" style="width:0;height:1.5pt" o:hralign="center" o:hrstd="t" o:hr="t" fillcolor="#a0a0a0" stroked="f"/>
               </w:pict>
             </w:r>
           </w:p>
@@ -4272,7 +6088,7 @@
           <w:p>
             <w:r>
               <w:pict w14:anchorId="3832A499">
-                <v:rect id="_x0000_i1033" style="width:0;height:1.5pt" o:hralign="center" o:hrstd="t" o:hr="t" fillcolor="#a0a0a0" stroked="f"/>
+                <v:rect id="_x0000_i1037" style="width:0;height:1.5pt" o:hralign="center" o:hrstd="t" o:hr="t" fillcolor="#a0a0a0" stroked="f"/>
               </w:pict>
             </w:r>
           </w:p>
@@ -5052,10 +6868,10 @@
             </w:pPr>
             <w:r>
               <w:object w:dxaOrig="3045" w:dyaOrig="3510" w14:anchorId="4E638ECE">
-                <v:shape id="_x0000_i1034" type="#_x0000_t75" style="width:152.35pt;height:175.8pt" o:ole="">
-                  <v:imagedata r:id="rId23" o:title=""/>
+                <v:shape id="_x0000_i1038" type="#_x0000_t75" style="width:152.25pt;height:175.5pt" o:ole="">
+                  <v:imagedata r:id="rId26" o:title=""/>
                 </v:shape>
-                <o:OLEObject Type="Embed" ProgID="PBrush" ShapeID="_x0000_i1034" DrawAspect="Content" ObjectID="_1829717393" r:id="rId24"/>
+                <o:OLEObject Type="Embed" ProgID="PBrush" ShapeID="_x0000_i1038" DrawAspect="Content" ObjectID="_1834913194" r:id="rId27"/>
               </w:object>
             </w:r>
             <w:r>
@@ -5068,7 +6884,6 @@
             <w:r>
               <w:rPr>
                 <w:noProof/>
-                <w:lang w:bidi="te-IN"/>
               </w:rPr>
               <w:drawing>
                 <wp:inline distT="0" distB="0" distL="0" distR="0" wp14:anchorId="1A7B3DEB" wp14:editId="050311E7">
@@ -5086,7 +6901,7 @@
                           <pic:cNvPicPr/>
                         </pic:nvPicPr>
                         <pic:blipFill>
-                          <a:blip r:embed="rId25"/>
+                          <a:blip r:embed="rId28"/>
                           <a:stretch>
                             <a:fillRect/>
                           </a:stretch>
@@ -5255,7 +7070,6 @@
             <w:r>
               <w:rPr>
                 <w:noProof/>
-                <w:lang w:bidi="te-IN"/>
               </w:rPr>
               <w:drawing>
                 <wp:inline distT="0" distB="0" distL="0" distR="0" wp14:anchorId="3A9B74C2" wp14:editId="78DB02D3">
@@ -5273,7 +7087,7 @@
                           <pic:cNvPicPr/>
                         </pic:nvPicPr>
                         <pic:blipFill>
-                          <a:blip r:embed="rId26"/>
+                          <a:blip r:embed="rId29"/>
                           <a:stretch>
                             <a:fillRect/>
                           </a:stretch>
@@ -6689,10 +8503,10 @@
             </w:pPr>
             <w:r>
               <w:object w:dxaOrig="3060" w:dyaOrig="2895" w14:anchorId="5EE7F010">
-                <v:shape id="_x0000_i1035" type="#_x0000_t75" style="width:153.2pt;height:144.85pt" o:ole="">
-                  <v:imagedata r:id="rId27" o:title=""/>
+                <v:shape id="_x0000_i1039" type="#_x0000_t75" style="width:153pt;height:144.75pt" o:ole="">
+                  <v:imagedata r:id="rId30" o:title=""/>
                 </v:shape>
-                <o:OLEObject Type="Embed" ProgID="PBrush" ShapeID="_x0000_i1035" DrawAspect="Content" ObjectID="_1829717394" r:id="rId28"/>
+                <o:OLEObject Type="Embed" ProgID="PBrush" ShapeID="_x0000_i1039" DrawAspect="Content" ObjectID="_1834913195" r:id="rId31"/>
               </w:object>
             </w:r>
           </w:p>
@@ -6750,7 +8564,6 @@
             <w:r>
               <w:rPr>
                 <w:noProof/>
-                <w:lang w:bidi="te-IN"/>
               </w:rPr>
               <w:lastRenderedPageBreak/>
               <w:drawing>
@@ -6769,7 +8582,7 @@
                           <pic:cNvPicPr/>
                         </pic:nvPicPr>
                         <pic:blipFill>
-                          <a:blip r:embed="rId29"/>
+                          <a:blip r:embed="rId32"/>
                           <a:stretch>
                             <a:fillRect/>
                           </a:stretch>
@@ -6858,7 +8671,6 @@
             <w:r>
               <w:rPr>
                 <w:noProof/>
-                <w:lang w:bidi="te-IN"/>
               </w:rPr>
               <w:drawing>
                 <wp:inline distT="0" distB="0" distL="0" distR="0" wp14:anchorId="25E84495" wp14:editId="5A9BC079">
@@ -6876,7 +8688,7 @@
                           <pic:cNvPicPr/>
                         </pic:nvPicPr>
                         <pic:blipFill>
-                          <a:blip r:embed="rId30"/>
+                          <a:blip r:embed="rId33"/>
                           <a:stretch>
                             <a:fillRect/>
                           </a:stretch>
@@ -6910,7 +8722,6 @@
             <w:r>
               <w:rPr>
                 <w:noProof/>
-                <w:lang w:bidi="te-IN"/>
               </w:rPr>
               <w:lastRenderedPageBreak/>
               <w:drawing>
@@ -6929,7 +8740,7 @@
                           <pic:cNvPicPr/>
                         </pic:nvPicPr>
                         <pic:blipFill>
-                          <a:blip r:embed="rId31"/>
+                          <a:blip r:embed="rId34"/>
                           <a:stretch>
                             <a:fillRect/>
                           </a:stretch>
@@ -7127,7 +8938,6 @@
             <w:r>
               <w:rPr>
                 <w:noProof/>
-                <w:lang w:bidi="te-IN"/>
               </w:rPr>
               <w:drawing>
                 <wp:inline distT="0" distB="0" distL="0" distR="0" wp14:anchorId="3D7D886A" wp14:editId="13E72BFE">
@@ -7145,7 +8955,7 @@
                           <pic:cNvPicPr/>
                         </pic:nvPicPr>
                         <pic:blipFill>
-                          <a:blip r:embed="rId32"/>
+                          <a:blip r:embed="rId35"/>
                           <a:stretch>
                             <a:fillRect/>
                           </a:stretch>
@@ -7209,7 +9019,6 @@
                   <w:r>
                     <w:rPr>
                       <w:noProof/>
-                      <w:lang w:bidi="te-IN"/>
                     </w:rPr>
                     <w:drawing>
                       <wp:inline distT="0" distB="0" distL="0" distR="0" wp14:anchorId="268F6ED1" wp14:editId="679AFC99">
@@ -7227,7 +9036,7 @@
                                 <pic:cNvPicPr/>
                               </pic:nvPicPr>
                               <pic:blipFill>
-                                <a:blip r:embed="rId33"/>
+                                <a:blip r:embed="rId36"/>
                                 <a:stretch>
                                   <a:fillRect/>
                                 </a:stretch>
@@ -7677,7 +9486,6 @@
                       <w:rFonts w:ascii="Segoe UI" w:hAnsi="Segoe UI" w:cs="Segoe UI"/>
                       <w:noProof/>
                       <w:color w:val="181818"/>
-                      <w:lang w:bidi="te-IN"/>
                     </w:rPr>
                     <w:drawing>
                       <wp:inline distT="0" distB="0" distL="0" distR="0" wp14:anchorId="3FD96E05" wp14:editId="135E9A00">
@@ -7695,7 +9503,7 @@
                                 <pic:cNvPicPr/>
                               </pic:nvPicPr>
                               <pic:blipFill>
-                                <a:blip r:embed="rId34"/>
+                                <a:blip r:embed="rId37"/>
                                 <a:stretch>
                                   <a:fillRect/>
                                 </a:stretch>
@@ -7766,7 +9574,6 @@
                       <w:rFonts w:ascii="Segoe UI" w:hAnsi="Segoe UI" w:cs="Segoe UI"/>
                       <w:noProof/>
                       <w:color w:val="181818"/>
-                      <w:lang w:bidi="te-IN"/>
                     </w:rPr>
                     <w:lastRenderedPageBreak/>
                     <w:drawing>
@@ -7785,7 +9592,7 @@
                                 <pic:cNvPicPr/>
                               </pic:nvPicPr>
                               <pic:blipFill>
-                                <a:blip r:embed="rId35"/>
+                                <a:blip r:embed="rId38"/>
                                 <a:stretch>
                                   <a:fillRect/>
                                 </a:stretch>
@@ -7833,7 +9640,6 @@
                       <w:rFonts w:ascii="Segoe UI" w:hAnsi="Segoe UI" w:cs="Segoe UI"/>
                       <w:noProof/>
                       <w:color w:val="181818"/>
-                      <w:lang w:bidi="te-IN"/>
                     </w:rPr>
                     <w:drawing>
                       <wp:inline distT="0" distB="0" distL="0" distR="0" wp14:anchorId="25DC85DD" wp14:editId="180847C7">
@@ -7851,7 +9657,7 @@
                                 <pic:cNvPicPr/>
                               </pic:nvPicPr>
                               <pic:blipFill>
-                                <a:blip r:embed="rId36"/>
+                                <a:blip r:embed="rId39"/>
                                 <a:stretch>
                                   <a:fillRect/>
                                 </a:stretch>
@@ -8651,10 +10457,10 @@
             </w:pPr>
             <w:r>
               <w:object w:dxaOrig="5670" w:dyaOrig="1770" w14:anchorId="6A4CC91C">
-                <v:shape id="_x0000_i1036" type="#_x0000_t75" style="width:283.8pt;height:88.75pt" o:ole="">
-                  <v:imagedata r:id="rId37" o:title=""/>
+                <v:shape id="_x0000_i1040" type="#_x0000_t75" style="width:283.5pt;height:88.5pt" o:ole="">
+                  <v:imagedata r:id="rId40" o:title=""/>
                 </v:shape>
-                <o:OLEObject Type="Embed" ProgID="PBrush" ShapeID="_x0000_i1036" DrawAspect="Content" ObjectID="_1829717395" r:id="rId38"/>
+                <o:OLEObject Type="Embed" ProgID="PBrush" ShapeID="_x0000_i1040" DrawAspect="Content" ObjectID="_1834913196" r:id="rId41"/>
               </w:object>
             </w:r>
           </w:p>
@@ -8740,10 +10546,10 @@
             </w:pPr>
             <w:r>
               <w:object w:dxaOrig="7020" w:dyaOrig="4365" w14:anchorId="69460CF8">
-                <v:shape id="_x0000_i1037" type="#_x0000_t75" style="width:350.8pt;height:218.5pt" o:ole="">
-                  <v:imagedata r:id="rId39" o:title=""/>
+                <v:shape id="_x0000_i1041" type="#_x0000_t75" style="width:351pt;height:218.25pt" o:ole="">
+                  <v:imagedata r:id="rId42" o:title=""/>
                 </v:shape>
-                <o:OLEObject Type="Embed" ProgID="PBrush" ShapeID="_x0000_i1037" DrawAspect="Content" ObjectID="_1829717396" r:id="rId40"/>
+                <o:OLEObject Type="Embed" ProgID="PBrush" ShapeID="_x0000_i1041" DrawAspect="Content" ObjectID="_1834913197" r:id="rId43"/>
               </w:object>
             </w:r>
           </w:p>
@@ -8815,7 +10621,6 @@
             <w:r>
               <w:rPr>
                 <w:noProof/>
-                <w:lang w:bidi="te-IN"/>
               </w:rPr>
               <w:lastRenderedPageBreak/>
               <w:drawing>
@@ -8834,7 +10639,7 @@
                           <pic:cNvPicPr/>
                         </pic:nvPicPr>
                         <pic:blipFill>
-                          <a:blip r:embed="rId41"/>
+                          <a:blip r:embed="rId44"/>
                           <a:stretch>
                             <a:fillRect/>
                           </a:stretch>
@@ -9393,10 +11198,10 @@
             </w:pPr>
             <w:r>
               <w:object w:dxaOrig="4305" w:dyaOrig="10335" w14:anchorId="262146BC">
-                <v:shape id="_x0000_i1038" type="#_x0000_t75" style="width:215.15pt;height:516.55pt" o:ole="">
-                  <v:imagedata r:id="rId42" o:title=""/>
+                <v:shape id="_x0000_i1042" type="#_x0000_t75" style="width:215.25pt;height:516.75pt" o:ole="">
+                  <v:imagedata r:id="rId45" o:title=""/>
                 </v:shape>
-                <o:OLEObject Type="Embed" ProgID="PBrush" ShapeID="_x0000_i1038" DrawAspect="Content" ObjectID="_1829717397" r:id="rId43"/>
+                <o:OLEObject Type="Embed" ProgID="PBrush" ShapeID="_x0000_i1042" DrawAspect="Content" ObjectID="_1834913198" r:id="rId46"/>
               </w:object>
             </w:r>
           </w:p>
@@ -9435,7 +11240,6 @@
             <w:r>
               <w:rPr>
                 <w:noProof/>
-                <w:lang w:bidi="te-IN"/>
               </w:rPr>
               <w:lastRenderedPageBreak/>
               <w:drawing>
@@ -9454,7 +11258,7 @@
                           <pic:cNvPicPr/>
                         </pic:nvPicPr>
                         <pic:blipFill>
-                          <a:blip r:embed="rId44"/>
+                          <a:blip r:embed="rId47"/>
                           <a:stretch>
                             <a:fillRect/>
                           </a:stretch>
@@ -9485,7 +11289,6 @@
             <w:r>
               <w:rPr>
                 <w:noProof/>
-                <w:lang w:bidi="te-IN"/>
               </w:rPr>
               <w:drawing>
                 <wp:inline distT="0" distB="0" distL="0" distR="0" wp14:anchorId="4D5CF962" wp14:editId="02D7F9F3">
@@ -9503,7 +11306,7 @@
                           <pic:cNvPicPr/>
                         </pic:nvPicPr>
                         <pic:blipFill>
-                          <a:blip r:embed="rId45"/>
+                          <a:blip r:embed="rId48"/>
                           <a:stretch>
                             <a:fillRect/>
                           </a:stretch>
@@ -9548,10 +11351,10 @@
             </w:pPr>
             <w:r>
               <w:object w:dxaOrig="2970" w:dyaOrig="5280" w14:anchorId="5EB316BE">
-                <v:shape id="_x0000_i1039" type="#_x0000_t75" style="width:148.2pt;height:263.7pt" o:ole="">
-                  <v:imagedata r:id="rId46" o:title=""/>
+                <v:shape id="_x0000_i1043" type="#_x0000_t75" style="width:148.5pt;height:264pt" o:ole="">
+                  <v:imagedata r:id="rId49" o:title=""/>
                 </v:shape>
-                <o:OLEObject Type="Embed" ProgID="PBrush" ShapeID="_x0000_i1039" DrawAspect="Content" ObjectID="_1829717398" r:id="rId47"/>
+                <o:OLEObject Type="Embed" ProgID="PBrush" ShapeID="_x0000_i1043" DrawAspect="Content" ObjectID="_1834913199" r:id="rId50"/>
               </w:object>
             </w:r>
           </w:p>
@@ -9908,7 +11711,6 @@
             <w:r>
               <w:rPr>
                 <w:noProof/>
-                <w:lang w:bidi="te-IN"/>
               </w:rPr>
               <w:drawing>
                 <wp:inline distT="0" distB="0" distL="0" distR="0" wp14:anchorId="72723C35" wp14:editId="237CA22F">
@@ -9926,7 +11728,7 @@
                           <pic:cNvPicPr/>
                         </pic:nvPicPr>
                         <pic:blipFill>
-                          <a:blip r:embed="rId48"/>
+                          <a:blip r:embed="rId51"/>
                           <a:stretch>
                             <a:fillRect/>
                           </a:stretch>
@@ -10202,10 +12004,10 @@
             </w:pPr>
             <w:r>
               <w:object w:dxaOrig="7935" w:dyaOrig="8250" w14:anchorId="5592F557">
-                <v:shape id="_x0000_i1040" type="#_x0000_t75" style="width:396.85pt;height:412.75pt" o:ole="">
-                  <v:imagedata r:id="rId49" o:title=""/>
+                <v:shape id="_x0000_i1044" type="#_x0000_t75" style="width:396.75pt;height:413.25pt" o:ole="">
+                  <v:imagedata r:id="rId52" o:title=""/>
                 </v:shape>
-                <o:OLEObject Type="Embed" ProgID="PBrush" ShapeID="_x0000_i1040" DrawAspect="Content" ObjectID="_1829717399" r:id="rId50"/>
+                <o:OLEObject Type="Embed" ProgID="PBrush" ShapeID="_x0000_i1044" DrawAspect="Content" ObjectID="_1834913200" r:id="rId53"/>
               </w:object>
             </w:r>
           </w:p>
@@ -10626,10 +12428,10 @@
                   </w:pPr>
                   <w:r>
                     <w:object w:dxaOrig="5490" w:dyaOrig="930" w14:anchorId="455C9FE6">
-                      <v:shape id="_x0000_i1041" type="#_x0000_t75" style="width:274.6pt;height:46.9pt" o:ole="">
-                        <v:imagedata r:id="rId51" o:title=""/>
+                      <v:shape id="_x0000_i1045" type="#_x0000_t75" style="width:274.5pt;height:47.25pt" o:ole="">
+                        <v:imagedata r:id="rId54" o:title=""/>
                       </v:shape>
-                      <o:OLEObject Type="Embed" ProgID="PBrush" ShapeID="_x0000_i1041" DrawAspect="Content" ObjectID="_1829717400" r:id="rId52"/>
+                      <o:OLEObject Type="Embed" ProgID="PBrush" ShapeID="_x0000_i1045" DrawAspect="Content" ObjectID="_1834913201" r:id="rId55"/>
                     </w:object>
                   </w:r>
                 </w:p>
@@ -10686,7 +12488,6 @@
                   <w:r>
                     <w:rPr>
                       <w:noProof/>
-                      <w:lang w:bidi="te-IN"/>
                     </w:rPr>
                     <w:drawing>
                       <wp:inline distT="0" distB="0" distL="0" distR="0" wp14:anchorId="07CEB967" wp14:editId="20AB6396">
@@ -10704,7 +12505,7 @@
                                 <pic:cNvPicPr/>
                               </pic:nvPicPr>
                               <pic:blipFill>
-                                <a:blip r:embed="rId53"/>
+                                <a:blip r:embed="rId56"/>
                                 <a:stretch>
                                   <a:fillRect/>
                                 </a:stretch>
@@ -10771,7 +12572,6 @@
                   <w:r>
                     <w:rPr>
                       <w:noProof/>
-                      <w:lang w:bidi="te-IN"/>
                     </w:rPr>
                     <w:drawing>
                       <wp:inline distT="0" distB="0" distL="0" distR="0" wp14:anchorId="5F1D12C8" wp14:editId="79666B8D">
@@ -10789,7 +12589,7 @@
                                 <pic:cNvPicPr/>
                               </pic:nvPicPr>
                               <pic:blipFill>
-                                <a:blip r:embed="rId54"/>
+                                <a:blip r:embed="rId57"/>
                                 <a:stretch>
                                   <a:fillRect/>
                                 </a:stretch>
@@ -10870,7 +12670,6 @@
                   <w:r>
                     <w:rPr>
                       <w:noProof/>
-                      <w:lang w:bidi="te-IN"/>
                     </w:rPr>
                     <w:drawing>
                       <wp:inline distT="0" distB="0" distL="0" distR="0" wp14:anchorId="699F5295" wp14:editId="20301DBC">
@@ -10888,7 +12687,7 @@
                                 <pic:cNvPicPr/>
                               </pic:nvPicPr>
                               <pic:blipFill>
-                                <a:blip r:embed="rId55"/>
+                                <a:blip r:embed="rId58"/>
                                 <a:stretch>
                                   <a:fillRect/>
                                 </a:stretch>
@@ -10958,10 +12757,10 @@
                   </w:pPr>
                   <w:r>
                     <w:object w:dxaOrig="4020" w:dyaOrig="1335" w14:anchorId="0787AAE9">
-                      <v:shape id="_x0000_i1042" type="#_x0000_t75" style="width:200.95pt;height:67pt" o:ole="">
-                        <v:imagedata r:id="rId56" o:title=""/>
+                      <v:shape id="_x0000_i1046" type="#_x0000_t75" style="width:201pt;height:66.75pt" o:ole="">
+                        <v:imagedata r:id="rId59" o:title=""/>
                       </v:shape>
-                      <o:OLEObject Type="Embed" ProgID="PBrush" ShapeID="_x0000_i1042" DrawAspect="Content" ObjectID="_1829717401" r:id="rId57"/>
+                      <o:OLEObject Type="Embed" ProgID="PBrush" ShapeID="_x0000_i1046" DrawAspect="Content" ObjectID="_1834913202" r:id="rId60"/>
                     </w:object>
                   </w:r>
                 </w:p>
@@ -11128,10 +12927,10 @@
             </w:pPr>
             <w:r>
               <w:object w:dxaOrig="4275" w:dyaOrig="5670" w14:anchorId="76D3344E">
-                <v:shape id="_x0000_i1043" type="#_x0000_t75" style="width:213.5pt;height:283.8pt" o:ole="">
-                  <v:imagedata r:id="rId58" o:title=""/>
+                <v:shape id="_x0000_i1047" type="#_x0000_t75" style="width:213.75pt;height:283.5pt" o:ole="">
+                  <v:imagedata r:id="rId61" o:title=""/>
                 </v:shape>
-                <o:OLEObject Type="Embed" ProgID="PBrush" ShapeID="_x0000_i1043" DrawAspect="Content" ObjectID="_1829717402" r:id="rId59"/>
+                <o:OLEObject Type="Embed" ProgID="PBrush" ShapeID="_x0000_i1047" DrawAspect="Content" ObjectID="_1834913203" r:id="rId62"/>
               </w:object>
             </w:r>
           </w:p>
@@ -11396,10 +13195,10 @@
             </w:pPr>
             <w:r>
               <w:object w:dxaOrig="3360" w:dyaOrig="5205" w14:anchorId="2C859951">
-                <v:shape id="_x0000_i1044" type="#_x0000_t75" style="width:168.3pt;height:260.35pt" o:ole="">
-                  <v:imagedata r:id="rId60" o:title=""/>
+                <v:shape id="_x0000_i1048" type="#_x0000_t75" style="width:168pt;height:260.25pt" o:ole="">
+                  <v:imagedata r:id="rId63" o:title=""/>
                 </v:shape>
-                <o:OLEObject Type="Embed" ProgID="PBrush" ShapeID="_x0000_i1044" DrawAspect="Content" ObjectID="_1829717403" r:id="rId61"/>
+                <o:OLEObject Type="Embed" ProgID="PBrush" ShapeID="_x0000_i1048" DrawAspect="Content" ObjectID="_1834913204" r:id="rId64"/>
               </w:object>
             </w:r>
             <w:r>
@@ -11527,10 +13326,10 @@
                   </w:pPr>
                   <w:r>
                     <w:object w:dxaOrig="3360" w:dyaOrig="1965" w14:anchorId="710F309A">
-                      <v:shape id="_x0000_i1045" type="#_x0000_t75" style="width:168.3pt;height:97.95pt" o:ole="">
-                        <v:imagedata r:id="rId62" o:title=""/>
+                      <v:shape id="_x0000_i1049" type="#_x0000_t75" style="width:168pt;height:98.25pt" o:ole="">
+                        <v:imagedata r:id="rId65" o:title=""/>
                       </v:shape>
-                      <o:OLEObject Type="Embed" ProgID="PBrush" ShapeID="_x0000_i1045" DrawAspect="Content" ObjectID="_1829717404" r:id="rId63"/>
+                      <o:OLEObject Type="Embed" ProgID="PBrush" ShapeID="_x0000_i1049" DrawAspect="Content" ObjectID="_1834913205" r:id="rId66"/>
                     </w:object>
                   </w:r>
                 </w:p>
@@ -11740,10 +13539,10 @@
                   </w:pPr>
                   <w:r>
                     <w:object w:dxaOrig="4155" w:dyaOrig="5025" w14:anchorId="08A41537">
-                      <v:shape id="_x0000_i1046" type="#_x0000_t75" style="width:207.65pt;height:251.15pt" o:ole="">
-                        <v:imagedata r:id="rId64" o:title=""/>
+                      <v:shape id="_x0000_i1050" type="#_x0000_t75" style="width:207.75pt;height:251.25pt" o:ole="">
+                        <v:imagedata r:id="rId67" o:title=""/>
                       </v:shape>
-                      <o:OLEObject Type="Embed" ProgID="PBrush" ShapeID="_x0000_i1046" DrawAspect="Content" ObjectID="_1829717405" r:id="rId65"/>
+                      <o:OLEObject Type="Embed" ProgID="PBrush" ShapeID="_x0000_i1050" DrawAspect="Content" ObjectID="_1834913206" r:id="rId68"/>
                     </w:object>
                   </w:r>
                 </w:p>
@@ -12527,7 +14326,7 @@
                     </w:rPr>
                     <w:t>You need to load 50,000 to 150 million records. If you need to load more than 150 million records, we recommend you work with a Salesforce partner or visit the </w:t>
                   </w:r>
-                  <w:hyperlink r:id="rId66" w:tgtFrame="_blank" w:history="1">
+                  <w:hyperlink r:id="rId69" w:tgtFrame="_blank" w:history="1">
                     <w:r>
                       <w:rPr>
                         <w:rStyle w:val="Hyperlink"/>
@@ -13090,7 +14889,6 @@
             <w:r>
               <w:rPr>
                 <w:noProof/>
-                <w:lang w:bidi="te-IN"/>
               </w:rPr>
               <w:drawing>
                 <wp:inline distT="0" distB="0" distL="0" distR="0" wp14:anchorId="41444D21" wp14:editId="744FC892">
@@ -13108,7 +14906,7 @@
                           <pic:cNvPicPr/>
                         </pic:nvPicPr>
                         <pic:blipFill>
-                          <a:blip r:embed="rId67"/>
+                          <a:blip r:embed="rId70"/>
                           <a:stretch>
                             <a:fillRect/>
                           </a:stretch>
@@ -13279,7 +15077,6 @@
             <w:r>
               <w:rPr>
                 <w:noProof/>
-                <w:lang w:bidi="te-IN"/>
               </w:rPr>
               <w:lastRenderedPageBreak/>
               <w:drawing>
@@ -13298,7 +15095,7 @@
                           <pic:cNvPicPr/>
                         </pic:nvPicPr>
                         <pic:blipFill>
-                          <a:blip r:embed="rId68"/>
+                          <a:blip r:embed="rId71"/>
                           <a:stretch>
                             <a:fillRect/>
                           </a:stretch>
@@ -13385,10 +15182,10 @@
                   </w:pPr>
                   <w:r>
                     <w:object w:dxaOrig="3375" w:dyaOrig="4845" w14:anchorId="1276E576">
-                      <v:shape id="_x0000_i1047" type="#_x0000_t75" style="width:169.1pt;height:241.95pt" o:ole="">
-                        <v:imagedata r:id="rId69" o:title=""/>
+                      <v:shape id="_x0000_i1051" type="#_x0000_t75" style="width:168.75pt;height:242.25pt" o:ole="">
+                        <v:imagedata r:id="rId72" o:title=""/>
                       </v:shape>
-                      <o:OLEObject Type="Embed" ProgID="PBrush" ShapeID="_x0000_i1047" DrawAspect="Content" ObjectID="_1829717406" r:id="rId70"/>
+                      <o:OLEObject Type="Embed" ProgID="PBrush" ShapeID="_x0000_i1051" DrawAspect="Content" ObjectID="_1834913207" r:id="rId73"/>
                     </w:object>
                   </w:r>
                 </w:p>
@@ -13434,7 +15231,6 @@
                   <w:r>
                     <w:rPr>
                       <w:noProof/>
-                      <w:lang w:bidi="te-IN"/>
                     </w:rPr>
                     <w:drawing>
                       <wp:inline distT="0" distB="0" distL="0" distR="0" wp14:anchorId="37750EFE" wp14:editId="20CCEA50">
@@ -13452,7 +15248,7 @@
                                 <pic:cNvPicPr/>
                               </pic:nvPicPr>
                               <pic:blipFill>
-                                <a:blip r:embed="rId71"/>
+                                <a:blip r:embed="rId74"/>
                                 <a:stretch>
                                   <a:fillRect/>
                                 </a:stretch>
@@ -13496,7 +15292,6 @@
                   <w:r>
                     <w:rPr>
                       <w:noProof/>
-                      <w:lang w:bidi="te-IN"/>
                     </w:rPr>
                     <w:drawing>
                       <wp:inline distT="0" distB="0" distL="0" distR="0" wp14:anchorId="24ED1175" wp14:editId="35C3848E">
@@ -13514,7 +15309,7 @@
                                 <pic:cNvPicPr/>
                               </pic:nvPicPr>
                               <pic:blipFill>
-                                <a:blip r:embed="rId72"/>
+                                <a:blip r:embed="rId75"/>
                                 <a:stretch>
                                   <a:fillRect/>
                                 </a:stretch>
@@ -13640,10 +15435,10 @@
             </w:pPr>
             <w:r>
               <w:object w:dxaOrig="2280" w:dyaOrig="5400" w14:anchorId="764DA313">
-                <v:shape id="_x0000_i1048" type="#_x0000_t75" style="width:113.85pt;height:270.4pt" o:ole="">
-                  <v:imagedata r:id="rId73" o:title=""/>
+                <v:shape id="_x0000_i1052" type="#_x0000_t75" style="width:114pt;height:270pt" o:ole="">
+                  <v:imagedata r:id="rId76" o:title=""/>
                 </v:shape>
-                <o:OLEObject Type="Embed" ProgID="PBrush" ShapeID="_x0000_i1048" DrawAspect="Content" ObjectID="_1829717407" r:id="rId74"/>
+                <o:OLEObject Type="Embed" ProgID="PBrush" ShapeID="_x0000_i1052" DrawAspect="Content" ObjectID="_1834913208" r:id="rId77"/>
               </w:object>
             </w:r>
           </w:p>
@@ -14012,10 +15807,10 @@
             </w:pPr>
             <w:r>
               <w:object w:dxaOrig="3855" w:dyaOrig="4335" w14:anchorId="2E8B770A">
-                <v:shape id="_x0000_i1049" type="#_x0000_t75" style="width:192.55pt;height:216.85pt" o:ole="">
-                  <v:imagedata r:id="rId75" o:title=""/>
+                <v:shape id="_x0000_i1053" type="#_x0000_t75" style="width:192.75pt;height:216.75pt" o:ole="">
+                  <v:imagedata r:id="rId78" o:title=""/>
                 </v:shape>
-                <o:OLEObject Type="Embed" ProgID="PBrush" ShapeID="_x0000_i1049" DrawAspect="Content" ObjectID="_1829717408" r:id="rId76"/>
+                <o:OLEObject Type="Embed" ProgID="PBrush" ShapeID="_x0000_i1053" DrawAspect="Content" ObjectID="_1834913209" r:id="rId79"/>
               </w:object>
             </w:r>
           </w:p>
@@ -14060,7 +15855,6 @@
             <w:r>
               <w:rPr>
                 <w:noProof/>
-                <w:lang w:bidi="te-IN"/>
               </w:rPr>
               <w:lastRenderedPageBreak/>
               <w:drawing>
@@ -14079,7 +15873,7 @@
                           <pic:cNvPicPr/>
                         </pic:nvPicPr>
                         <pic:blipFill>
-                          <a:blip r:embed="rId77"/>
+                          <a:blip r:embed="rId80"/>
                           <a:stretch>
                             <a:fillRect/>
                           </a:stretch>
@@ -14284,10 +16078,10 @@
             </w:pPr>
             <w:r>
               <w:object w:dxaOrig="5880" w:dyaOrig="4080" w14:anchorId="37D8AF3E">
-                <v:shape id="_x0000_i1050" type="#_x0000_t75" style="width:293.85pt;height:204.3pt" o:ole="">
-                  <v:imagedata r:id="rId78" o:title=""/>
+                <v:shape id="_x0000_i1054" type="#_x0000_t75" style="width:294pt;height:204pt" o:ole="">
+                  <v:imagedata r:id="rId81" o:title=""/>
                 </v:shape>
-                <o:OLEObject Type="Embed" ProgID="PBrush" ShapeID="_x0000_i1050" DrawAspect="Content" ObjectID="_1829717409" r:id="rId79"/>
+                <o:OLEObject Type="Embed" ProgID="PBrush" ShapeID="_x0000_i1054" DrawAspect="Content" ObjectID="_1834913210" r:id="rId82"/>
               </w:object>
             </w:r>
           </w:p>
@@ -14348,10 +16142,10 @@
             </w:pPr>
             <w:r>
               <w:object w:dxaOrig="4590" w:dyaOrig="8340" w14:anchorId="63B7FC7F">
-                <v:shape id="_x0000_i1051" type="#_x0000_t75" style="width:229.4pt;height:416.95pt" o:ole="">
-                  <v:imagedata r:id="rId80" o:title=""/>
+                <v:shape id="_x0000_i1055" type="#_x0000_t75" style="width:229.5pt;height:417pt" o:ole="">
+                  <v:imagedata r:id="rId83" o:title=""/>
                 </v:shape>
-                <o:OLEObject Type="Embed" ProgID="PBrush" ShapeID="_x0000_i1051" DrawAspect="Content" ObjectID="_1829717410" r:id="rId81"/>
+                <o:OLEObject Type="Embed" ProgID="PBrush" ShapeID="_x0000_i1055" DrawAspect="Content" ObjectID="_1834913211" r:id="rId84"/>
               </w:object>
             </w:r>
           </w:p>
@@ -14420,7 +16214,6 @@
             <w:r>
               <w:rPr>
                 <w:noProof/>
-                <w:lang w:bidi="te-IN"/>
               </w:rPr>
               <w:drawing>
                 <wp:inline distT="0" distB="0" distL="0" distR="0" wp14:anchorId="47A44962" wp14:editId="04A001B5">
@@ -14438,7 +16231,7 @@
                           <pic:cNvPicPr/>
                         </pic:nvPicPr>
                         <pic:blipFill>
-                          <a:blip r:embed="rId82"/>
+                          <a:blip r:embed="rId85"/>
                           <a:stretch>
                             <a:fillRect/>
                           </a:stretch>
@@ -14554,7 +16347,6 @@
             <w:r>
               <w:rPr>
                 <w:noProof/>
-                <w:lang w:bidi="te-IN"/>
               </w:rPr>
               <w:lastRenderedPageBreak/>
               <w:drawing>
@@ -14562,230 +16354,6 @@
                   <wp:extent cx="1447800" cy="3228975"/>
                   <wp:effectExtent l="0" t="0" r="0" b="9525"/>
                   <wp:docPr id="18" name="Picture 18"/>
-                  <wp:cNvGraphicFramePr>
-                    <a:graphicFrameLocks xmlns:a="http://schemas.openxmlformats.org/drawingml/2006/main" noChangeAspect="1"/>
-                  </wp:cNvGraphicFramePr>
-                  <a:graphic xmlns:a="http://schemas.openxmlformats.org/drawingml/2006/main">
-                    <a:graphicData uri="http://schemas.openxmlformats.org/drawingml/2006/picture">
-                      <pic:pic xmlns:pic="http://schemas.openxmlformats.org/drawingml/2006/picture">
-                        <pic:nvPicPr>
-                          <pic:cNvPr id="1" name=""/>
-                          <pic:cNvPicPr/>
-                        </pic:nvPicPr>
-                        <pic:blipFill>
-                          <a:blip r:embed="rId83"/>
-                          <a:stretch>
-                            <a:fillRect/>
-                          </a:stretch>
-                        </pic:blipFill>
-                        <pic:spPr>
-                          <a:xfrm>
-                            <a:off x="0" y="0"/>
-                            <a:ext cx="1447800" cy="3228975"/>
-                          </a:xfrm>
-                          <a:prstGeom prst="rect">
-                            <a:avLst/>
-                          </a:prstGeom>
-                        </pic:spPr>
-                      </pic:pic>
-                    </a:graphicData>
-                  </a:graphic>
-                </wp:inline>
-              </w:drawing>
-            </w:r>
-          </w:p>
-        </w:tc>
-        <w:tc>
-          <w:tcPr>
-            <w:tcW w:w="4062" w:type="dxa"/>
-          </w:tcPr>
-          <w:p>
-            <w:pPr>
-              <w:pStyle w:val="green"/>
-              <w:numPr>
-                <w:ilvl w:val="1"/>
-                <w:numId w:val="8"/>
-              </w:numPr>
-              <w:shd w:val="clear" w:color="auto" w:fill="auto"/>
-              <w:ind w:left="401"/>
-            </w:pPr>
-            <w:r>
-              <w:lastRenderedPageBreak/>
-              <w:t>to create a new list  &amp; select the fields/cols to display</w:t>
-            </w:r>
-          </w:p>
-          <w:p>
-            <w:pPr>
-              <w:pStyle w:val="green"/>
-              <w:shd w:val="clear" w:color="auto" w:fill="auto"/>
-            </w:pPr>
-            <w:r>
-              <w:rPr>
-                <w:noProof/>
-                <w:lang w:bidi="te-IN"/>
-              </w:rPr>
-              <w:lastRenderedPageBreak/>
-              <w:drawing>
-                <wp:inline distT="0" distB="0" distL="0" distR="0" wp14:anchorId="0ECD9DCF" wp14:editId="012BC9FF">
-                  <wp:extent cx="1800225" cy="3057525"/>
-                  <wp:effectExtent l="0" t="0" r="9525" b="9525"/>
-                  <wp:docPr id="22" name="Picture 22"/>
-                  <wp:cNvGraphicFramePr>
-                    <a:graphicFrameLocks xmlns:a="http://schemas.openxmlformats.org/drawingml/2006/main" noChangeAspect="1"/>
-                  </wp:cNvGraphicFramePr>
-                  <a:graphic xmlns:a="http://schemas.openxmlformats.org/drawingml/2006/main">
-                    <a:graphicData uri="http://schemas.openxmlformats.org/drawingml/2006/picture">
-                      <pic:pic xmlns:pic="http://schemas.openxmlformats.org/drawingml/2006/picture">
-                        <pic:nvPicPr>
-                          <pic:cNvPr id="1" name=""/>
-                          <pic:cNvPicPr/>
-                        </pic:nvPicPr>
-                        <pic:blipFill>
-                          <a:blip r:embed="rId84"/>
-                          <a:stretch>
-                            <a:fillRect/>
-                          </a:stretch>
-                        </pic:blipFill>
-                        <pic:spPr>
-                          <a:xfrm>
-                            <a:off x="0" y="0"/>
-                            <a:ext cx="1800225" cy="3057525"/>
-                          </a:xfrm>
-                          <a:prstGeom prst="rect">
-                            <a:avLst/>
-                          </a:prstGeom>
-                        </pic:spPr>
-                      </pic:pic>
-                    </a:graphicData>
-                  </a:graphic>
-                </wp:inline>
-              </w:drawing>
-            </w:r>
-          </w:p>
-          <w:p>
-            <w:pPr>
-              <w:pStyle w:val="green"/>
-              <w:shd w:val="clear" w:color="auto" w:fill="auto"/>
-            </w:pPr>
-            <w:r>
-              <w:t>after creating list u can customize which columns to display</w:t>
-            </w:r>
-          </w:p>
-          <w:p>
-            <w:pPr>
-              <w:pStyle w:val="green"/>
-              <w:shd w:val="clear" w:color="auto" w:fill="auto"/>
-            </w:pPr>
-          </w:p>
-          <w:p>
-            <w:pPr>
-              <w:pStyle w:val="green"/>
-              <w:shd w:val="clear" w:color="auto" w:fill="auto"/>
-            </w:pPr>
-          </w:p>
-        </w:tc>
-        <w:tc>
-          <w:tcPr>
-            <w:tcW w:w="6902" w:type="dxa"/>
-          </w:tcPr>
-          <w:p>
-            <w:pPr>
-              <w:pStyle w:val="green"/>
-              <w:shd w:val="clear" w:color="auto" w:fill="auto"/>
-            </w:pPr>
-            <w:r>
-              <w:lastRenderedPageBreak/>
-              <w:t>filter out few records from result set</w:t>
-            </w:r>
-          </w:p>
-          <w:p>
-            <w:pPr>
-              <w:pStyle w:val="green"/>
-              <w:shd w:val="clear" w:color="auto" w:fill="auto"/>
-            </w:pPr>
-            <w:r>
-              <w:rPr>
-                <w:noProof/>
-                <w:lang w:bidi="te-IN"/>
-              </w:rPr>
-              <w:lastRenderedPageBreak/>
-              <w:drawing>
-                <wp:inline distT="0" distB="0" distL="0" distR="0" wp14:anchorId="506B165E" wp14:editId="3745F87A">
-                  <wp:extent cx="3171825" cy="3371850"/>
-                  <wp:effectExtent l="0" t="0" r="9525" b="0"/>
-                  <wp:docPr id="24" name="Picture 24"/>
-                  <wp:cNvGraphicFramePr>
-                    <a:graphicFrameLocks xmlns:a="http://schemas.openxmlformats.org/drawingml/2006/main" noChangeAspect="1"/>
-                  </wp:cNvGraphicFramePr>
-                  <a:graphic xmlns:a="http://schemas.openxmlformats.org/drawingml/2006/main">
-                    <a:graphicData uri="http://schemas.openxmlformats.org/drawingml/2006/picture">
-                      <pic:pic xmlns:pic="http://schemas.openxmlformats.org/drawingml/2006/picture">
-                        <pic:nvPicPr>
-                          <pic:cNvPr id="1" name=""/>
-                          <pic:cNvPicPr/>
-                        </pic:nvPicPr>
-                        <pic:blipFill>
-                          <a:blip r:embed="rId85"/>
-                          <a:stretch>
-                            <a:fillRect/>
-                          </a:stretch>
-                        </pic:blipFill>
-                        <pic:spPr>
-                          <a:xfrm>
-                            <a:off x="0" y="0"/>
-                            <a:ext cx="3171825" cy="3371850"/>
-                          </a:xfrm>
-                          <a:prstGeom prst="rect">
-                            <a:avLst/>
-                          </a:prstGeom>
-                        </pic:spPr>
-                      </pic:pic>
-                    </a:graphicData>
-                  </a:graphic>
-                </wp:inline>
-              </w:drawing>
-            </w:r>
-          </w:p>
-          <w:p>
-            <w:pPr>
-              <w:pStyle w:val="green"/>
-              <w:shd w:val="clear" w:color="auto" w:fill="auto"/>
-            </w:pPr>
-            <w:r>
-              <w:t>if u add a filter its like where clause- so that many records will be filtered out</w:t>
-            </w:r>
-          </w:p>
-        </w:tc>
-        <w:tc>
-          <w:tcPr>
-            <w:tcW w:w="9085" w:type="dxa"/>
-          </w:tcPr>
-          <w:p>
-            <w:pPr>
-              <w:pStyle w:val="green"/>
-              <w:shd w:val="clear" w:color="auto" w:fill="auto"/>
-            </w:pPr>
-            <w:r>
-              <w:lastRenderedPageBreak/>
-              <w:t>write more filter and use AND , or OR condition by applying all those filters</w:t>
-            </w:r>
-          </w:p>
-          <w:p>
-            <w:pPr>
-              <w:pStyle w:val="green"/>
-              <w:shd w:val="clear" w:color="auto" w:fill="auto"/>
-            </w:pPr>
-            <w:r>
-              <w:rPr>
-                <w:noProof/>
-                <w:lang w:bidi="te-IN"/>
-              </w:rPr>
-              <w:lastRenderedPageBreak/>
-              <w:drawing>
-                <wp:inline distT="0" distB="0" distL="0" distR="0" wp14:anchorId="625E1731" wp14:editId="4EACA451">
-                  <wp:extent cx="2838450" cy="4933950"/>
-                  <wp:effectExtent l="0" t="0" r="0" b="0"/>
-                  <wp:docPr id="25" name="Picture 25"/>
                   <wp:cNvGraphicFramePr>
                     <a:graphicFrameLocks xmlns:a="http://schemas.openxmlformats.org/drawingml/2006/main" noChangeAspect="1"/>
                   </wp:cNvGraphicFramePr>
@@ -14805,6 +16373,227 @@
                         <pic:spPr>
                           <a:xfrm>
                             <a:off x="0" y="0"/>
+                            <a:ext cx="1447800" cy="3228975"/>
+                          </a:xfrm>
+                          <a:prstGeom prst="rect">
+                            <a:avLst/>
+                          </a:prstGeom>
+                        </pic:spPr>
+                      </pic:pic>
+                    </a:graphicData>
+                  </a:graphic>
+                </wp:inline>
+              </w:drawing>
+            </w:r>
+          </w:p>
+        </w:tc>
+        <w:tc>
+          <w:tcPr>
+            <w:tcW w:w="4062" w:type="dxa"/>
+          </w:tcPr>
+          <w:p>
+            <w:pPr>
+              <w:pStyle w:val="green"/>
+              <w:numPr>
+                <w:ilvl w:val="1"/>
+                <w:numId w:val="8"/>
+              </w:numPr>
+              <w:shd w:val="clear" w:color="auto" w:fill="auto"/>
+              <w:ind w:left="401"/>
+            </w:pPr>
+            <w:r>
+              <w:lastRenderedPageBreak/>
+              <w:t>to create a new list  &amp; select the fields/cols to display</w:t>
+            </w:r>
+          </w:p>
+          <w:p>
+            <w:pPr>
+              <w:pStyle w:val="green"/>
+              <w:shd w:val="clear" w:color="auto" w:fill="auto"/>
+            </w:pPr>
+            <w:r>
+              <w:rPr>
+                <w:noProof/>
+              </w:rPr>
+              <w:lastRenderedPageBreak/>
+              <w:drawing>
+                <wp:inline distT="0" distB="0" distL="0" distR="0" wp14:anchorId="0ECD9DCF" wp14:editId="012BC9FF">
+                  <wp:extent cx="1800225" cy="3057525"/>
+                  <wp:effectExtent l="0" t="0" r="9525" b="9525"/>
+                  <wp:docPr id="22" name="Picture 22"/>
+                  <wp:cNvGraphicFramePr>
+                    <a:graphicFrameLocks xmlns:a="http://schemas.openxmlformats.org/drawingml/2006/main" noChangeAspect="1"/>
+                  </wp:cNvGraphicFramePr>
+                  <a:graphic xmlns:a="http://schemas.openxmlformats.org/drawingml/2006/main">
+                    <a:graphicData uri="http://schemas.openxmlformats.org/drawingml/2006/picture">
+                      <pic:pic xmlns:pic="http://schemas.openxmlformats.org/drawingml/2006/picture">
+                        <pic:nvPicPr>
+                          <pic:cNvPr id="1" name=""/>
+                          <pic:cNvPicPr/>
+                        </pic:nvPicPr>
+                        <pic:blipFill>
+                          <a:blip r:embed="rId87"/>
+                          <a:stretch>
+                            <a:fillRect/>
+                          </a:stretch>
+                        </pic:blipFill>
+                        <pic:spPr>
+                          <a:xfrm>
+                            <a:off x="0" y="0"/>
+                            <a:ext cx="1800225" cy="3057525"/>
+                          </a:xfrm>
+                          <a:prstGeom prst="rect">
+                            <a:avLst/>
+                          </a:prstGeom>
+                        </pic:spPr>
+                      </pic:pic>
+                    </a:graphicData>
+                  </a:graphic>
+                </wp:inline>
+              </w:drawing>
+            </w:r>
+          </w:p>
+          <w:p>
+            <w:pPr>
+              <w:pStyle w:val="green"/>
+              <w:shd w:val="clear" w:color="auto" w:fill="auto"/>
+            </w:pPr>
+            <w:r>
+              <w:t>after creating list u can customize which columns to display</w:t>
+            </w:r>
+          </w:p>
+          <w:p>
+            <w:pPr>
+              <w:pStyle w:val="green"/>
+              <w:shd w:val="clear" w:color="auto" w:fill="auto"/>
+            </w:pPr>
+          </w:p>
+          <w:p>
+            <w:pPr>
+              <w:pStyle w:val="green"/>
+              <w:shd w:val="clear" w:color="auto" w:fill="auto"/>
+            </w:pPr>
+          </w:p>
+        </w:tc>
+        <w:tc>
+          <w:tcPr>
+            <w:tcW w:w="6902" w:type="dxa"/>
+          </w:tcPr>
+          <w:p>
+            <w:pPr>
+              <w:pStyle w:val="green"/>
+              <w:shd w:val="clear" w:color="auto" w:fill="auto"/>
+            </w:pPr>
+            <w:r>
+              <w:lastRenderedPageBreak/>
+              <w:t>filter out few records from result set</w:t>
+            </w:r>
+          </w:p>
+          <w:p>
+            <w:pPr>
+              <w:pStyle w:val="green"/>
+              <w:shd w:val="clear" w:color="auto" w:fill="auto"/>
+            </w:pPr>
+            <w:r>
+              <w:rPr>
+                <w:noProof/>
+              </w:rPr>
+              <w:lastRenderedPageBreak/>
+              <w:drawing>
+                <wp:inline distT="0" distB="0" distL="0" distR="0" wp14:anchorId="506B165E" wp14:editId="3745F87A">
+                  <wp:extent cx="3171825" cy="3371850"/>
+                  <wp:effectExtent l="0" t="0" r="9525" b="0"/>
+                  <wp:docPr id="24" name="Picture 24"/>
+                  <wp:cNvGraphicFramePr>
+                    <a:graphicFrameLocks xmlns:a="http://schemas.openxmlformats.org/drawingml/2006/main" noChangeAspect="1"/>
+                  </wp:cNvGraphicFramePr>
+                  <a:graphic xmlns:a="http://schemas.openxmlformats.org/drawingml/2006/main">
+                    <a:graphicData uri="http://schemas.openxmlformats.org/drawingml/2006/picture">
+                      <pic:pic xmlns:pic="http://schemas.openxmlformats.org/drawingml/2006/picture">
+                        <pic:nvPicPr>
+                          <pic:cNvPr id="1" name=""/>
+                          <pic:cNvPicPr/>
+                        </pic:nvPicPr>
+                        <pic:blipFill>
+                          <a:blip r:embed="rId88"/>
+                          <a:stretch>
+                            <a:fillRect/>
+                          </a:stretch>
+                        </pic:blipFill>
+                        <pic:spPr>
+                          <a:xfrm>
+                            <a:off x="0" y="0"/>
+                            <a:ext cx="3171825" cy="3371850"/>
+                          </a:xfrm>
+                          <a:prstGeom prst="rect">
+                            <a:avLst/>
+                          </a:prstGeom>
+                        </pic:spPr>
+                      </pic:pic>
+                    </a:graphicData>
+                  </a:graphic>
+                </wp:inline>
+              </w:drawing>
+            </w:r>
+          </w:p>
+          <w:p>
+            <w:pPr>
+              <w:pStyle w:val="green"/>
+              <w:shd w:val="clear" w:color="auto" w:fill="auto"/>
+            </w:pPr>
+            <w:r>
+              <w:t>if u add a filter its like where clause- so that many records will be filtered out</w:t>
+            </w:r>
+          </w:p>
+        </w:tc>
+        <w:tc>
+          <w:tcPr>
+            <w:tcW w:w="9085" w:type="dxa"/>
+          </w:tcPr>
+          <w:p>
+            <w:pPr>
+              <w:pStyle w:val="green"/>
+              <w:shd w:val="clear" w:color="auto" w:fill="auto"/>
+            </w:pPr>
+            <w:r>
+              <w:lastRenderedPageBreak/>
+              <w:t>write more filter and use AND , or OR condition by applying all those filters</w:t>
+            </w:r>
+          </w:p>
+          <w:p>
+            <w:pPr>
+              <w:pStyle w:val="green"/>
+              <w:shd w:val="clear" w:color="auto" w:fill="auto"/>
+            </w:pPr>
+            <w:r>
+              <w:rPr>
+                <w:noProof/>
+              </w:rPr>
+              <w:lastRenderedPageBreak/>
+              <w:drawing>
+                <wp:inline distT="0" distB="0" distL="0" distR="0" wp14:anchorId="625E1731" wp14:editId="4EACA451">
+                  <wp:extent cx="2838450" cy="4933950"/>
+                  <wp:effectExtent l="0" t="0" r="0" b="0"/>
+                  <wp:docPr id="25" name="Picture 25"/>
+                  <wp:cNvGraphicFramePr>
+                    <a:graphicFrameLocks xmlns:a="http://schemas.openxmlformats.org/drawingml/2006/main" noChangeAspect="1"/>
+                  </wp:cNvGraphicFramePr>
+                  <a:graphic xmlns:a="http://schemas.openxmlformats.org/drawingml/2006/main">
+                    <a:graphicData uri="http://schemas.openxmlformats.org/drawingml/2006/picture">
+                      <pic:pic xmlns:pic="http://schemas.openxmlformats.org/drawingml/2006/picture">
+                        <pic:nvPicPr>
+                          <pic:cNvPr id="1" name=""/>
+                          <pic:cNvPicPr/>
+                        </pic:nvPicPr>
+                        <pic:blipFill>
+                          <a:blip r:embed="rId89"/>
+                          <a:stretch>
+                            <a:fillRect/>
+                          </a:stretch>
+                        </pic:blipFill>
+                        <pic:spPr>
+                          <a:xfrm>
+                            <a:off x="0" y="0"/>
                             <a:ext cx="2838450" cy="4933950"/>
                           </a:xfrm>
                           <a:prstGeom prst="rect">
@@ -14882,7 +16671,7 @@
       <w:pPr>
         <w:pStyle w:val="green"/>
       </w:pPr>
-      <w:hyperlink r:id="rId87" w:history="1">
+      <w:hyperlink r:id="rId90" w:history="1">
         <w:r>
           <w:rPr>
             <w:rStyle w:val="Hyperlink"/>
@@ -15593,10 +17382,10 @@
             </w:pPr>
             <w:r>
               <w:object w:dxaOrig="4305" w:dyaOrig="6825" w14:anchorId="12444079">
-                <v:shape id="_x0000_i1052" type="#_x0000_t75" style="width:215.15pt;height:341.6pt" o:ole="">
-                  <v:imagedata r:id="rId88" o:title=""/>
+                <v:shape id="_x0000_i1056" type="#_x0000_t75" style="width:215.25pt;height:341.25pt" o:ole="">
+                  <v:imagedata r:id="rId91" o:title=""/>
                 </v:shape>
-                <o:OLEObject Type="Embed" ProgID="PBrush" ShapeID="_x0000_i1052" DrawAspect="Content" ObjectID="_1829717411" r:id="rId89"/>
+                <o:OLEObject Type="Embed" ProgID="PBrush" ShapeID="_x0000_i1056" DrawAspect="Content" ObjectID="_1834913212" r:id="rId92"/>
               </w:object>
             </w:r>
           </w:p>
@@ -15802,7 +17591,7 @@
             <w:r>
               <w:rPr>
                 <w:noProof/>
-                <w:lang w:eastAsia="en-IN" w:bidi="te-IN"/>
+                <w:lang w:eastAsia="en-IN"/>
               </w:rPr>
               <w:drawing>
                 <wp:inline distT="0" distB="0" distL="0" distR="0" wp14:anchorId="6327DCED" wp14:editId="0B535CBF">
@@ -15820,7 +17609,7 @@
                           <pic:cNvPicPr/>
                         </pic:nvPicPr>
                         <pic:blipFill>
-                          <a:blip r:embed="rId90"/>
+                          <a:blip r:embed="rId93"/>
                           <a:stretch>
                             <a:fillRect/>
                           </a:stretch>
@@ -16048,7 +17837,6 @@
             <w:r>
               <w:rPr>
                 <w:noProof/>
-                <w:lang w:bidi="te-IN"/>
               </w:rPr>
               <w:drawing>
                 <wp:inline distT="0" distB="0" distL="0" distR="0" wp14:anchorId="6BB7EDEE" wp14:editId="0A2FA4DF">
@@ -16066,7 +17854,7 @@
                           <pic:cNvPicPr/>
                         </pic:nvPicPr>
                         <pic:blipFill>
-                          <a:blip r:embed="rId91"/>
+                          <a:blip r:embed="rId94"/>
                           <a:stretch>
                             <a:fillRect/>
                           </a:stretch>
@@ -16198,10 +17986,10 @@
                   </w:pPr>
                   <w:r>
                     <w:object w:dxaOrig="4695" w:dyaOrig="2970" w14:anchorId="36C11AEF">
-                      <v:shape id="_x0000_i1053" type="#_x0000_t75" style="width:234.4pt;height:148.2pt" o:ole="">
-                        <v:imagedata r:id="rId92" o:title=""/>
+                      <v:shape id="_x0000_i1057" type="#_x0000_t75" style="width:234.75pt;height:148.5pt" o:ole="">
+                        <v:imagedata r:id="rId95" o:title=""/>
                       </v:shape>
-                      <o:OLEObject Type="Embed" ProgID="PBrush" ShapeID="_x0000_i1053" DrawAspect="Content" ObjectID="_1829717412" r:id="rId93"/>
+                      <o:OLEObject Type="Embed" ProgID="PBrush" ShapeID="_x0000_i1057" DrawAspect="Content" ObjectID="_1834913213" r:id="rId96"/>
                     </w:object>
                   </w:r>
                 </w:p>
@@ -16224,10 +18012,10 @@
                   </w:pPr>
                   <w:r>
                     <w:object w:dxaOrig="1935" w:dyaOrig="2595" w14:anchorId="68E97475">
-                      <v:shape id="_x0000_i1054" type="#_x0000_t75" style="width:97.1pt;height:129.75pt" o:ole="">
-                        <v:imagedata r:id="rId94" o:title=""/>
+                      <v:shape id="_x0000_i1058" type="#_x0000_t75" style="width:97.5pt;height:129.75pt" o:ole="">
+                        <v:imagedata r:id="rId97" o:title=""/>
                       </v:shape>
-                      <o:OLEObject Type="Embed" ProgID="PBrush" ShapeID="_x0000_i1054" DrawAspect="Content" ObjectID="_1829717413" r:id="rId95"/>
+                      <o:OLEObject Type="Embed" ProgID="PBrush" ShapeID="_x0000_i1058" DrawAspect="Content" ObjectID="_1834913214" r:id="rId98"/>
                     </w:object>
                   </w:r>
                 </w:p>
@@ -16346,10 +18134,10 @@
             </w:pPr>
             <w:r>
               <w:object w:dxaOrig="6090" w:dyaOrig="7665" w14:anchorId="46457A40">
-                <v:shape id="_x0000_i1055" type="#_x0000_t75" style="width:304.75pt;height:383.45pt" o:ole="">
-                  <v:imagedata r:id="rId96" o:title=""/>
+                <v:shape id="_x0000_i1059" type="#_x0000_t75" style="width:304.5pt;height:384pt" o:ole="">
+                  <v:imagedata r:id="rId99" o:title=""/>
                 </v:shape>
-                <o:OLEObject Type="Embed" ProgID="PBrush" ShapeID="_x0000_i1055" DrawAspect="Content" ObjectID="_1829717414" r:id="rId97"/>
+                <o:OLEObject Type="Embed" ProgID="PBrush" ShapeID="_x0000_i1059" DrawAspect="Content" ObjectID="_1834913215" r:id="rId100"/>
               </w:object>
             </w:r>
           </w:p>
@@ -16409,7 +18197,6 @@
                   <w:r>
                     <w:rPr>
                       <w:noProof/>
-                      <w:lang w:bidi="te-IN"/>
                     </w:rPr>
                     <w:drawing>
                       <wp:inline distT="0" distB="0" distL="0" distR="0" wp14:anchorId="48029C5E" wp14:editId="27359E3D">
@@ -16427,7 +18214,7 @@
                                 <pic:cNvPicPr/>
                               </pic:nvPicPr>
                               <pic:blipFill>
-                                <a:blip r:embed="rId98"/>
+                                <a:blip r:embed="rId101"/>
                                 <a:stretch>
                                   <a:fillRect/>
                                 </a:stretch>
@@ -16486,10 +18273,10 @@
                   </w:pPr>
                   <w:r>
                     <w:object w:dxaOrig="2895" w:dyaOrig="2175" w14:anchorId="38CE3F81">
-                      <v:shape id="_x0000_i1056" type="#_x0000_t75" style="width:144.85pt;height:108.85pt" o:ole="">
-                        <v:imagedata r:id="rId99" o:title=""/>
+                      <v:shape id="_x0000_i1060" type="#_x0000_t75" style="width:144.75pt;height:108.75pt" o:ole="">
+                        <v:imagedata r:id="rId102" o:title=""/>
                       </v:shape>
-                      <o:OLEObject Type="Embed" ProgID="PBrush" ShapeID="_x0000_i1056" DrawAspect="Content" ObjectID="_1829717415" r:id="rId100"/>
+                      <o:OLEObject Type="Embed" ProgID="PBrush" ShapeID="_x0000_i1060" DrawAspect="Content" ObjectID="_1834913216" r:id="rId103"/>
                     </w:object>
                   </w:r>
                 </w:p>
@@ -16549,7 +18336,6 @@
             <w:r>
               <w:rPr>
                 <w:noProof/>
-                <w:lang w:bidi="te-IN"/>
               </w:rPr>
               <w:drawing>
                 <wp:inline distT="0" distB="0" distL="0" distR="0" wp14:anchorId="705C87D3" wp14:editId="1CF4CFCF">
@@ -16567,7 +18353,7 @@
                           <pic:cNvPicPr/>
                         </pic:nvPicPr>
                         <pic:blipFill>
-                          <a:blip r:embed="rId101"/>
+                          <a:blip r:embed="rId104"/>
                           <a:stretch>
                             <a:fillRect/>
                           </a:stretch>
@@ -16613,7 +18399,6 @@
             <w:r>
               <w:rPr>
                 <w:noProof/>
-                <w:lang w:bidi="te-IN"/>
               </w:rPr>
               <w:drawing>
                 <wp:inline distT="0" distB="0" distL="0" distR="0" wp14:anchorId="2276C2EE" wp14:editId="5416191E">
@@ -16631,7 +18416,7 @@
                           <pic:cNvPicPr/>
                         </pic:nvPicPr>
                         <pic:blipFill>
-                          <a:blip r:embed="rId102"/>
+                          <a:blip r:embed="rId105"/>
                           <a:stretch>
                             <a:fillRect/>
                           </a:stretch>
@@ -16769,10 +18554,10 @@
             </w:pPr>
             <w:r>
               <w:object w:dxaOrig="5415" w:dyaOrig="6330" w14:anchorId="225A54CE">
-                <v:shape id="_x0000_i1057" type="#_x0000_t75" style="width:270.4pt;height:316.45pt" o:ole="">
-                  <v:imagedata r:id="rId103" o:title=""/>
+                <v:shape id="_x0000_i1061" type="#_x0000_t75" style="width:270.75pt;height:316.5pt" o:ole="">
+                  <v:imagedata r:id="rId106" o:title=""/>
                 </v:shape>
-                <o:OLEObject Type="Embed" ProgID="PBrush" ShapeID="_x0000_i1057" DrawAspect="Content" ObjectID="_1829717416" r:id="rId104"/>
+                <o:OLEObject Type="Embed" ProgID="PBrush" ShapeID="_x0000_i1061" DrawAspect="Content" ObjectID="_1834913217" r:id="rId107"/>
               </w:object>
             </w:r>
           </w:p>
@@ -16939,7 +18724,6 @@
                   <w:r>
                     <w:rPr>
                       <w:noProof/>
-                      <w:lang w:bidi="te-IN"/>
                     </w:rPr>
                     <w:lastRenderedPageBreak/>
                     <w:drawing>
@@ -16958,7 +18742,7 @@
                                 <pic:cNvPicPr/>
                               </pic:nvPicPr>
                               <pic:blipFill>
-                                <a:blip r:embed="rId105"/>
+                                <a:blip r:embed="rId108"/>
                                 <a:stretch>
                                   <a:fillRect/>
                                 </a:stretch>
@@ -17010,7 +18794,6 @@
                   <w:r>
                     <w:rPr>
                       <w:noProof/>
-                      <w:lang w:bidi="te-IN"/>
                     </w:rPr>
                     <w:drawing>
                       <wp:inline distT="0" distB="0" distL="0" distR="0" wp14:anchorId="66A27EE5" wp14:editId="02EB1347">
@@ -17028,7 +18811,7 @@
                                 <pic:cNvPicPr/>
                               </pic:nvPicPr>
                               <pic:blipFill>
-                                <a:blip r:embed="rId106"/>
+                                <a:blip r:embed="rId109"/>
                                 <a:stretch>
                                   <a:fillRect/>
                                 </a:stretch>
@@ -17106,10 +18889,10 @@
                   </w:pPr>
                   <w:r>
                     <w:object w:dxaOrig="4275" w:dyaOrig="5160" w14:anchorId="768E3C22">
-                      <v:shape id="_x0000_i1058" type="#_x0000_t75" style="width:213.5pt;height:257.85pt" o:ole="">
-                        <v:imagedata r:id="rId107" o:title=""/>
+                      <v:shape id="_x0000_i1062" type="#_x0000_t75" style="width:213.75pt;height:258pt" o:ole="">
+                        <v:imagedata r:id="rId110" o:title=""/>
                       </v:shape>
-                      <o:OLEObject Type="Embed" ProgID="PBrush" ShapeID="_x0000_i1058" DrawAspect="Content" ObjectID="_1829717417" r:id="rId108"/>
+                      <o:OLEObject Type="Embed" ProgID="PBrush" ShapeID="_x0000_i1062" DrawAspect="Content" ObjectID="_1834913218" r:id="rId111"/>
                     </w:object>
                   </w:r>
                 </w:p>
@@ -17311,7 +19094,6 @@
             <w:r>
               <w:rPr>
                 <w:noProof/>
-                <w:lang w:bidi="te-IN"/>
               </w:rPr>
               <w:drawing>
                 <wp:inline distT="0" distB="0" distL="0" distR="0" wp14:anchorId="3673FCAF" wp14:editId="1AB1A855">
@@ -17329,7 +19111,7 @@
                           <pic:cNvPicPr/>
                         </pic:nvPicPr>
                         <pic:blipFill>
-                          <a:blip r:embed="rId109"/>
+                          <a:blip r:embed="rId112"/>
                           <a:stretch>
                             <a:fillRect/>
                           </a:stretch>
@@ -18101,7 +19883,6 @@
             <w:r>
               <w:rPr>
                 <w:noProof/>
-                <w:lang w:bidi="te-IN"/>
               </w:rPr>
               <w:drawing>
                 <wp:inline distT="0" distB="0" distL="0" distR="0" wp14:anchorId="3FA7FCD9" wp14:editId="2A9BE1AE">
@@ -18119,7 +19900,7 @@
                           <pic:cNvPicPr/>
                         </pic:nvPicPr>
                         <pic:blipFill>
-                          <a:blip r:embed="rId110"/>
+                          <a:blip r:embed="rId113"/>
                           <a:stretch>
                             <a:fillRect/>
                           </a:stretch>
@@ -18419,10 +20200,10 @@
             </w:pPr>
             <w:r>
               <w:object w:dxaOrig="2280" w:dyaOrig="3750" w14:anchorId="3CB13F0F">
-                <v:shape id="_x0000_i1059" type="#_x0000_t75" style="width:113.85pt;height:187.55pt" o:ole="">
-                  <v:imagedata r:id="rId111" o:title=""/>
+                <v:shape id="_x0000_i1063" type="#_x0000_t75" style="width:114pt;height:187.5pt" o:ole="">
+                  <v:imagedata r:id="rId114" o:title=""/>
                 </v:shape>
-                <o:OLEObject Type="Embed" ProgID="PBrush" ShapeID="_x0000_i1059" DrawAspect="Content" ObjectID="_1829717418" r:id="rId112"/>
+                <o:OLEObject Type="Embed" ProgID="PBrush" ShapeID="_x0000_i1063" DrawAspect="Content" ObjectID="_1834913219" r:id="rId115"/>
               </w:object>
             </w:r>
           </w:p>
@@ -18537,7 +20318,6 @@
             <w:r>
               <w:rPr>
                 <w:noProof/>
-                <w:lang w:bidi="te-IN"/>
               </w:rPr>
               <w:drawing>
                 <wp:inline distT="0" distB="0" distL="0" distR="0" wp14:anchorId="1540D188" wp14:editId="72B30C72">
@@ -18555,7 +20335,7 @@
                           <pic:cNvPicPr/>
                         </pic:nvPicPr>
                         <pic:blipFill>
-                          <a:blip r:embed="rId113"/>
+                          <a:blip r:embed="rId116"/>
                           <a:stretch>
                             <a:fillRect/>
                           </a:stretch>
@@ -18821,7 +20601,6 @@
             <w:r>
               <w:rPr>
                 <w:noProof/>
-                <w:lang w:bidi="te-IN"/>
               </w:rPr>
               <w:drawing>
                 <wp:inline distT="0" distB="0" distL="0" distR="0" wp14:anchorId="6B18AA0B" wp14:editId="2C405A1D">
@@ -18839,7 +20618,7 @@
                           <pic:cNvPicPr/>
                         </pic:nvPicPr>
                         <pic:blipFill>
-                          <a:blip r:embed="rId114"/>
+                          <a:blip r:embed="rId117"/>
                           <a:stretch>
                             <a:fillRect/>
                           </a:stretch>
@@ -18891,10 +20670,10 @@
             </w:pPr>
             <w:r>
               <w:object w:dxaOrig="3345" w:dyaOrig="4755" w14:anchorId="655AA4B7">
-                <v:shape id="_x0000_i1060" type="#_x0000_t75" style="width:167.45pt;height:237.75pt" o:ole="">
-                  <v:imagedata r:id="rId115" o:title=""/>
+                <v:shape id="_x0000_i1064" type="#_x0000_t75" style="width:167.25pt;height:237.75pt" o:ole="">
+                  <v:imagedata r:id="rId118" o:title=""/>
                 </v:shape>
-                <o:OLEObject Type="Embed" ProgID="PBrush" ShapeID="_x0000_i1060" DrawAspect="Content" ObjectID="_1829717419" r:id="rId116"/>
+                <o:OLEObject Type="Embed" ProgID="PBrush" ShapeID="_x0000_i1064" DrawAspect="Content" ObjectID="_1834913220" r:id="rId119"/>
               </w:object>
             </w:r>
           </w:p>
@@ -18913,18 +20692,18 @@
             </w:pPr>
             <w:r>
               <w:object w:dxaOrig="5400" w:dyaOrig="9750" w14:anchorId="7A4A641E">
-                <v:shape id="_x0000_i1061" type="#_x0000_t75" style="width:270.4pt;height:487.25pt" o:ole="">
-                  <v:imagedata r:id="rId117" o:title=""/>
+                <v:shape id="_x0000_i1065" type="#_x0000_t75" style="width:270pt;height:486.75pt" o:ole="">
+                  <v:imagedata r:id="rId120" o:title=""/>
                 </v:shape>
-                <o:OLEObject Type="Embed" ProgID="PBrush" ShapeID="_x0000_i1061" DrawAspect="Content" ObjectID="_1829717420" r:id="rId118"/>
+                <o:OLEObject Type="Embed" ProgID="PBrush" ShapeID="_x0000_i1065" DrawAspect="Content" ObjectID="_1834913221" r:id="rId121"/>
               </w:object>
             </w:r>
             <w:r>
               <w:object w:dxaOrig="7320" w:dyaOrig="6900" w14:anchorId="303FA569">
-                <v:shape id="_x0000_i1062" type="#_x0000_t75" style="width:365.85pt;height:344.95pt" o:ole="">
-                  <v:imagedata r:id="rId119" o:title=""/>
+                <v:shape id="_x0000_i1066" type="#_x0000_t75" style="width:366pt;height:345pt" o:ole="">
+                  <v:imagedata r:id="rId122" o:title=""/>
                 </v:shape>
-                <o:OLEObject Type="Embed" ProgID="PBrush" ShapeID="_x0000_i1062" DrawAspect="Content" ObjectID="_1829717421" r:id="rId120"/>
+                <o:OLEObject Type="Embed" ProgID="PBrush" ShapeID="_x0000_i1066" DrawAspect="Content" ObjectID="_1834913222" r:id="rId123"/>
               </w:object>
             </w:r>
           </w:p>
@@ -21571,243 +23350,12 @@
             <w:r>
               <w:rPr>
                 <w:noProof/>
-                <w:lang w:bidi="te-IN"/>
               </w:rPr>
               <w:drawing>
                 <wp:inline distT="0" distB="0" distL="0" distR="0" wp14:anchorId="3FC6B2AA" wp14:editId="44C0E7A5">
                   <wp:extent cx="2076450" cy="704850"/>
                   <wp:effectExtent l="0" t="0" r="0" b="0"/>
                   <wp:docPr id="47" name="Picture 47"/>
-                  <wp:cNvGraphicFramePr>
-                    <a:graphicFrameLocks xmlns:a="http://schemas.openxmlformats.org/drawingml/2006/main" noChangeAspect="1"/>
-                  </wp:cNvGraphicFramePr>
-                  <a:graphic xmlns:a="http://schemas.openxmlformats.org/drawingml/2006/main">
-                    <a:graphicData uri="http://schemas.openxmlformats.org/drawingml/2006/picture">
-                      <pic:pic xmlns:pic="http://schemas.openxmlformats.org/drawingml/2006/picture">
-                        <pic:nvPicPr>
-                          <pic:cNvPr id="1" name=""/>
-                          <pic:cNvPicPr/>
-                        </pic:nvPicPr>
-                        <pic:blipFill>
-                          <a:blip r:embed="rId121"/>
-                          <a:stretch>
-                            <a:fillRect/>
-                          </a:stretch>
-                        </pic:blipFill>
-                        <pic:spPr>
-                          <a:xfrm>
-                            <a:off x="0" y="0"/>
-                            <a:ext cx="2076450" cy="704850"/>
-                          </a:xfrm>
-                          <a:prstGeom prst="rect">
-                            <a:avLst/>
-                          </a:prstGeom>
-                        </pic:spPr>
-                      </pic:pic>
-                    </a:graphicData>
-                  </a:graphic>
-                </wp:inline>
-              </w:drawing>
-            </w:r>
-            <w:r>
-              <w:rPr>
-                <w:noProof/>
-                <w:lang w:bidi="te-IN"/>
-              </w:rPr>
-              <w:t xml:space="preserve"> </w:t>
-            </w:r>
-            <w:r>
-              <w:rPr>
-                <w:noProof/>
-                <w:lang w:bidi="te-IN"/>
-              </w:rPr>
-              <w:drawing>
-                <wp:inline distT="0" distB="0" distL="0" distR="0" wp14:anchorId="17370CBF" wp14:editId="35F0BD79">
-                  <wp:extent cx="904875" cy="409575"/>
-                  <wp:effectExtent l="0" t="0" r="9525" b="9525"/>
-                  <wp:docPr id="48" name="Picture 48"/>
-                  <wp:cNvGraphicFramePr>
-                    <a:graphicFrameLocks xmlns:a="http://schemas.openxmlformats.org/drawingml/2006/main" noChangeAspect="1"/>
-                  </wp:cNvGraphicFramePr>
-                  <a:graphic xmlns:a="http://schemas.openxmlformats.org/drawingml/2006/main">
-                    <a:graphicData uri="http://schemas.openxmlformats.org/drawingml/2006/picture">
-                      <pic:pic xmlns:pic="http://schemas.openxmlformats.org/drawingml/2006/picture">
-                        <pic:nvPicPr>
-                          <pic:cNvPr id="1" name=""/>
-                          <pic:cNvPicPr/>
-                        </pic:nvPicPr>
-                        <pic:blipFill>
-                          <a:blip r:embed="rId122"/>
-                          <a:stretch>
-                            <a:fillRect/>
-                          </a:stretch>
-                        </pic:blipFill>
-                        <pic:spPr>
-                          <a:xfrm>
-                            <a:off x="0" y="0"/>
-                            <a:ext cx="904875" cy="409575"/>
-                          </a:xfrm>
-                          <a:prstGeom prst="rect">
-                            <a:avLst/>
-                          </a:prstGeom>
-                        </pic:spPr>
-                      </pic:pic>
-                    </a:graphicData>
-                  </a:graphic>
-                </wp:inline>
-              </w:drawing>
-            </w:r>
-            <w:r>
-              <w:rPr>
-                <w:noProof/>
-                <w:lang w:bidi="te-IN"/>
-              </w:rPr>
-              <w:t xml:space="preserve"> </w:t>
-            </w:r>
-            <w:r>
-              <w:rPr>
-                <w:noProof/>
-                <w:lang w:bidi="te-IN"/>
-              </w:rPr>
-              <w:drawing>
-                <wp:inline distT="0" distB="0" distL="0" distR="0" wp14:anchorId="5A109429" wp14:editId="4910CE1F">
-                  <wp:extent cx="3381375" cy="1000125"/>
-                  <wp:effectExtent l="0" t="0" r="9525" b="9525"/>
-                  <wp:docPr id="49" name="Picture 49"/>
-                  <wp:cNvGraphicFramePr>
-                    <a:graphicFrameLocks xmlns:a="http://schemas.openxmlformats.org/drawingml/2006/main" noChangeAspect="1"/>
-                  </wp:cNvGraphicFramePr>
-                  <a:graphic xmlns:a="http://schemas.openxmlformats.org/drawingml/2006/main">
-                    <a:graphicData uri="http://schemas.openxmlformats.org/drawingml/2006/picture">
-                      <pic:pic xmlns:pic="http://schemas.openxmlformats.org/drawingml/2006/picture">
-                        <pic:nvPicPr>
-                          <pic:cNvPr id="1" name=""/>
-                          <pic:cNvPicPr/>
-                        </pic:nvPicPr>
-                        <pic:blipFill>
-                          <a:blip r:embed="rId123"/>
-                          <a:stretch>
-                            <a:fillRect/>
-                          </a:stretch>
-                        </pic:blipFill>
-                        <pic:spPr>
-                          <a:xfrm>
-                            <a:off x="0" y="0"/>
-                            <a:ext cx="3381375" cy="1000125"/>
-                          </a:xfrm>
-                          <a:prstGeom prst="rect">
-                            <a:avLst/>
-                          </a:prstGeom>
-                        </pic:spPr>
-                      </pic:pic>
-                    </a:graphicData>
-                  </a:graphic>
-                </wp:inline>
-              </w:drawing>
-            </w:r>
-          </w:p>
-          <w:p>
-            <w:pPr>
-              <w:pStyle w:val="green"/>
-              <w:numPr>
-                <w:ilvl w:val="0"/>
-                <w:numId w:val="61"/>
-              </w:numPr>
-              <w:shd w:val="clear" w:color="auto" w:fill="auto"/>
-            </w:pPr>
-            <w:r>
-              <w:t xml:space="preserve">in both auto layout and freeform u can copy the elements </w:t>
-            </w:r>
-          </w:p>
-          <w:p>
-            <w:pPr>
-              <w:pStyle w:val="green"/>
-              <w:numPr>
-                <w:ilvl w:val="0"/>
-                <w:numId w:val="61"/>
-              </w:numPr>
-              <w:shd w:val="clear" w:color="auto" w:fill="auto"/>
-            </w:pPr>
-            <w:r>
-              <w:t xml:space="preserve">u can even debug the flow after saving a flow </w:t>
-            </w:r>
-          </w:p>
-          <w:p>
-            <w:pPr>
-              <w:pStyle w:val="green"/>
-              <w:numPr>
-                <w:ilvl w:val="0"/>
-                <w:numId w:val="61"/>
-              </w:numPr>
-              <w:shd w:val="clear" w:color="auto" w:fill="auto"/>
-            </w:pPr>
-            <w:r>
-              <w:t>u can either save with existing version or u can save the same flow as new version</w:t>
-            </w:r>
-          </w:p>
-          <w:p>
-            <w:pPr>
-              <w:pStyle w:val="green"/>
-              <w:shd w:val="clear" w:color="auto" w:fill="auto"/>
-            </w:pPr>
-          </w:p>
-          <w:p>
-            <w:pPr>
-              <w:pStyle w:val="green"/>
-              <w:shd w:val="clear" w:color="auto" w:fill="auto"/>
-            </w:pPr>
-            <w:r>
-              <w:t xml:space="preserve">steps to create flow </w:t>
-            </w:r>
-          </w:p>
-          <w:p>
-            <w:pPr>
-              <w:pStyle w:val="green"/>
-              <w:shd w:val="clear" w:color="auto" w:fill="auto"/>
-            </w:pPr>
-            <w:r>
-              <w:t xml:space="preserve">setup—flow </w:t>
-            </w:r>
-          </w:p>
-        </w:tc>
-        <w:tc>
-          <w:tcPr>
-            <w:tcW w:w="11515" w:type="dxa"/>
-          </w:tcPr>
-          <w:p>
-            <w:pPr>
-              <w:pStyle w:val="green"/>
-              <w:shd w:val="clear" w:color="auto" w:fill="auto"/>
-            </w:pPr>
-            <w:r>
-              <w:t>steps to create a flow</w:t>
-            </w:r>
-          </w:p>
-          <w:p>
-            <w:pPr>
-              <w:pStyle w:val="green"/>
-            </w:pPr>
-            <w:r>
-              <w:t>Flow—screen flow—click + button- select screen</w:t>
-            </w:r>
-            <w:r>
-              <w:t xml:space="preserve"> (give name and drag a comp into ur screen)</w:t>
-            </w:r>
-          </w:p>
-          <w:p>
-            <w:pPr>
-              <w:pStyle w:val="green"/>
-            </w:pPr>
-            <w:r>
-              <w:rPr>
-                <w:noProof/>
-                <w:lang w:bidi="te-IN"/>
-              </w:rPr>
-              <w:drawing>
-                <wp:inline distT="0" distB="0" distL="0" distR="0" wp14:anchorId="479411F2" wp14:editId="16813B9F">
-                  <wp:extent cx="1762125" cy="2495550"/>
-                  <wp:effectExtent l="0" t="0" r="9525" b="0"/>
-                  <wp:docPr id="50" name="Picture 50"/>
                   <wp:cNvGraphicFramePr>
                     <a:graphicFrameLocks xmlns:a="http://schemas.openxmlformats.org/drawingml/2006/main" noChangeAspect="1"/>
                   </wp:cNvGraphicFramePr>
@@ -21827,7 +23375,7 @@
                         <pic:spPr>
                           <a:xfrm>
                             <a:off x="0" y="0"/>
-                            <a:ext cx="1762125" cy="2495550"/>
+                            <a:ext cx="2076450" cy="704850"/>
                           </a:xfrm>
                           <a:prstGeom prst="rect">
                             <a:avLst/>
@@ -21849,13 +23397,12 @@
             <w:r>
               <w:rPr>
                 <w:noProof/>
-                <w:lang w:bidi="te-IN"/>
               </w:rPr>
               <w:drawing>
-                <wp:inline distT="0" distB="0" distL="0" distR="0" wp14:anchorId="707F6005" wp14:editId="619399B9">
-                  <wp:extent cx="1733550" cy="2314575"/>
-                  <wp:effectExtent l="0" t="0" r="0" b="9525"/>
-                  <wp:docPr id="52" name="Picture 52"/>
+                <wp:inline distT="0" distB="0" distL="0" distR="0" wp14:anchorId="17370CBF" wp14:editId="35F0BD79">
+                  <wp:extent cx="904875" cy="409575"/>
+                  <wp:effectExtent l="0" t="0" r="9525" b="9525"/>
+                  <wp:docPr id="48" name="Picture 48"/>
                   <wp:cNvGraphicFramePr>
                     <a:graphicFrameLocks xmlns:a="http://schemas.openxmlformats.org/drawingml/2006/main" noChangeAspect="1"/>
                   </wp:cNvGraphicFramePr>
@@ -21875,7 +23422,7 @@
                         <pic:spPr>
                           <a:xfrm>
                             <a:off x="0" y="0"/>
-                            <a:ext cx="1733550" cy="2314575"/>
+                            <a:ext cx="904875" cy="409575"/>
                           </a:xfrm>
                           <a:prstGeom prst="rect">
                             <a:avLst/>
@@ -21897,13 +23444,12 @@
             <w:r>
               <w:rPr>
                 <w:noProof/>
-                <w:lang w:bidi="te-IN"/>
               </w:rPr>
               <w:drawing>
-                <wp:inline distT="0" distB="0" distL="0" distR="0" wp14:anchorId="6D558FE9" wp14:editId="22B4F98A">
-                  <wp:extent cx="2238375" cy="2573079"/>
-                  <wp:effectExtent l="0" t="0" r="0" b="0"/>
-                  <wp:docPr id="53" name="Picture 53"/>
+                <wp:inline distT="0" distB="0" distL="0" distR="0" wp14:anchorId="5A109429" wp14:editId="4910CE1F">
+                  <wp:extent cx="3381375" cy="1000125"/>
+                  <wp:effectExtent l="0" t="0" r="9525" b="9525"/>
+                  <wp:docPr id="49" name="Picture 49"/>
                   <wp:cNvGraphicFramePr>
                     <a:graphicFrameLocks xmlns:a="http://schemas.openxmlformats.org/drawingml/2006/main" noChangeAspect="1"/>
                   </wp:cNvGraphicFramePr>
@@ -21923,6 +23469,233 @@
                         <pic:spPr>
                           <a:xfrm>
                             <a:off x="0" y="0"/>
+                            <a:ext cx="3381375" cy="1000125"/>
+                          </a:xfrm>
+                          <a:prstGeom prst="rect">
+                            <a:avLst/>
+                          </a:prstGeom>
+                        </pic:spPr>
+                      </pic:pic>
+                    </a:graphicData>
+                  </a:graphic>
+                </wp:inline>
+              </w:drawing>
+            </w:r>
+          </w:p>
+          <w:p>
+            <w:pPr>
+              <w:pStyle w:val="green"/>
+              <w:numPr>
+                <w:ilvl w:val="0"/>
+                <w:numId w:val="61"/>
+              </w:numPr>
+              <w:shd w:val="clear" w:color="auto" w:fill="auto"/>
+            </w:pPr>
+            <w:r>
+              <w:t xml:space="preserve">in both auto layout and freeform u can copy the elements </w:t>
+            </w:r>
+          </w:p>
+          <w:p>
+            <w:pPr>
+              <w:pStyle w:val="green"/>
+              <w:numPr>
+                <w:ilvl w:val="0"/>
+                <w:numId w:val="61"/>
+              </w:numPr>
+              <w:shd w:val="clear" w:color="auto" w:fill="auto"/>
+            </w:pPr>
+            <w:r>
+              <w:t xml:space="preserve">u can even debug the flow after saving a flow </w:t>
+            </w:r>
+          </w:p>
+          <w:p>
+            <w:pPr>
+              <w:pStyle w:val="green"/>
+              <w:numPr>
+                <w:ilvl w:val="0"/>
+                <w:numId w:val="61"/>
+              </w:numPr>
+              <w:shd w:val="clear" w:color="auto" w:fill="auto"/>
+            </w:pPr>
+            <w:r>
+              <w:t>u can either save with existing version or u can save the same flow as new version</w:t>
+            </w:r>
+          </w:p>
+          <w:p>
+            <w:pPr>
+              <w:pStyle w:val="green"/>
+              <w:shd w:val="clear" w:color="auto" w:fill="auto"/>
+            </w:pPr>
+          </w:p>
+          <w:p>
+            <w:pPr>
+              <w:pStyle w:val="green"/>
+              <w:shd w:val="clear" w:color="auto" w:fill="auto"/>
+            </w:pPr>
+            <w:r>
+              <w:t xml:space="preserve">steps to create flow </w:t>
+            </w:r>
+          </w:p>
+          <w:p>
+            <w:pPr>
+              <w:pStyle w:val="green"/>
+              <w:shd w:val="clear" w:color="auto" w:fill="auto"/>
+            </w:pPr>
+            <w:r>
+              <w:t xml:space="preserve">setup—flow </w:t>
+            </w:r>
+          </w:p>
+        </w:tc>
+        <w:tc>
+          <w:tcPr>
+            <w:tcW w:w="11515" w:type="dxa"/>
+          </w:tcPr>
+          <w:p>
+            <w:pPr>
+              <w:pStyle w:val="green"/>
+              <w:shd w:val="clear" w:color="auto" w:fill="auto"/>
+            </w:pPr>
+            <w:r>
+              <w:t>steps to create a flow</w:t>
+            </w:r>
+          </w:p>
+          <w:p>
+            <w:pPr>
+              <w:pStyle w:val="green"/>
+            </w:pPr>
+            <w:r>
+              <w:t>Flow—screen flow—click + button- select screen</w:t>
+            </w:r>
+            <w:r>
+              <w:t xml:space="preserve"> (give name and drag a comp into ur screen)</w:t>
+            </w:r>
+          </w:p>
+          <w:p>
+            <w:pPr>
+              <w:pStyle w:val="green"/>
+            </w:pPr>
+            <w:r>
+              <w:rPr>
+                <w:noProof/>
+              </w:rPr>
+              <w:drawing>
+                <wp:inline distT="0" distB="0" distL="0" distR="0" wp14:anchorId="479411F2" wp14:editId="16813B9F">
+                  <wp:extent cx="1762125" cy="2495550"/>
+                  <wp:effectExtent l="0" t="0" r="9525" b="0"/>
+                  <wp:docPr id="50" name="Picture 50"/>
+                  <wp:cNvGraphicFramePr>
+                    <a:graphicFrameLocks xmlns:a="http://schemas.openxmlformats.org/drawingml/2006/main" noChangeAspect="1"/>
+                  </wp:cNvGraphicFramePr>
+                  <a:graphic xmlns:a="http://schemas.openxmlformats.org/drawingml/2006/main">
+                    <a:graphicData uri="http://schemas.openxmlformats.org/drawingml/2006/picture">
+                      <pic:pic xmlns:pic="http://schemas.openxmlformats.org/drawingml/2006/picture">
+                        <pic:nvPicPr>
+                          <pic:cNvPr id="1" name=""/>
+                          <pic:cNvPicPr/>
+                        </pic:nvPicPr>
+                        <pic:blipFill>
+                          <a:blip r:embed="rId127"/>
+                          <a:stretch>
+                            <a:fillRect/>
+                          </a:stretch>
+                        </pic:blipFill>
+                        <pic:spPr>
+                          <a:xfrm>
+                            <a:off x="0" y="0"/>
+                            <a:ext cx="1762125" cy="2495550"/>
+                          </a:xfrm>
+                          <a:prstGeom prst="rect">
+                            <a:avLst/>
+                          </a:prstGeom>
+                        </pic:spPr>
+                      </pic:pic>
+                    </a:graphicData>
+                  </a:graphic>
+                </wp:inline>
+              </w:drawing>
+            </w:r>
+            <w:r>
+              <w:rPr>
+                <w:noProof/>
+                <w:lang w:bidi="te-IN"/>
+              </w:rPr>
+              <w:t xml:space="preserve"> </w:t>
+            </w:r>
+            <w:r>
+              <w:rPr>
+                <w:noProof/>
+              </w:rPr>
+              <w:drawing>
+                <wp:inline distT="0" distB="0" distL="0" distR="0" wp14:anchorId="707F6005" wp14:editId="619399B9">
+                  <wp:extent cx="1733550" cy="2314575"/>
+                  <wp:effectExtent l="0" t="0" r="0" b="9525"/>
+                  <wp:docPr id="52" name="Picture 52"/>
+                  <wp:cNvGraphicFramePr>
+                    <a:graphicFrameLocks xmlns:a="http://schemas.openxmlformats.org/drawingml/2006/main" noChangeAspect="1"/>
+                  </wp:cNvGraphicFramePr>
+                  <a:graphic xmlns:a="http://schemas.openxmlformats.org/drawingml/2006/main">
+                    <a:graphicData uri="http://schemas.openxmlformats.org/drawingml/2006/picture">
+                      <pic:pic xmlns:pic="http://schemas.openxmlformats.org/drawingml/2006/picture">
+                        <pic:nvPicPr>
+                          <pic:cNvPr id="1" name=""/>
+                          <pic:cNvPicPr/>
+                        </pic:nvPicPr>
+                        <pic:blipFill>
+                          <a:blip r:embed="rId128"/>
+                          <a:stretch>
+                            <a:fillRect/>
+                          </a:stretch>
+                        </pic:blipFill>
+                        <pic:spPr>
+                          <a:xfrm>
+                            <a:off x="0" y="0"/>
+                            <a:ext cx="1733550" cy="2314575"/>
+                          </a:xfrm>
+                          <a:prstGeom prst="rect">
+                            <a:avLst/>
+                          </a:prstGeom>
+                        </pic:spPr>
+                      </pic:pic>
+                    </a:graphicData>
+                  </a:graphic>
+                </wp:inline>
+              </w:drawing>
+            </w:r>
+            <w:r>
+              <w:rPr>
+                <w:noProof/>
+                <w:lang w:bidi="te-IN"/>
+              </w:rPr>
+              <w:t xml:space="preserve"> </w:t>
+            </w:r>
+            <w:r>
+              <w:rPr>
+                <w:noProof/>
+              </w:rPr>
+              <w:drawing>
+                <wp:inline distT="0" distB="0" distL="0" distR="0" wp14:anchorId="6D558FE9" wp14:editId="22B4F98A">
+                  <wp:extent cx="2238375" cy="2573079"/>
+                  <wp:effectExtent l="0" t="0" r="0" b="0"/>
+                  <wp:docPr id="53" name="Picture 53"/>
+                  <wp:cNvGraphicFramePr>
+                    <a:graphicFrameLocks xmlns:a="http://schemas.openxmlformats.org/drawingml/2006/main" noChangeAspect="1"/>
+                  </wp:cNvGraphicFramePr>
+                  <a:graphic xmlns:a="http://schemas.openxmlformats.org/drawingml/2006/main">
+                    <a:graphicData uri="http://schemas.openxmlformats.org/drawingml/2006/picture">
+                      <pic:pic xmlns:pic="http://schemas.openxmlformats.org/drawingml/2006/picture">
+                        <pic:nvPicPr>
+                          <pic:cNvPr id="1" name=""/>
+                          <pic:cNvPicPr/>
+                        </pic:nvPicPr>
+                        <pic:blipFill>
+                          <a:blip r:embed="rId129"/>
+                          <a:stretch>
+                            <a:fillRect/>
+                          </a:stretch>
+                        </pic:blipFill>
+                        <pic:spPr>
+                          <a:xfrm>
+                            <a:off x="0" y="0"/>
                             <a:ext cx="2244526" cy="2580150"/>
                           </a:xfrm>
                           <a:prstGeom prst="rect">
@@ -21955,7 +23728,6 @@
             <w:r>
               <w:rPr>
                 <w:noProof/>
-                <w:lang w:bidi="te-IN"/>
               </w:rPr>
               <w:drawing>
                 <wp:inline distT="0" distB="0" distL="0" distR="0" wp14:anchorId="2D1FAEA4" wp14:editId="337B951B">
@@ -21973,7 +23745,7 @@
                           <pic:cNvPicPr/>
                         </pic:nvPicPr>
                         <pic:blipFill>
-                          <a:blip r:embed="rId127"/>
+                          <a:blip r:embed="rId130"/>
                           <a:stretch>
                             <a:fillRect/>
                           </a:stretch>
@@ -22278,10 +24050,10 @@
             </w:pPr>
             <w:r>
               <w:object w:dxaOrig="3495" w:dyaOrig="6600" w14:anchorId="43A9C311">
-                <v:shape id="_x0000_i1063" type="#_x0000_t75" style="width:175pt;height:329.85pt" o:ole="">
-                  <v:imagedata r:id="rId128" o:title=""/>
+                <v:shape id="_x0000_i1067" type="#_x0000_t75" style="width:174.75pt;height:330pt" o:ole="">
+                  <v:imagedata r:id="rId131" o:title=""/>
                 </v:shape>
-                <o:OLEObject Type="Embed" ProgID="PBrush" ShapeID="_x0000_i1063" DrawAspect="Content" ObjectID="_1829717422" r:id="rId129"/>
+                <o:OLEObject Type="Embed" ProgID="PBrush" ShapeID="_x0000_i1067" DrawAspect="Content" ObjectID="_1834913223" r:id="rId132"/>
               </w:object>
             </w:r>
             <w:r>
@@ -22296,7 +24068,6 @@
             <w:r>
               <w:rPr>
                 <w:noProof/>
-                <w:lang w:bidi="te-IN"/>
               </w:rPr>
               <w:lastRenderedPageBreak/>
               <w:drawing>
@@ -22315,7 +24086,7 @@
                           <pic:cNvPicPr/>
                         </pic:nvPicPr>
                         <pic:blipFill>
-                          <a:blip r:embed="rId130"/>
+                          <a:blip r:embed="rId133"/>
                           <a:stretch>
                             <a:fillRect/>
                           </a:stretch>
@@ -22376,7 +24147,6 @@
                   <w:r>
                     <w:rPr>
                       <w:noProof/>
-                      <w:lang w:bidi="te-IN"/>
                     </w:rPr>
                     <w:drawing>
                       <wp:inline distT="0" distB="0" distL="0" distR="0" wp14:anchorId="701AE2F4" wp14:editId="5281AD64">
@@ -22394,7 +24164,7 @@
                                 <pic:cNvPicPr/>
                               </pic:nvPicPr>
                               <pic:blipFill>
-                                <a:blip r:embed="rId131"/>
+                                <a:blip r:embed="rId134"/>
                                 <a:stretch>
                                   <a:fillRect/>
                                 </a:stretch>
@@ -22553,7 +24323,6 @@
                   <w:r>
                     <w:rPr>
                       <w:noProof/>
-                      <w:lang w:bidi="te-IN"/>
                     </w:rPr>
                     <w:drawing>
                       <wp:inline distT="0" distB="0" distL="0" distR="0" wp14:anchorId="0B5CDFDC" wp14:editId="0504ACC1">
@@ -22571,7 +24340,7 @@
                                 <pic:cNvPicPr/>
                               </pic:nvPicPr>
                               <pic:blipFill>
-                                <a:blip r:embed="rId132"/>
+                                <a:blip r:embed="rId135"/>
                                 <a:stretch>
                                   <a:fillRect/>
                                 </a:stretch>
@@ -22597,7 +24366,6 @@
                   <w:r>
                     <w:rPr>
                       <w:noProof/>
-                      <w:lang w:bidi="te-IN"/>
                     </w:rPr>
                     <w:drawing>
                       <wp:inline distT="0" distB="0" distL="0" distR="0" wp14:anchorId="34F2B0DA" wp14:editId="5D777974">
@@ -22615,7 +24383,7 @@
                                 <pic:cNvPicPr/>
                               </pic:nvPicPr>
                               <pic:blipFill>
-                                <a:blip r:embed="rId133"/>
+                                <a:blip r:embed="rId136"/>
                                 <a:stretch>
                                   <a:fillRect/>
                                 </a:stretch>
@@ -22709,10 +24477,10 @@
                   </w:pPr>
                   <w:r>
                     <w:object w:dxaOrig="3855" w:dyaOrig="3360" w14:anchorId="16B8FFF3">
-                      <v:shape id="_x0000_i1064" type="#_x0000_t75" style="width:192.55pt;height:168.3pt" o:ole="">
-                        <v:imagedata r:id="rId134" o:title=""/>
+                      <v:shape id="_x0000_i1068" type="#_x0000_t75" style="width:192.75pt;height:168pt" o:ole="">
+                        <v:imagedata r:id="rId137" o:title=""/>
                       </v:shape>
-                      <o:OLEObject Type="Embed" ProgID="PBrush" ShapeID="_x0000_i1064" DrawAspect="Content" ObjectID="_1829717423" r:id="rId135"/>
+                      <o:OLEObject Type="Embed" ProgID="PBrush" ShapeID="_x0000_i1068" DrawAspect="Content" ObjectID="_1834913224" r:id="rId138"/>
                     </w:object>
                   </w:r>
                 </w:p>
@@ -22855,7 +24623,6 @@
                   <w:r>
                     <w:rPr>
                       <w:noProof/>
-                      <w:lang w:bidi="te-IN"/>
                     </w:rPr>
                     <w:drawing>
                       <wp:inline distT="0" distB="0" distL="0" distR="0" wp14:anchorId="14FA808E" wp14:editId="6922845A">
@@ -22873,7 +24640,7 @@
                                 <pic:cNvPicPr/>
                               </pic:nvPicPr>
                               <pic:blipFill>
-                                <a:blip r:embed="rId136"/>
+                                <a:blip r:embed="rId139"/>
                                 <a:stretch>
                                   <a:fillRect/>
                                 </a:stretch>
@@ -22896,7 +24663,6 @@
                   <w:r>
                     <w:rPr>
                       <w:noProof/>
-                      <w:lang w:bidi="te-IN"/>
                     </w:rPr>
                     <w:drawing>
                       <wp:inline distT="0" distB="0" distL="0" distR="0" wp14:anchorId="3614D19B" wp14:editId="57B9ED11">
@@ -22914,7 +24680,7 @@
                                 <pic:cNvPicPr/>
                               </pic:nvPicPr>
                               <pic:blipFill>
-                                <a:blip r:embed="rId137"/>
+                                <a:blip r:embed="rId140"/>
                                 <a:stretch>
                                   <a:fillRect/>
                                 </a:stretch>
@@ -23225,188 +24991,12 @@
             <w:r>
               <w:rPr>
                 <w:noProof/>
-                <w:lang w:bidi="te-IN"/>
               </w:rPr>
               <w:drawing>
                 <wp:inline distT="0" distB="0" distL="0" distR="0" wp14:anchorId="2B10F288" wp14:editId="44350F97">
                   <wp:extent cx="981075" cy="971550"/>
                   <wp:effectExtent l="0" t="0" r="9525" b="0"/>
                   <wp:docPr id="65" name="Picture 65"/>
-                  <wp:cNvGraphicFramePr>
-                    <a:graphicFrameLocks xmlns:a="http://schemas.openxmlformats.org/drawingml/2006/main" noChangeAspect="1"/>
-                  </wp:cNvGraphicFramePr>
-                  <a:graphic xmlns:a="http://schemas.openxmlformats.org/drawingml/2006/main">
-                    <a:graphicData uri="http://schemas.openxmlformats.org/drawingml/2006/picture">
-                      <pic:pic xmlns:pic="http://schemas.openxmlformats.org/drawingml/2006/picture">
-                        <pic:nvPicPr>
-                          <pic:cNvPr id="1" name=""/>
-                          <pic:cNvPicPr/>
-                        </pic:nvPicPr>
-                        <pic:blipFill>
-                          <a:blip r:embed="rId138"/>
-                          <a:stretch>
-                            <a:fillRect/>
-                          </a:stretch>
-                        </pic:blipFill>
-                        <pic:spPr>
-                          <a:xfrm>
-                            <a:off x="0" y="0"/>
-                            <a:ext cx="981075" cy="971550"/>
-                          </a:xfrm>
-                          <a:prstGeom prst="rect">
-                            <a:avLst/>
-                          </a:prstGeom>
-                        </pic:spPr>
-                      </pic:pic>
-                    </a:graphicData>
-                  </a:graphic>
-                </wp:inline>
-              </w:drawing>
-            </w:r>
-            <w:r>
-              <w:rPr>
-                <w:b w:val="0"/>
-                <w:bCs w:val="0"/>
-                <w:noProof/>
-                <w:lang w:bidi="te-IN"/>
-              </w:rPr>
-              <w:t xml:space="preserve"> ex:- these num comp we can directly use in formula tab</w:t>
-            </w:r>
-          </w:p>
-        </w:tc>
-      </w:tr>
-      <w:tr>
-        <w:tc>
-          <w:tcPr>
-            <w:cnfStyle w:val="001000000000" w:firstRow="0" w:lastRow="0" w:firstColumn="1" w:lastColumn="0" w:oddVBand="0" w:evenVBand="0" w:oddHBand="0" w:evenHBand="0" w:firstRowFirstColumn="0" w:firstRowLastColumn="0" w:lastRowFirstColumn="0" w:lastRowLastColumn="0"/>
-            <w:tcW w:w="3325" w:type="dxa"/>
-          </w:tcPr>
-          <w:p>
-            <w:pPr>
-              <w:pStyle w:val="green"/>
-              <w:shd w:val="clear" w:color="auto" w:fill="auto"/>
-            </w:pPr>
-            <w:r>
-              <w:t>Text comp</w:t>
-            </w:r>
-          </w:p>
-        </w:tc>
-        <w:tc>
-          <w:tcPr>
-            <w:tcW w:w="19440" w:type="dxa"/>
-          </w:tcPr>
-          <w:p>
-            <w:pPr>
-              <w:pStyle w:val="green"/>
-              <w:shd w:val="clear" w:color="auto" w:fill="auto"/>
-              <w:cnfStyle w:val="000000000000" w:firstRow="0" w:lastRow="0" w:firstColumn="0" w:lastColumn="0" w:oddVBand="0" w:evenVBand="0" w:oddHBand="0" w:evenHBand="0" w:firstRowFirstColumn="0" w:firstRowLastColumn="0" w:lastRowFirstColumn="0" w:lastRowLastColumn="0"/>
-              <w:rPr>
-                <w:noProof/>
-                <w:lang w:bidi="te-IN"/>
-              </w:rPr>
-            </w:pPr>
-            <w:r>
-              <w:rPr>
-                <w:noProof/>
-                <w:lang w:bidi="te-IN"/>
-              </w:rPr>
-              <w:t>to enter some text or if u want text box, use this comp</w:t>
-            </w:r>
-          </w:p>
-          <w:p>
-            <w:pPr>
-              <w:pStyle w:val="green"/>
-              <w:shd w:val="clear" w:color="auto" w:fill="auto"/>
-              <w:cnfStyle w:val="000000000000" w:firstRow="0" w:lastRow="0" w:firstColumn="0" w:lastColumn="0" w:oddVBand="0" w:evenVBand="0" w:oddHBand="0" w:evenHBand="0" w:firstRowFirstColumn="0" w:firstRowLastColumn="0" w:lastRowFirstColumn="0" w:lastRowLastColumn="0"/>
-              <w:rPr>
-                <w:noProof/>
-                <w:lang w:bidi="te-IN"/>
-              </w:rPr>
-            </w:pPr>
-            <w:r>
-              <w:object w:dxaOrig="1260" w:dyaOrig="2085" w14:anchorId="403AD972">
-                <v:shape id="_x0000_i1065" type="#_x0000_t75" style="width:62.8pt;height:104.65pt" o:ole="">
-                  <v:imagedata r:id="rId139" o:title=""/>
-                </v:shape>
-                <o:OLEObject Type="Embed" ProgID="PBrush" ShapeID="_x0000_i1065" DrawAspect="Content" ObjectID="_1829717424" r:id="rId140"/>
-              </w:object>
-            </w:r>
-          </w:p>
-        </w:tc>
-      </w:tr>
-      <w:tr>
-        <w:tc>
-          <w:tcPr>
-            <w:cnfStyle w:val="001000000000" w:firstRow="0" w:lastRow="0" w:firstColumn="1" w:lastColumn="0" w:oddVBand="0" w:evenVBand="0" w:oddHBand="0" w:evenHBand="0" w:firstRowFirstColumn="0" w:firstRowLastColumn="0" w:lastRowFirstColumn="0" w:lastRowLastColumn="0"/>
-            <w:tcW w:w="3325" w:type="dxa"/>
-          </w:tcPr>
-          <w:p>
-            <w:pPr>
-              <w:pStyle w:val="green"/>
-              <w:shd w:val="clear" w:color="auto" w:fill="auto"/>
-            </w:pPr>
-            <w:r>
-              <w:lastRenderedPageBreak/>
-              <w:t>Display Text</w:t>
-            </w:r>
-          </w:p>
-        </w:tc>
-        <w:tc>
-          <w:tcPr>
-            <w:tcW w:w="19440" w:type="dxa"/>
-          </w:tcPr>
-          <w:p>
-            <w:pPr>
-              <w:pStyle w:val="green"/>
-              <w:shd w:val="clear" w:color="auto" w:fill="auto"/>
-              <w:cnfStyle w:val="000000000000" w:firstRow="0" w:lastRow="0" w:firstColumn="0" w:lastColumn="0" w:oddVBand="0" w:evenVBand="0" w:oddHBand="0" w:evenHBand="0" w:firstRowFirstColumn="0" w:firstRowLastColumn="0" w:lastRowFirstColumn="0" w:lastRowLastColumn="0"/>
-              <w:rPr>
-                <w:noProof/>
-                <w:lang w:bidi="te-IN"/>
-              </w:rPr>
-            </w:pPr>
-            <w:r>
-              <w:rPr>
-                <w:noProof/>
-                <w:lang w:bidi="te-IN"/>
-              </w:rPr>
-              <w:t xml:space="preserve">like a </w:t>
-            </w:r>
-            <w:r>
-              <w:rPr>
-                <w:noProof/>
-                <w:lang w:bidi="te-IN"/>
-              </w:rPr>
-              <w:t>div to display values of variables and to write text</w:t>
-            </w:r>
-            <w:r>
-              <w:rPr>
-                <w:noProof/>
-                <w:lang w:bidi="te-IN"/>
-              </w:rPr>
-              <w:t xml:space="preserve">, you can write text with formulas also </w:t>
-            </w:r>
-          </w:p>
-          <w:p>
-            <w:pPr>
-              <w:pStyle w:val="green"/>
-              <w:shd w:val="clear" w:color="auto" w:fill="auto"/>
-              <w:cnfStyle w:val="000000000000" w:firstRow="0" w:lastRow="0" w:firstColumn="0" w:lastColumn="0" w:oddVBand="0" w:evenVBand="0" w:oddHBand="0" w:evenHBand="0" w:firstRowFirstColumn="0" w:firstRowLastColumn="0" w:lastRowFirstColumn="0" w:lastRowLastColumn="0"/>
-              <w:rPr>
-                <w:noProof/>
-                <w:lang w:bidi="te-IN"/>
-              </w:rPr>
-            </w:pPr>
-            <w:r>
-              <w:rPr>
-                <w:noProof/>
-                <w:lang w:bidi="te-IN"/>
-              </w:rPr>
-              <w:drawing>
-                <wp:inline distT="0" distB="0" distL="0" distR="0" wp14:anchorId="20D5405B" wp14:editId="3012A5AC">
-                  <wp:extent cx="3581400" cy="819150"/>
-                  <wp:effectExtent l="0" t="0" r="0" b="0"/>
-                  <wp:docPr id="66" name="Picture 66"/>
                   <wp:cNvGraphicFramePr>
                     <a:graphicFrameLocks xmlns:a="http://schemas.openxmlformats.org/drawingml/2006/main" noChangeAspect="1"/>
                   </wp:cNvGraphicFramePr>
@@ -23426,6 +25016,180 @@
                         <pic:spPr>
                           <a:xfrm>
                             <a:off x="0" y="0"/>
+                            <a:ext cx="981075" cy="971550"/>
+                          </a:xfrm>
+                          <a:prstGeom prst="rect">
+                            <a:avLst/>
+                          </a:prstGeom>
+                        </pic:spPr>
+                      </pic:pic>
+                    </a:graphicData>
+                  </a:graphic>
+                </wp:inline>
+              </w:drawing>
+            </w:r>
+            <w:r>
+              <w:rPr>
+                <w:b w:val="0"/>
+                <w:bCs w:val="0"/>
+                <w:noProof/>
+                <w:lang w:bidi="te-IN"/>
+              </w:rPr>
+              <w:t xml:space="preserve"> ex:- these num comp we can directly use in formula tab</w:t>
+            </w:r>
+          </w:p>
+        </w:tc>
+      </w:tr>
+      <w:tr>
+        <w:tc>
+          <w:tcPr>
+            <w:cnfStyle w:val="001000000000" w:firstRow="0" w:lastRow="0" w:firstColumn="1" w:lastColumn="0" w:oddVBand="0" w:evenVBand="0" w:oddHBand="0" w:evenHBand="0" w:firstRowFirstColumn="0" w:firstRowLastColumn="0" w:lastRowFirstColumn="0" w:lastRowLastColumn="0"/>
+            <w:tcW w:w="3325" w:type="dxa"/>
+          </w:tcPr>
+          <w:p>
+            <w:pPr>
+              <w:pStyle w:val="green"/>
+              <w:shd w:val="clear" w:color="auto" w:fill="auto"/>
+            </w:pPr>
+            <w:r>
+              <w:t>Text comp</w:t>
+            </w:r>
+          </w:p>
+        </w:tc>
+        <w:tc>
+          <w:tcPr>
+            <w:tcW w:w="19440" w:type="dxa"/>
+          </w:tcPr>
+          <w:p>
+            <w:pPr>
+              <w:pStyle w:val="green"/>
+              <w:shd w:val="clear" w:color="auto" w:fill="auto"/>
+              <w:cnfStyle w:val="000000000000" w:firstRow="0" w:lastRow="0" w:firstColumn="0" w:lastColumn="0" w:oddVBand="0" w:evenVBand="0" w:oddHBand="0" w:evenHBand="0" w:firstRowFirstColumn="0" w:firstRowLastColumn="0" w:lastRowFirstColumn="0" w:lastRowLastColumn="0"/>
+              <w:rPr>
+                <w:noProof/>
+                <w:lang w:bidi="te-IN"/>
+              </w:rPr>
+            </w:pPr>
+            <w:r>
+              <w:rPr>
+                <w:noProof/>
+                <w:lang w:bidi="te-IN"/>
+              </w:rPr>
+              <w:t>to enter some text or if u want text box, use this comp</w:t>
+            </w:r>
+          </w:p>
+          <w:p>
+            <w:pPr>
+              <w:pStyle w:val="green"/>
+              <w:shd w:val="clear" w:color="auto" w:fill="auto"/>
+              <w:cnfStyle w:val="000000000000" w:firstRow="0" w:lastRow="0" w:firstColumn="0" w:lastColumn="0" w:oddVBand="0" w:evenVBand="0" w:oddHBand="0" w:evenHBand="0" w:firstRowFirstColumn="0" w:firstRowLastColumn="0" w:lastRowFirstColumn="0" w:lastRowLastColumn="0"/>
+              <w:rPr>
+                <w:noProof/>
+                <w:lang w:bidi="te-IN"/>
+              </w:rPr>
+            </w:pPr>
+            <w:r>
+              <w:object w:dxaOrig="1260" w:dyaOrig="2085" w14:anchorId="403AD972">
+                <v:shape id="_x0000_i1069" type="#_x0000_t75" style="width:63pt;height:105pt" o:ole="">
+                  <v:imagedata r:id="rId142" o:title=""/>
+                </v:shape>
+                <o:OLEObject Type="Embed" ProgID="PBrush" ShapeID="_x0000_i1069" DrawAspect="Content" ObjectID="_1834913225" r:id="rId143"/>
+              </w:object>
+            </w:r>
+          </w:p>
+        </w:tc>
+      </w:tr>
+      <w:tr>
+        <w:tc>
+          <w:tcPr>
+            <w:cnfStyle w:val="001000000000" w:firstRow="0" w:lastRow="0" w:firstColumn="1" w:lastColumn="0" w:oddVBand="0" w:evenVBand="0" w:oddHBand="0" w:evenHBand="0" w:firstRowFirstColumn="0" w:firstRowLastColumn="0" w:lastRowFirstColumn="0" w:lastRowLastColumn="0"/>
+            <w:tcW w:w="3325" w:type="dxa"/>
+          </w:tcPr>
+          <w:p>
+            <w:pPr>
+              <w:pStyle w:val="green"/>
+              <w:shd w:val="clear" w:color="auto" w:fill="auto"/>
+            </w:pPr>
+            <w:r>
+              <w:lastRenderedPageBreak/>
+              <w:t>Display Text</w:t>
+            </w:r>
+          </w:p>
+        </w:tc>
+        <w:tc>
+          <w:tcPr>
+            <w:tcW w:w="19440" w:type="dxa"/>
+          </w:tcPr>
+          <w:p>
+            <w:pPr>
+              <w:pStyle w:val="green"/>
+              <w:shd w:val="clear" w:color="auto" w:fill="auto"/>
+              <w:cnfStyle w:val="000000000000" w:firstRow="0" w:lastRow="0" w:firstColumn="0" w:lastColumn="0" w:oddVBand="0" w:evenVBand="0" w:oddHBand="0" w:evenHBand="0" w:firstRowFirstColumn="0" w:firstRowLastColumn="0" w:lastRowFirstColumn="0" w:lastRowLastColumn="0"/>
+              <w:rPr>
+                <w:noProof/>
+                <w:lang w:bidi="te-IN"/>
+              </w:rPr>
+            </w:pPr>
+            <w:r>
+              <w:rPr>
+                <w:noProof/>
+                <w:lang w:bidi="te-IN"/>
+              </w:rPr>
+              <w:t xml:space="preserve">like a </w:t>
+            </w:r>
+            <w:r>
+              <w:rPr>
+                <w:noProof/>
+                <w:lang w:bidi="te-IN"/>
+              </w:rPr>
+              <w:t>div to display values of variables and to write text</w:t>
+            </w:r>
+            <w:r>
+              <w:rPr>
+                <w:noProof/>
+                <w:lang w:bidi="te-IN"/>
+              </w:rPr>
+              <w:t xml:space="preserve">, you can write text with formulas also </w:t>
+            </w:r>
+          </w:p>
+          <w:p>
+            <w:pPr>
+              <w:pStyle w:val="green"/>
+              <w:shd w:val="clear" w:color="auto" w:fill="auto"/>
+              <w:cnfStyle w:val="000000000000" w:firstRow="0" w:lastRow="0" w:firstColumn="0" w:lastColumn="0" w:oddVBand="0" w:evenVBand="0" w:oddHBand="0" w:evenHBand="0" w:firstRowFirstColumn="0" w:firstRowLastColumn="0" w:lastRowFirstColumn="0" w:lastRowLastColumn="0"/>
+              <w:rPr>
+                <w:noProof/>
+                <w:lang w:bidi="te-IN"/>
+              </w:rPr>
+            </w:pPr>
+            <w:r>
+              <w:rPr>
+                <w:noProof/>
+              </w:rPr>
+              <w:drawing>
+                <wp:inline distT="0" distB="0" distL="0" distR="0" wp14:anchorId="20D5405B" wp14:editId="3012A5AC">
+                  <wp:extent cx="3581400" cy="819150"/>
+                  <wp:effectExtent l="0" t="0" r="0" b="0"/>
+                  <wp:docPr id="66" name="Picture 66"/>
+                  <wp:cNvGraphicFramePr>
+                    <a:graphicFrameLocks xmlns:a="http://schemas.openxmlformats.org/drawingml/2006/main" noChangeAspect="1"/>
+                  </wp:cNvGraphicFramePr>
+                  <a:graphic xmlns:a="http://schemas.openxmlformats.org/drawingml/2006/main">
+                    <a:graphicData uri="http://schemas.openxmlformats.org/drawingml/2006/picture">
+                      <pic:pic xmlns:pic="http://schemas.openxmlformats.org/drawingml/2006/picture">
+                        <pic:nvPicPr>
+                          <pic:cNvPr id="1" name=""/>
+                          <pic:cNvPicPr/>
+                        </pic:nvPicPr>
+                        <pic:blipFill>
+                          <a:blip r:embed="rId144"/>
+                          <a:stretch>
+                            <a:fillRect/>
+                          </a:stretch>
+                        </pic:blipFill>
+                        <pic:spPr>
+                          <a:xfrm>
+                            <a:off x="0" y="0"/>
                             <a:ext cx="3581400" cy="819150"/>
                           </a:xfrm>
                           <a:prstGeom prst="rect">
@@ -23448,7 +25212,6 @@
             <w:r>
               <w:rPr>
                 <w:noProof/>
-                <w:lang w:bidi="te-IN"/>
               </w:rPr>
               <w:drawing>
                 <wp:inline distT="0" distB="0" distL="0" distR="0" wp14:anchorId="021FD41F" wp14:editId="1A1961FC">
@@ -23466,7 +25229,7 @@
                           <pic:cNvPicPr/>
                         </pic:nvPicPr>
                         <pic:blipFill>
-                          <a:blip r:embed="rId142"/>
+                          <a:blip r:embed="rId145"/>
                           <a:stretch>
                             <a:fillRect/>
                           </a:stretch>
@@ -23672,10 +25435,10 @@
             </w:pPr>
             <w:r>
               <w:object w:dxaOrig="4440" w:dyaOrig="3600" w14:anchorId="6AE93CBC">
-                <v:shape id="_x0000_i1066" type="#_x0000_t75" style="width:221.85pt;height:180pt" o:ole="">
-                  <v:imagedata r:id="rId143" o:title=""/>
+                <v:shape id="_x0000_i1070" type="#_x0000_t75" style="width:222pt;height:180pt" o:ole="">
+                  <v:imagedata r:id="rId146" o:title=""/>
                 </v:shape>
-                <o:OLEObject Type="Embed" ProgID="PBrush" ShapeID="_x0000_i1066" DrawAspect="Content" ObjectID="_1829717425" r:id="rId144"/>
+                <o:OLEObject Type="Embed" ProgID="PBrush" ShapeID="_x0000_i1070" DrawAspect="Content" ObjectID="_1834913226" r:id="rId147"/>
               </w:object>
             </w:r>
           </w:p>
@@ -23746,10 +25509,10 @@
                 <w:bCs w:val="0"/>
               </w:rPr>
               <w:object w:dxaOrig="1470" w:dyaOrig="1410" w14:anchorId="28A14176">
-                <v:shape id="_x0000_i1067" type="#_x0000_t75" style="width:73.65pt;height:70.35pt" o:ole="">
-                  <v:imagedata r:id="rId145" o:title=""/>
+                <v:shape id="_x0000_i1071" type="#_x0000_t75" style="width:73.5pt;height:70.5pt" o:ole="">
+                  <v:imagedata r:id="rId148" o:title=""/>
                 </v:shape>
-                <o:OLEObject Type="Embed" ProgID="PBrush" ShapeID="_x0000_i1067" DrawAspect="Content" ObjectID="_1829717426" r:id="rId146"/>
+                <o:OLEObject Type="Embed" ProgID="PBrush" ShapeID="_x0000_i1071" DrawAspect="Content" ObjectID="_1834913227" r:id="rId149"/>
               </w:object>
             </w:r>
           </w:p>
@@ -25248,280 +27011,12 @@
             <w:r>
               <w:rPr>
                 <w:noProof/>
-                <w:lang w:bidi="te-IN"/>
               </w:rPr>
               <w:drawing>
                 <wp:inline distT="0" distB="0" distL="0" distR="0" wp14:anchorId="63603C42" wp14:editId="7DF497C0">
                   <wp:extent cx="914400" cy="1885950"/>
                   <wp:effectExtent l="0" t="0" r="0" b="0"/>
                   <wp:docPr id="54" name="Picture 54"/>
-                  <wp:cNvGraphicFramePr>
-                    <a:graphicFrameLocks xmlns:a="http://schemas.openxmlformats.org/drawingml/2006/main" noChangeAspect="1"/>
-                  </wp:cNvGraphicFramePr>
-                  <a:graphic xmlns:a="http://schemas.openxmlformats.org/drawingml/2006/main">
-                    <a:graphicData uri="http://schemas.openxmlformats.org/drawingml/2006/picture">
-                      <pic:pic xmlns:pic="http://schemas.openxmlformats.org/drawingml/2006/picture">
-                        <pic:nvPicPr>
-                          <pic:cNvPr id="1" name=""/>
-                          <pic:cNvPicPr/>
-                        </pic:nvPicPr>
-                        <pic:blipFill>
-                          <a:blip r:embed="rId147"/>
-                          <a:stretch>
-                            <a:fillRect/>
-                          </a:stretch>
-                        </pic:blipFill>
-                        <pic:spPr>
-                          <a:xfrm>
-                            <a:off x="0" y="0"/>
-                            <a:ext cx="914400" cy="1885950"/>
-                          </a:xfrm>
-                          <a:prstGeom prst="rect">
-                            <a:avLst/>
-                          </a:prstGeom>
-                        </pic:spPr>
-                      </pic:pic>
-                    </a:graphicData>
-                  </a:graphic>
-                </wp:inline>
-              </w:drawing>
-            </w:r>
-            <w:r>
-              <w:rPr>
-                <w:noProof/>
-                <w:lang w:bidi="te-IN"/>
-              </w:rPr>
-              <w:t xml:space="preserve"> </w:t>
-            </w:r>
-            <w:r>
-              <w:rPr>
-                <w:noProof/>
-                <w:lang w:bidi="te-IN"/>
-              </w:rPr>
-              <w:drawing>
-                <wp:inline distT="0" distB="0" distL="0" distR="0" wp14:anchorId="0293DD0E" wp14:editId="7D94085F">
-                  <wp:extent cx="790575" cy="2133600"/>
-                  <wp:effectExtent l="0" t="0" r="9525" b="0"/>
-                  <wp:docPr id="55" name="Picture 55"/>
-                  <wp:cNvGraphicFramePr>
-                    <a:graphicFrameLocks xmlns:a="http://schemas.openxmlformats.org/drawingml/2006/main" noChangeAspect="1"/>
-                  </wp:cNvGraphicFramePr>
-                  <a:graphic xmlns:a="http://schemas.openxmlformats.org/drawingml/2006/main">
-                    <a:graphicData uri="http://schemas.openxmlformats.org/drawingml/2006/picture">
-                      <pic:pic xmlns:pic="http://schemas.openxmlformats.org/drawingml/2006/picture">
-                        <pic:nvPicPr>
-                          <pic:cNvPr id="1" name=""/>
-                          <pic:cNvPicPr/>
-                        </pic:nvPicPr>
-                        <pic:blipFill>
-                          <a:blip r:embed="rId148"/>
-                          <a:stretch>
-                            <a:fillRect/>
-                          </a:stretch>
-                        </pic:blipFill>
-                        <pic:spPr>
-                          <a:xfrm>
-                            <a:off x="0" y="0"/>
-                            <a:ext cx="790575" cy="2133600"/>
-                          </a:xfrm>
-                          <a:prstGeom prst="rect">
-                            <a:avLst/>
-                          </a:prstGeom>
-                        </pic:spPr>
-                      </pic:pic>
-                    </a:graphicData>
-                  </a:graphic>
-                </wp:inline>
-              </w:drawing>
-            </w:r>
-            <w:r>
-              <w:rPr>
-                <w:noProof/>
-                <w:lang w:bidi="te-IN"/>
-              </w:rPr>
-              <w:t xml:space="preserve"> </w:t>
-            </w:r>
-            <w:r>
-              <w:rPr>
-                <w:noProof/>
-                <w:lang w:bidi="te-IN"/>
-              </w:rPr>
-              <w:drawing>
-                <wp:inline distT="0" distB="0" distL="0" distR="0" wp14:anchorId="40DEBE99" wp14:editId="3C42D1B1">
-                  <wp:extent cx="895350" cy="3524250"/>
-                  <wp:effectExtent l="0" t="0" r="0" b="0"/>
-                  <wp:docPr id="51" name="Picture 51"/>
-                  <wp:cNvGraphicFramePr>
-                    <a:graphicFrameLocks xmlns:a="http://schemas.openxmlformats.org/drawingml/2006/main" noChangeAspect="1"/>
-                  </wp:cNvGraphicFramePr>
-                  <a:graphic xmlns:a="http://schemas.openxmlformats.org/drawingml/2006/main">
-                    <a:graphicData uri="http://schemas.openxmlformats.org/drawingml/2006/picture">
-                      <pic:pic xmlns:pic="http://schemas.openxmlformats.org/drawingml/2006/picture">
-                        <pic:nvPicPr>
-                          <pic:cNvPr id="1" name=""/>
-                          <pic:cNvPicPr/>
-                        </pic:nvPicPr>
-                        <pic:blipFill>
-                          <a:blip r:embed="rId149"/>
-                          <a:stretch>
-                            <a:fillRect/>
-                          </a:stretch>
-                        </pic:blipFill>
-                        <pic:spPr>
-                          <a:xfrm>
-                            <a:off x="0" y="0"/>
-                            <a:ext cx="895350" cy="3524250"/>
-                          </a:xfrm>
-                          <a:prstGeom prst="rect">
-                            <a:avLst/>
-                          </a:prstGeom>
-                        </pic:spPr>
-                      </pic:pic>
-                    </a:graphicData>
-                  </a:graphic>
-                </wp:inline>
-              </w:drawing>
-            </w:r>
-          </w:p>
-          <w:p>
-            <w:pPr>
-              <w:pStyle w:val="HTMLPreformatted"/>
-              <w:rPr>
-                <w:rFonts w:ascii="Comic Sans MS" w:hAnsi="Comic Sans MS" w:cs="Times New Roman"/>
-                <w:sz w:val="28"/>
-                <w:szCs w:val="28"/>
-                <w:lang w:bidi="te-IN"/>
-              </w:rPr>
-            </w:pPr>
-            <w:r>
-              <w:rPr>
-                <w:rFonts w:ascii="Comic Sans MS" w:hAnsi="Comic Sans MS" w:cs="Times New Roman"/>
-                <w:sz w:val="28"/>
-                <w:szCs w:val="28"/>
-                <w:lang w:bidi="te-IN"/>
-              </w:rPr>
-              <w:t>u can see all existing variables under resources,</w:t>
-            </w:r>
-          </w:p>
-          <w:p>
-            <w:pPr>
-              <w:pStyle w:val="HTMLPreformatted"/>
-              <w:rPr>
-                <w:rFonts w:ascii="Comic Sans MS" w:hAnsi="Comic Sans MS" w:cs="Times New Roman"/>
-                <w:sz w:val="28"/>
-                <w:szCs w:val="28"/>
-                <w:lang w:bidi="te-IN"/>
-              </w:rPr>
-            </w:pPr>
-            <w:r>
-              <w:rPr>
-                <w:rFonts w:ascii="Comic Sans MS" w:hAnsi="Comic Sans MS" w:cs="Times New Roman"/>
-                <w:sz w:val="28"/>
-                <w:szCs w:val="28"/>
-                <w:lang w:bidi="te-IN"/>
-              </w:rPr>
-              <w:t>u can create normal as well as collection variable</w:t>
-            </w:r>
-          </w:p>
-          <w:p>
-            <w:pPr>
-              <w:pStyle w:val="HTMLPreformatted"/>
-              <w:rPr>
-                <w:rFonts w:ascii="Comic Sans MS" w:eastAsiaTheme="minorHAnsi" w:hAnsi="Comic Sans MS"/>
-                <w:sz w:val="28"/>
-                <w:lang w:eastAsia="en-US"/>
-              </w:rPr>
-            </w:pPr>
-            <w:r>
-              <w:rPr>
-                <w:rFonts w:ascii="Comic Sans MS" w:eastAsiaTheme="minorHAnsi" w:hAnsi="Comic Sans MS"/>
-                <w:sz w:val="28"/>
-                <w:lang w:eastAsia="en-US"/>
-              </w:rPr>
-              <w:lastRenderedPageBreak/>
-              <w:t xml:space="preserve">note- creating a variable is not enough , we should in corporate them in a screen with all these resources </w:t>
-            </w:r>
-          </w:p>
-          <w:p>
-            <w:pPr>
-              <w:pStyle w:val="HTMLPreformatted"/>
-              <w:rPr>
-                <w:rStyle w:val="HTMLCode"/>
-                <w:rFonts w:eastAsiaTheme="majorEastAsia"/>
-              </w:rPr>
-            </w:pPr>
-          </w:p>
-          <w:p>
-            <w:pPr>
-              <w:pStyle w:val="HTMLPreformatted"/>
-              <w:rPr>
-                <w:rStyle w:val="HTMLCode"/>
-                <w:rFonts w:eastAsiaTheme="majorEastAsia"/>
-              </w:rPr>
-            </w:pPr>
-          </w:p>
-          <w:p>
-            <w:pPr>
-              <w:pStyle w:val="green"/>
-              <w:shd w:val="clear" w:color="auto" w:fill="auto"/>
-            </w:pPr>
-          </w:p>
-        </w:tc>
-        <w:tc>
-          <w:tcPr>
-            <w:tcW w:w="6382" w:type="dxa"/>
-          </w:tcPr>
-          <w:p>
-            <w:r>
-              <w:rPr>
-                <w:highlight w:val="yellow"/>
-              </w:rPr>
-              <w:lastRenderedPageBreak/>
-              <w:t>where we can use these created variables?</w:t>
-            </w:r>
-          </w:p>
-          <w:p>
-            <w:r>
-              <w:t>here in screen flow , when we create a screen, we can use this variable in that screen</w:t>
-            </w:r>
-          </w:p>
-          <w:p/>
-          <w:p>
-            <w:pPr>
-              <w:rPr>
-                <w:highlight w:val="yellow"/>
-              </w:rPr>
-            </w:pPr>
-          </w:p>
-          <w:p>
-            <w:pPr>
-              <w:rPr>
-                <w:highlight w:val="yellow"/>
-              </w:rPr>
-            </w:pPr>
-            <w:r>
-              <w:rPr>
-                <w:highlight w:val="yellow"/>
-              </w:rPr>
-              <w:t xml:space="preserve">creating variable which doesn’t take input </w:t>
-            </w:r>
-          </w:p>
-          <w:p>
-            <w:r>
-              <w:t>we can create a variable which is available only inside flow by unchecking both these below checkboxes means this variable is not available for both input and output</w:t>
-            </w:r>
-          </w:p>
-          <w:p>
-            <w:r>
-              <w:rPr>
-                <w:noProof/>
-                <w:lang w:eastAsia="en-IN" w:bidi="te-IN"/>
-              </w:rPr>
-              <w:drawing>
-                <wp:inline distT="0" distB="0" distL="0" distR="0" wp14:anchorId="4BE3A5EE" wp14:editId="776188B4">
-                  <wp:extent cx="2457450" cy="923925"/>
-                  <wp:effectExtent l="0" t="0" r="0" b="9525"/>
-                  <wp:docPr id="40" name="Picture 40"/>
                   <wp:cNvGraphicFramePr>
                     <a:graphicFrameLocks xmlns:a="http://schemas.openxmlformats.org/drawingml/2006/main" noChangeAspect="1"/>
                   </wp:cNvGraphicFramePr>
@@ -25541,7 +27036,7 @@
                         <pic:spPr>
                           <a:xfrm>
                             <a:off x="0" y="0"/>
-                            <a:ext cx="2457450" cy="923925"/>
+                            <a:ext cx="914400" cy="1885950"/>
                           </a:xfrm>
                           <a:prstGeom prst="rect">
                             <a:avLst/>
@@ -25553,29 +27048,22 @@
                 </wp:inline>
               </w:drawing>
             </w:r>
-          </w:p>
-          <w:p/>
-          <w:p/>
-          <w:p/>
-        </w:tc>
-        <w:tc>
-          <w:tcPr>
-            <w:tcW w:w="1716" w:type="dxa"/>
-          </w:tcPr>
-          <w:p>
-            <w:pPr>
-              <w:pStyle w:val="HTMLPreformatted"/>
-            </w:pPr>
             <w:r>
               <w:rPr>
                 <w:noProof/>
                 <w:lang w:bidi="te-IN"/>
               </w:rPr>
+              <w:t xml:space="preserve"> </w:t>
+            </w:r>
+            <w:r>
+              <w:rPr>
+                <w:noProof/>
+              </w:rPr>
               <w:drawing>
-                <wp:inline distT="0" distB="0" distL="0" distR="0" wp14:anchorId="2B3B771C" wp14:editId="2355327C">
-                  <wp:extent cx="942975" cy="4895850"/>
+                <wp:inline distT="0" distB="0" distL="0" distR="0" wp14:anchorId="0293DD0E" wp14:editId="7D94085F">
+                  <wp:extent cx="790575" cy="2133600"/>
                   <wp:effectExtent l="0" t="0" r="9525" b="0"/>
-                  <wp:docPr id="56" name="Picture 56"/>
+                  <wp:docPr id="55" name="Picture 55"/>
                   <wp:cNvGraphicFramePr>
                     <a:graphicFrameLocks xmlns:a="http://schemas.openxmlformats.org/drawingml/2006/main" noChangeAspect="1"/>
                   </wp:cNvGraphicFramePr>
@@ -25595,7 +27083,7 @@
                         <pic:spPr>
                           <a:xfrm>
                             <a:off x="0" y="0"/>
-                            <a:ext cx="942975" cy="4895850"/>
+                            <a:ext cx="790575" cy="2133600"/>
                           </a:xfrm>
                           <a:prstGeom prst="rect">
                             <a:avLst/>
@@ -25607,102 +27095,22 @@
                 </wp:inline>
               </w:drawing>
             </w:r>
-          </w:p>
-          <w:p>
-            <w:pPr>
-              <w:pStyle w:val="HTMLPreformatted"/>
-            </w:pPr>
-          </w:p>
-        </w:tc>
-        <w:tc>
-          <w:tcPr>
-            <w:tcW w:w="9066" w:type="dxa"/>
-          </w:tcPr>
-          <w:p>
-            <w:pPr>
-              <w:pStyle w:val="HTMLPreformatted"/>
-              <w:rPr>
-                <w:rFonts w:ascii="Comic Sans MS" w:eastAsiaTheme="minorHAnsi" w:hAnsi="Comic Sans MS"/>
-                <w:sz w:val="28"/>
-                <w:lang w:eastAsia="en-US"/>
-              </w:rPr>
-            </w:pPr>
-            <w:r>
-              <w:rPr>
-                <w:rFonts w:ascii="Comic Sans MS" w:eastAsiaTheme="minorHAnsi" w:hAnsi="Comic Sans MS"/>
-                <w:sz w:val="28"/>
-                <w:lang w:eastAsia="en-US"/>
-              </w:rPr>
-              <w:t>I</w:t>
-            </w:r>
-            <w:r>
-              <w:rPr>
-                <w:rFonts w:ascii="Comic Sans MS" w:eastAsiaTheme="minorHAnsi" w:hAnsi="Comic Sans MS"/>
-                <w:sz w:val="28"/>
-                <w:lang w:eastAsia="en-US"/>
-              </w:rPr>
-              <w:t xml:space="preserve">n a screen we </w:t>
-            </w:r>
-            <w:r>
-              <w:rPr>
-                <w:rFonts w:ascii="Comic Sans MS" w:eastAsiaTheme="minorHAnsi" w:hAnsi="Comic Sans MS"/>
-                <w:sz w:val="28"/>
-                <w:lang w:eastAsia="en-US"/>
-              </w:rPr>
-              <w:t xml:space="preserve">can </w:t>
-            </w:r>
-            <w:r>
-              <w:rPr>
-                <w:rFonts w:ascii="Comic Sans MS" w:eastAsiaTheme="minorHAnsi" w:hAnsi="Comic Sans MS"/>
-                <w:sz w:val="28"/>
-                <w:lang w:eastAsia="en-US"/>
-              </w:rPr>
-              <w:t xml:space="preserve">include all those </w:t>
-            </w:r>
-            <w:r>
-              <w:rPr>
-                <w:rFonts w:ascii="Comic Sans MS" w:eastAsiaTheme="minorHAnsi" w:hAnsi="Comic Sans MS"/>
-                <w:sz w:val="28"/>
-                <w:lang w:eastAsia="en-US"/>
-              </w:rPr>
-              <w:t>variable</w:t>
-            </w:r>
-            <w:r>
-              <w:rPr>
-                <w:rFonts w:ascii="Comic Sans MS" w:eastAsiaTheme="minorHAnsi" w:hAnsi="Comic Sans MS"/>
-                <w:sz w:val="28"/>
-                <w:lang w:eastAsia="en-US"/>
-              </w:rPr>
-              <w:t>s</w:t>
-            </w:r>
-          </w:p>
-          <w:p>
-            <w:pPr>
-              <w:pStyle w:val="HTMLPreformatted"/>
+            <w:r>
               <w:rPr>
                 <w:noProof/>
                 <w:lang w:bidi="te-IN"/>
               </w:rPr>
-            </w:pPr>
-          </w:p>
-          <w:p>
-            <w:pPr>
-              <w:pStyle w:val="HTMLPreformatted"/>
+              <w:t xml:space="preserve"> </w:t>
+            </w:r>
+            <w:r>
               <w:rPr>
                 <w:noProof/>
-                <w:lang w:bidi="te-IN"/>
-              </w:rPr>
-            </w:pPr>
-            <w:r>
-              <w:rPr>
-                <w:noProof/>
-                <w:lang w:bidi="te-IN"/>
               </w:rPr>
               <w:drawing>
-                <wp:inline distT="0" distB="0" distL="0" distR="0" wp14:anchorId="6CBCF678" wp14:editId="28483F59">
-                  <wp:extent cx="5619750" cy="2686050"/>
+                <wp:inline distT="0" distB="0" distL="0" distR="0" wp14:anchorId="40DEBE99" wp14:editId="3C42D1B1">
+                  <wp:extent cx="895350" cy="3524250"/>
                   <wp:effectExtent l="0" t="0" r="0" b="0"/>
-                  <wp:docPr id="57" name="Picture 57"/>
+                  <wp:docPr id="51" name="Picture 51"/>
                   <wp:cNvGraphicFramePr>
                     <a:graphicFrameLocks xmlns:a="http://schemas.openxmlformats.org/drawingml/2006/main" noChangeAspect="1"/>
                   </wp:cNvGraphicFramePr>
@@ -25722,7 +27130,7 @@
                         <pic:spPr>
                           <a:xfrm>
                             <a:off x="0" y="0"/>
-                            <a:ext cx="5619750" cy="2686050"/>
+                            <a:ext cx="895350" cy="3524250"/>
                           </a:xfrm>
                           <a:prstGeom prst="rect">
                             <a:avLst/>
@@ -25739,6 +27147,46 @@
             <w:pPr>
               <w:pStyle w:val="HTMLPreformatted"/>
               <w:rPr>
+                <w:rFonts w:ascii="Comic Sans MS" w:hAnsi="Comic Sans MS" w:cs="Times New Roman"/>
+                <w:sz w:val="28"/>
+                <w:szCs w:val="28"/>
+                <w:lang w:bidi="te-IN"/>
+              </w:rPr>
+            </w:pPr>
+            <w:r>
+              <w:rPr>
+                <w:rFonts w:ascii="Comic Sans MS" w:hAnsi="Comic Sans MS" w:cs="Times New Roman"/>
+                <w:sz w:val="28"/>
+                <w:szCs w:val="28"/>
+                <w:lang w:bidi="te-IN"/>
+              </w:rPr>
+              <w:t>u can see all existing variables under resources,</w:t>
+            </w:r>
+          </w:p>
+          <w:p>
+            <w:pPr>
+              <w:pStyle w:val="HTMLPreformatted"/>
+              <w:rPr>
+                <w:rFonts w:ascii="Comic Sans MS" w:hAnsi="Comic Sans MS" w:cs="Times New Roman"/>
+                <w:sz w:val="28"/>
+                <w:szCs w:val="28"/>
+                <w:lang w:bidi="te-IN"/>
+              </w:rPr>
+            </w:pPr>
+            <w:r>
+              <w:rPr>
+                <w:rFonts w:ascii="Comic Sans MS" w:hAnsi="Comic Sans MS" w:cs="Times New Roman"/>
+                <w:sz w:val="28"/>
+                <w:szCs w:val="28"/>
+                <w:lang w:bidi="te-IN"/>
+              </w:rPr>
+              <w:t>u can create normal as well as collection variable</w:t>
+            </w:r>
+          </w:p>
+          <w:p>
+            <w:pPr>
+              <w:pStyle w:val="HTMLPreformatted"/>
+              <w:rPr>
                 <w:rFonts w:ascii="Comic Sans MS" w:eastAsiaTheme="minorHAnsi" w:hAnsi="Comic Sans MS"/>
                 <w:sz w:val="28"/>
                 <w:lang w:eastAsia="en-US"/>
@@ -25750,21 +27198,60 @@
                 <w:sz w:val="28"/>
                 <w:lang w:eastAsia="en-US"/>
               </w:rPr>
-              <w:t>we can assign value to those variables by adding the assignment element</w:t>
-            </w:r>
-          </w:p>
-          <w:p>
-            <w:pPr>
+              <w:lastRenderedPageBreak/>
+              <w:t xml:space="preserve">note- creating a variable is not enough , we should in corporate them in a screen with all these resources </w:t>
+            </w:r>
+          </w:p>
+          <w:p>
+            <w:pPr>
+              <w:pStyle w:val="HTMLPreformatted"/>
+              <w:rPr>
+                <w:rStyle w:val="HTMLCode"/>
+                <w:rFonts w:eastAsiaTheme="majorEastAsia"/>
+              </w:rPr>
+            </w:pPr>
+          </w:p>
+          <w:p>
+            <w:pPr>
+              <w:pStyle w:val="HTMLPreformatted"/>
+              <w:rPr>
+                <w:rStyle w:val="HTMLCode"/>
+                <w:rFonts w:eastAsiaTheme="majorEastAsia"/>
+              </w:rPr>
+            </w:pPr>
+          </w:p>
+          <w:p>
+            <w:pPr>
+              <w:pStyle w:val="green"/>
+              <w:shd w:val="clear" w:color="auto" w:fill="auto"/>
+            </w:pPr>
+          </w:p>
+        </w:tc>
+        <w:tc>
+          <w:tcPr>
+            <w:tcW w:w="6382" w:type="dxa"/>
+          </w:tcPr>
+          <w:p>
+            <w:r>
               <w:rPr>
                 <w:highlight w:val="yellow"/>
               </w:rPr>
-            </w:pPr>
-            <w:r>
+              <w:lastRenderedPageBreak/>
+              <w:t>where we can use these created variables?</w:t>
+            </w:r>
+          </w:p>
+          <w:p>
+            <w:r>
+              <w:t>here in screen flow , when we create a screen, we can use this variable in that screen</w:t>
+            </w:r>
+          </w:p>
+          <w:p/>
+          <w:p>
+            <w:pPr>
               <w:rPr>
                 <w:highlight w:val="yellow"/>
               </w:rPr>
-              <w:t>adding variable assignment step &amp;</w:t>
-            </w:r>
+            </w:pPr>
           </w:p>
           <w:p>
             <w:pPr>
@@ -25776,23 +27263,25 @@
               <w:rPr>
                 <w:highlight w:val="yellow"/>
               </w:rPr>
-              <w:t xml:space="preserve">execution flow </w:t>
-            </w:r>
-          </w:p>
-          <w:p>
-            <w:pPr>
-              <w:pStyle w:val="HTMLPreformatted"/>
-            </w:pPr>
+              <w:t xml:space="preserve">creating variable which doesn’t take input </w:t>
+            </w:r>
+          </w:p>
+          <w:p>
+            <w:r>
+              <w:t>we can create a variable which is available only inside flow by unchecking both these below checkboxes means this variable is not available for both input and output</w:t>
+            </w:r>
+          </w:p>
+          <w:p>
             <w:r>
               <w:rPr>
                 <w:noProof/>
-                <w:lang w:bidi="te-IN"/>
+                <w:lang w:eastAsia="en-IN"/>
               </w:rPr>
               <w:drawing>
-                <wp:inline distT="0" distB="0" distL="0" distR="0" wp14:anchorId="4E0DF033" wp14:editId="07C4A6BA">
-                  <wp:extent cx="1914525" cy="3905250"/>
-                  <wp:effectExtent l="0" t="0" r="9525" b="0"/>
-                  <wp:docPr id="58" name="Picture 58"/>
+                <wp:inline distT="0" distB="0" distL="0" distR="0" wp14:anchorId="4BE3A5EE" wp14:editId="776188B4">
+                  <wp:extent cx="2457450" cy="923925"/>
+                  <wp:effectExtent l="0" t="0" r="0" b="9525"/>
+                  <wp:docPr id="40" name="Picture 40"/>
                   <wp:cNvGraphicFramePr>
                     <a:graphicFrameLocks xmlns:a="http://schemas.openxmlformats.org/drawingml/2006/main" noChangeAspect="1"/>
                   </wp:cNvGraphicFramePr>
@@ -25812,6 +27301,274 @@
                         <pic:spPr>
                           <a:xfrm>
                             <a:off x="0" y="0"/>
+                            <a:ext cx="2457450" cy="923925"/>
+                          </a:xfrm>
+                          <a:prstGeom prst="rect">
+                            <a:avLst/>
+                          </a:prstGeom>
+                        </pic:spPr>
+                      </pic:pic>
+                    </a:graphicData>
+                  </a:graphic>
+                </wp:inline>
+              </w:drawing>
+            </w:r>
+          </w:p>
+          <w:p/>
+          <w:p/>
+          <w:p/>
+        </w:tc>
+        <w:tc>
+          <w:tcPr>
+            <w:tcW w:w="1716" w:type="dxa"/>
+          </w:tcPr>
+          <w:p>
+            <w:pPr>
+              <w:pStyle w:val="HTMLPreformatted"/>
+            </w:pPr>
+            <w:r>
+              <w:rPr>
+                <w:noProof/>
+              </w:rPr>
+              <w:drawing>
+                <wp:inline distT="0" distB="0" distL="0" distR="0" wp14:anchorId="2B3B771C" wp14:editId="2355327C">
+                  <wp:extent cx="942975" cy="4895850"/>
+                  <wp:effectExtent l="0" t="0" r="9525" b="0"/>
+                  <wp:docPr id="56" name="Picture 56"/>
+                  <wp:cNvGraphicFramePr>
+                    <a:graphicFrameLocks xmlns:a="http://schemas.openxmlformats.org/drawingml/2006/main" noChangeAspect="1"/>
+                  </wp:cNvGraphicFramePr>
+                  <a:graphic xmlns:a="http://schemas.openxmlformats.org/drawingml/2006/main">
+                    <a:graphicData uri="http://schemas.openxmlformats.org/drawingml/2006/picture">
+                      <pic:pic xmlns:pic="http://schemas.openxmlformats.org/drawingml/2006/picture">
+                        <pic:nvPicPr>
+                          <pic:cNvPr id="1" name=""/>
+                          <pic:cNvPicPr/>
+                        </pic:nvPicPr>
+                        <pic:blipFill>
+                          <a:blip r:embed="rId154"/>
+                          <a:stretch>
+                            <a:fillRect/>
+                          </a:stretch>
+                        </pic:blipFill>
+                        <pic:spPr>
+                          <a:xfrm>
+                            <a:off x="0" y="0"/>
+                            <a:ext cx="942975" cy="4895850"/>
+                          </a:xfrm>
+                          <a:prstGeom prst="rect">
+                            <a:avLst/>
+                          </a:prstGeom>
+                        </pic:spPr>
+                      </pic:pic>
+                    </a:graphicData>
+                  </a:graphic>
+                </wp:inline>
+              </w:drawing>
+            </w:r>
+          </w:p>
+          <w:p>
+            <w:pPr>
+              <w:pStyle w:val="HTMLPreformatted"/>
+            </w:pPr>
+          </w:p>
+        </w:tc>
+        <w:tc>
+          <w:tcPr>
+            <w:tcW w:w="9066" w:type="dxa"/>
+          </w:tcPr>
+          <w:p>
+            <w:pPr>
+              <w:pStyle w:val="HTMLPreformatted"/>
+              <w:rPr>
+                <w:rFonts w:ascii="Comic Sans MS" w:eastAsiaTheme="minorHAnsi" w:hAnsi="Comic Sans MS"/>
+                <w:sz w:val="28"/>
+                <w:lang w:eastAsia="en-US"/>
+              </w:rPr>
+            </w:pPr>
+            <w:r>
+              <w:rPr>
+                <w:rFonts w:ascii="Comic Sans MS" w:eastAsiaTheme="minorHAnsi" w:hAnsi="Comic Sans MS"/>
+                <w:sz w:val="28"/>
+                <w:lang w:eastAsia="en-US"/>
+              </w:rPr>
+              <w:t>I</w:t>
+            </w:r>
+            <w:r>
+              <w:rPr>
+                <w:rFonts w:ascii="Comic Sans MS" w:eastAsiaTheme="minorHAnsi" w:hAnsi="Comic Sans MS"/>
+                <w:sz w:val="28"/>
+                <w:lang w:eastAsia="en-US"/>
+              </w:rPr>
+              <w:t xml:space="preserve">n a screen we </w:t>
+            </w:r>
+            <w:r>
+              <w:rPr>
+                <w:rFonts w:ascii="Comic Sans MS" w:eastAsiaTheme="minorHAnsi" w:hAnsi="Comic Sans MS"/>
+                <w:sz w:val="28"/>
+                <w:lang w:eastAsia="en-US"/>
+              </w:rPr>
+              <w:t xml:space="preserve">can </w:t>
+            </w:r>
+            <w:r>
+              <w:rPr>
+                <w:rFonts w:ascii="Comic Sans MS" w:eastAsiaTheme="minorHAnsi" w:hAnsi="Comic Sans MS"/>
+                <w:sz w:val="28"/>
+                <w:lang w:eastAsia="en-US"/>
+              </w:rPr>
+              <w:t xml:space="preserve">include all those </w:t>
+            </w:r>
+            <w:r>
+              <w:rPr>
+                <w:rFonts w:ascii="Comic Sans MS" w:eastAsiaTheme="minorHAnsi" w:hAnsi="Comic Sans MS"/>
+                <w:sz w:val="28"/>
+                <w:lang w:eastAsia="en-US"/>
+              </w:rPr>
+              <w:t>variable</w:t>
+            </w:r>
+            <w:r>
+              <w:rPr>
+                <w:rFonts w:ascii="Comic Sans MS" w:eastAsiaTheme="minorHAnsi" w:hAnsi="Comic Sans MS"/>
+                <w:sz w:val="28"/>
+                <w:lang w:eastAsia="en-US"/>
+              </w:rPr>
+              <w:t>s</w:t>
+            </w:r>
+          </w:p>
+          <w:p>
+            <w:pPr>
+              <w:pStyle w:val="HTMLPreformatted"/>
+              <w:rPr>
+                <w:noProof/>
+                <w:lang w:bidi="te-IN"/>
+              </w:rPr>
+            </w:pPr>
+          </w:p>
+          <w:p>
+            <w:pPr>
+              <w:pStyle w:val="HTMLPreformatted"/>
+              <w:rPr>
+                <w:noProof/>
+                <w:lang w:bidi="te-IN"/>
+              </w:rPr>
+            </w:pPr>
+            <w:r>
+              <w:rPr>
+                <w:noProof/>
+              </w:rPr>
+              <w:drawing>
+                <wp:inline distT="0" distB="0" distL="0" distR="0" wp14:anchorId="6CBCF678" wp14:editId="28483F59">
+                  <wp:extent cx="5619750" cy="2686050"/>
+                  <wp:effectExtent l="0" t="0" r="0" b="0"/>
+                  <wp:docPr id="57" name="Picture 57"/>
+                  <wp:cNvGraphicFramePr>
+                    <a:graphicFrameLocks xmlns:a="http://schemas.openxmlformats.org/drawingml/2006/main" noChangeAspect="1"/>
+                  </wp:cNvGraphicFramePr>
+                  <a:graphic xmlns:a="http://schemas.openxmlformats.org/drawingml/2006/main">
+                    <a:graphicData uri="http://schemas.openxmlformats.org/drawingml/2006/picture">
+                      <pic:pic xmlns:pic="http://schemas.openxmlformats.org/drawingml/2006/picture">
+                        <pic:nvPicPr>
+                          <pic:cNvPr id="1" name=""/>
+                          <pic:cNvPicPr/>
+                        </pic:nvPicPr>
+                        <pic:blipFill>
+                          <a:blip r:embed="rId155"/>
+                          <a:stretch>
+                            <a:fillRect/>
+                          </a:stretch>
+                        </pic:blipFill>
+                        <pic:spPr>
+                          <a:xfrm>
+                            <a:off x="0" y="0"/>
+                            <a:ext cx="5619750" cy="2686050"/>
+                          </a:xfrm>
+                          <a:prstGeom prst="rect">
+                            <a:avLst/>
+                          </a:prstGeom>
+                        </pic:spPr>
+                      </pic:pic>
+                    </a:graphicData>
+                  </a:graphic>
+                </wp:inline>
+              </w:drawing>
+            </w:r>
+          </w:p>
+          <w:p>
+            <w:pPr>
+              <w:pStyle w:val="HTMLPreformatted"/>
+              <w:rPr>
+                <w:rFonts w:ascii="Comic Sans MS" w:eastAsiaTheme="minorHAnsi" w:hAnsi="Comic Sans MS"/>
+                <w:sz w:val="28"/>
+                <w:lang w:eastAsia="en-US"/>
+              </w:rPr>
+            </w:pPr>
+            <w:r>
+              <w:rPr>
+                <w:rFonts w:ascii="Comic Sans MS" w:eastAsiaTheme="minorHAnsi" w:hAnsi="Comic Sans MS"/>
+                <w:sz w:val="28"/>
+                <w:lang w:eastAsia="en-US"/>
+              </w:rPr>
+              <w:t>we can assign value to those variables by adding the assignment element</w:t>
+            </w:r>
+          </w:p>
+          <w:p>
+            <w:pPr>
+              <w:rPr>
+                <w:highlight w:val="yellow"/>
+              </w:rPr>
+            </w:pPr>
+            <w:r>
+              <w:rPr>
+                <w:highlight w:val="yellow"/>
+              </w:rPr>
+              <w:t>adding variable assignment step &amp;</w:t>
+            </w:r>
+          </w:p>
+          <w:p>
+            <w:pPr>
+              <w:rPr>
+                <w:highlight w:val="yellow"/>
+              </w:rPr>
+            </w:pPr>
+            <w:r>
+              <w:rPr>
+                <w:highlight w:val="yellow"/>
+              </w:rPr>
+              <w:t xml:space="preserve">execution flow </w:t>
+            </w:r>
+          </w:p>
+          <w:p>
+            <w:pPr>
+              <w:pStyle w:val="HTMLPreformatted"/>
+            </w:pPr>
+            <w:r>
+              <w:rPr>
+                <w:noProof/>
+              </w:rPr>
+              <w:drawing>
+                <wp:inline distT="0" distB="0" distL="0" distR="0" wp14:anchorId="4E0DF033" wp14:editId="07C4A6BA">
+                  <wp:extent cx="1914525" cy="3905250"/>
+                  <wp:effectExtent l="0" t="0" r="9525" b="0"/>
+                  <wp:docPr id="58" name="Picture 58"/>
+                  <wp:cNvGraphicFramePr>
+                    <a:graphicFrameLocks xmlns:a="http://schemas.openxmlformats.org/drawingml/2006/main" noChangeAspect="1"/>
+                  </wp:cNvGraphicFramePr>
+                  <a:graphic xmlns:a="http://schemas.openxmlformats.org/drawingml/2006/main">
+                    <a:graphicData uri="http://schemas.openxmlformats.org/drawingml/2006/picture">
+                      <pic:pic xmlns:pic="http://schemas.openxmlformats.org/drawingml/2006/picture">
+                        <pic:nvPicPr>
+                          <pic:cNvPr id="1" name=""/>
+                          <pic:cNvPicPr/>
+                        </pic:nvPicPr>
+                        <pic:blipFill>
+                          <a:blip r:embed="rId156"/>
+                          <a:stretch>
+                            <a:fillRect/>
+                          </a:stretch>
+                        </pic:blipFill>
+                        <pic:spPr>
+                          <a:xfrm>
+                            <a:off x="0" y="0"/>
                             <a:ext cx="1914525" cy="3905250"/>
                           </a:xfrm>
                           <a:prstGeom prst="rect">
@@ -25830,7 +27587,6 @@
             <w:r>
               <w:rPr>
                 <w:noProof/>
-                <w:lang w:bidi="te-IN"/>
               </w:rPr>
               <w:drawing>
                 <wp:inline distT="0" distB="0" distL="0" distR="0" wp14:anchorId="2028A7AD" wp14:editId="52B55D75">
@@ -25848,7 +27604,7 @@
                           <pic:cNvPicPr/>
                         </pic:nvPicPr>
                         <pic:blipFill>
-                          <a:blip r:embed="rId154"/>
+                          <a:blip r:embed="rId157"/>
                           <a:stretch>
                             <a:fillRect/>
                           </a:stretch>
@@ -25945,7 +27701,7 @@
             <w:r>
               <w:rPr>
                 <w:noProof/>
-                <w:lang w:eastAsia="en-IN" w:bidi="te-IN"/>
+                <w:lang w:eastAsia="en-IN"/>
               </w:rPr>
               <w:drawing>
                 <wp:inline distT="0" distB="0" distL="0" distR="0" wp14:anchorId="437121FF" wp14:editId="66320CB9">
@@ -25963,7 +27719,7 @@
                           <pic:cNvPicPr/>
                         </pic:nvPicPr>
                         <pic:blipFill>
-                          <a:blip r:embed="rId155"/>
+                          <a:blip r:embed="rId158"/>
                           <a:stretch>
                             <a:fillRect/>
                           </a:stretch>
@@ -26012,7 +27768,7 @@
             <w:r>
               <w:rPr>
                 <w:noProof/>
-                <w:lang w:eastAsia="en-IN" w:bidi="te-IN"/>
+                <w:lang w:eastAsia="en-IN"/>
               </w:rPr>
               <w:drawing>
                 <wp:inline distT="0" distB="0" distL="0" distR="0" wp14:anchorId="1EEA5740" wp14:editId="39E27C58">
@@ -26030,7 +27786,7 @@
                           <pic:cNvPicPr/>
                         </pic:nvPicPr>
                         <pic:blipFill>
-                          <a:blip r:embed="rId156"/>
+                          <a:blip r:embed="rId159"/>
                           <a:stretch>
                             <a:fillRect/>
                           </a:stretch>
@@ -26129,10 +27885,10 @@
           <w:p>
             <w:r>
               <w:object w:dxaOrig="8460" w:dyaOrig="6570" w14:anchorId="6F802F7D">
-                <v:shape id="_x0000_i1068" type="#_x0000_t75" style="width:422.8pt;height:328.2pt" o:ole="">
-                  <v:imagedata r:id="rId157" o:title=""/>
+                <v:shape id="_x0000_i1072" type="#_x0000_t75" style="width:423pt;height:328.5pt" o:ole="">
+                  <v:imagedata r:id="rId160" o:title=""/>
                 </v:shape>
-                <o:OLEObject Type="Embed" ProgID="PBrush" ShapeID="_x0000_i1068" DrawAspect="Content" ObjectID="_1829717427" r:id="rId158"/>
+                <o:OLEObject Type="Embed" ProgID="PBrush" ShapeID="_x0000_i1072" DrawAspect="Content" ObjectID="_1834913228" r:id="rId161"/>
               </w:object>
             </w:r>
           </w:p>
@@ -26181,7 +27937,6 @@
             <w:r>
               <w:rPr>
                 <w:noProof/>
-                <w:lang w:bidi="te-IN"/>
               </w:rPr>
               <w:drawing>
                 <wp:inline distT="0" distB="0" distL="0" distR="0" wp14:anchorId="1341EE6A" wp14:editId="63642741">
@@ -26199,7 +27954,7 @@
                           <pic:cNvPicPr/>
                         </pic:nvPicPr>
                         <pic:blipFill>
-                          <a:blip r:embed="rId159"/>
+                          <a:blip r:embed="rId162"/>
                           <a:stretch>
                             <a:fillRect/>
                           </a:stretch>
@@ -26241,10 +27996,10 @@
             </w:pPr>
             <w:r>
               <w:object w:dxaOrig="6885" w:dyaOrig="4200" w14:anchorId="4DE5C59F">
-                <v:shape id="_x0000_i1069" type="#_x0000_t75" style="width:344.1pt;height:210.15pt" o:ole="">
-                  <v:imagedata r:id="rId160" o:title=""/>
+                <v:shape id="_x0000_i1073" type="#_x0000_t75" style="width:344.25pt;height:210pt" o:ole="">
+                  <v:imagedata r:id="rId163" o:title=""/>
                 </v:shape>
-                <o:OLEObject Type="Embed" ProgID="PBrush" ShapeID="_x0000_i1069" DrawAspect="Content" ObjectID="_1829717428" r:id="rId161"/>
+                <o:OLEObject Type="Embed" ProgID="PBrush" ShapeID="_x0000_i1073" DrawAspect="Content" ObjectID="_1834913229" r:id="rId164"/>
               </w:object>
             </w:r>
           </w:p>
@@ -26329,10 +28084,10 @@
             </w:pPr>
             <w:r>
               <w:object w:dxaOrig="3660" w:dyaOrig="8805" w14:anchorId="172921F6">
-                <v:shape id="_x0000_i1070" type="#_x0000_t75" style="width:183.35pt;height:440.35pt" o:ole="">
-                  <v:imagedata r:id="rId162" o:title=""/>
+                <v:shape id="_x0000_i1074" type="#_x0000_t75" style="width:183pt;height:440.25pt" o:ole="">
+                  <v:imagedata r:id="rId165" o:title=""/>
                 </v:shape>
-                <o:OLEObject Type="Embed" ProgID="PBrush" ShapeID="_x0000_i1070" DrawAspect="Content" ObjectID="_1829717429" r:id="rId163"/>
+                <o:OLEObject Type="Embed" ProgID="PBrush" ShapeID="_x0000_i1074" DrawAspect="Content" ObjectID="_1834913230" r:id="rId166"/>
               </w:object>
             </w:r>
           </w:p>
@@ -26468,10 +28223,10 @@
                 <w:bCs w:val="0"/>
               </w:rPr>
               <w:object w:dxaOrig="2715" w:dyaOrig="8955" w14:anchorId="043332D1">
-                <v:shape id="_x0000_i1071" type="#_x0000_t75" style="width:135.65pt;height:447.9pt" o:ole="">
-                  <v:imagedata r:id="rId164" o:title=""/>
+                <v:shape id="_x0000_i1075" type="#_x0000_t75" style="width:135.75pt;height:447.75pt" o:ole="">
+                  <v:imagedata r:id="rId167" o:title=""/>
                 </v:shape>
-                <o:OLEObject Type="Embed" ProgID="PBrush" ShapeID="_x0000_i1071" DrawAspect="Content" ObjectID="_1829717430" r:id="rId165"/>
+                <o:OLEObject Type="Embed" ProgID="PBrush" ShapeID="_x0000_i1075" DrawAspect="Content" ObjectID="_1834913231" r:id="rId168"/>
               </w:object>
             </w:r>
           </w:p>
@@ -26573,10 +28328,10 @@
                 <w:bCs w:val="0"/>
               </w:rPr>
               <w:object w:dxaOrig="5685" w:dyaOrig="1785" w14:anchorId="1672FCE4">
-                <v:shape id="_x0000_i1072" type="#_x0000_t75" style="width:284.65pt;height:89.6pt" o:ole="">
-                  <v:imagedata r:id="rId166" o:title=""/>
+                <v:shape id="_x0000_i1076" type="#_x0000_t75" style="width:284.25pt;height:89.25pt" o:ole="">
+                  <v:imagedata r:id="rId169" o:title=""/>
                 </v:shape>
-                <o:OLEObject Type="Embed" ProgID="PBrush" ShapeID="_x0000_i1072" DrawAspect="Content" ObjectID="_1829717431" r:id="rId167"/>
+                <o:OLEObject Type="Embed" ProgID="PBrush" ShapeID="_x0000_i1076" DrawAspect="Content" ObjectID="_1834913232" r:id="rId170"/>
               </w:object>
             </w:r>
           </w:p>
@@ -26603,7 +28358,6 @@
             <w:r>
               <w:rPr>
                 <w:noProof/>
-                <w:lang w:bidi="te-IN"/>
               </w:rPr>
               <w:lastRenderedPageBreak/>
               <w:drawing>
@@ -26622,7 +28376,7 @@
                           <pic:cNvPicPr/>
                         </pic:nvPicPr>
                         <pic:blipFill>
-                          <a:blip r:embed="rId168"/>
+                          <a:blip r:embed="rId171"/>
                           <a:stretch>
                             <a:fillRect/>
                           </a:stretch>
@@ -26793,10 +28547,10 @@
             </w:pPr>
             <w:r>
               <w:object w:dxaOrig="2370" w:dyaOrig="8145" w14:anchorId="31D0FEE0">
-                <v:shape id="_x0000_i1073" type="#_x0000_t75" style="width:118.9pt;height:406.9pt" o:ole="">
-                  <v:imagedata r:id="rId169" o:title=""/>
+                <v:shape id="_x0000_i1077" type="#_x0000_t75" style="width:118.5pt;height:406.5pt" o:ole="">
+                  <v:imagedata r:id="rId172" o:title=""/>
                 </v:shape>
-                <o:OLEObject Type="Embed" ProgID="PBrush" ShapeID="_x0000_i1073" DrawAspect="Content" ObjectID="_1829717432" r:id="rId170"/>
+                <o:OLEObject Type="Embed" ProgID="PBrush" ShapeID="_x0000_i1077" DrawAspect="Content" ObjectID="_1834913233" r:id="rId173"/>
               </w:object>
             </w:r>
           </w:p>
@@ -26817,137 +28571,12 @@
             <w:r>
               <w:rPr>
                 <w:noProof/>
-                <w:lang w:bidi="te-IN"/>
               </w:rPr>
               <w:drawing>
                 <wp:inline distT="0" distB="0" distL="0" distR="0" wp14:anchorId="348E0089" wp14:editId="46B76667">
                   <wp:extent cx="1028700" cy="1790700"/>
                   <wp:effectExtent l="0" t="0" r="0" b="0"/>
                   <wp:docPr id="71" name="Picture 71"/>
-                  <wp:cNvGraphicFramePr>
-                    <a:graphicFrameLocks xmlns:a="http://schemas.openxmlformats.org/drawingml/2006/main" noChangeAspect="1"/>
-                  </wp:cNvGraphicFramePr>
-                  <a:graphic xmlns:a="http://schemas.openxmlformats.org/drawingml/2006/main">
-                    <a:graphicData uri="http://schemas.openxmlformats.org/drawingml/2006/picture">
-                      <pic:pic xmlns:pic="http://schemas.openxmlformats.org/drawingml/2006/picture">
-                        <pic:nvPicPr>
-                          <pic:cNvPr id="1" name=""/>
-                          <pic:cNvPicPr/>
-                        </pic:nvPicPr>
-                        <pic:blipFill>
-                          <a:blip r:embed="rId171"/>
-                          <a:stretch>
-                            <a:fillRect/>
-                          </a:stretch>
-                        </pic:blipFill>
-                        <pic:spPr>
-                          <a:xfrm>
-                            <a:off x="0" y="0"/>
-                            <a:ext cx="1028700" cy="1790700"/>
-                          </a:xfrm>
-                          <a:prstGeom prst="rect">
-                            <a:avLst/>
-                          </a:prstGeom>
-                        </pic:spPr>
-                      </pic:pic>
-                    </a:graphicData>
-                  </a:graphic>
-                </wp:inline>
-              </w:drawing>
-            </w:r>
-          </w:p>
-        </w:tc>
-        <w:tc>
-          <w:tcPr>
-            <w:tcW w:w="4320" w:type="dxa"/>
-          </w:tcPr>
-          <w:p>
-            <w:pPr>
-              <w:pStyle w:val="green"/>
-              <w:shd w:val="clear" w:color="auto" w:fill="auto"/>
-            </w:pPr>
-            <w:r>
-              <w:lastRenderedPageBreak/>
-              <w:t xml:space="preserve">now we should create a picklist </w:t>
-            </w:r>
-            <w:r>
-              <w:t xml:space="preserve">component </w:t>
-            </w:r>
-          </w:p>
-          <w:p>
-            <w:pPr>
-              <w:pStyle w:val="green"/>
-              <w:shd w:val="clear" w:color="auto" w:fill="auto"/>
-            </w:pPr>
-            <w:r>
-              <w:t xml:space="preserve">and we should associate all the choices to this picklist </w:t>
-            </w:r>
-          </w:p>
-          <w:p>
-            <w:pPr>
-              <w:pStyle w:val="green"/>
-              <w:shd w:val="clear" w:color="auto" w:fill="auto"/>
-            </w:pPr>
-          </w:p>
-          <w:p>
-            <w:pPr>
-              <w:pStyle w:val="green"/>
-              <w:numPr>
-                <w:ilvl w:val="2"/>
-                <w:numId w:val="63"/>
-              </w:numPr>
-              <w:shd w:val="clear" w:color="auto" w:fill="auto"/>
-              <w:tabs>
-                <w:tab w:val="left" w:pos="1800"/>
-              </w:tabs>
-              <w:ind w:left="252" w:hanging="270"/>
-            </w:pPr>
-            <w:r>
-              <w:t xml:space="preserve">now in any screen add any picklist component </w:t>
-            </w:r>
-            <w:r>
-              <w:t>– to that comp add our choices</w:t>
-            </w:r>
-          </w:p>
-          <w:p>
-            <w:pPr>
-              <w:pStyle w:val="green"/>
-              <w:shd w:val="clear" w:color="auto" w:fill="auto"/>
-              <w:tabs>
-                <w:tab w:val="left" w:pos="1800"/>
-              </w:tabs>
-              <w:ind w:left="252"/>
-            </w:pPr>
-            <w:r>
-              <w:object w:dxaOrig="2190" w:dyaOrig="3855" w14:anchorId="7BC6264B">
-                <v:shape id="_x0000_i1074" type="#_x0000_t75" style="width:109.65pt;height:192.55pt" o:ole="">
-                  <v:imagedata r:id="rId172" o:title=""/>
-                </v:shape>
-                <o:OLEObject Type="Embed" ProgID="PBrush" ShapeID="_x0000_i1074" DrawAspect="Content" ObjectID="_1829717433" r:id="rId173"/>
-              </w:object>
-            </w:r>
-          </w:p>
-          <w:p>
-            <w:pPr>
-              <w:pStyle w:val="green"/>
-              <w:shd w:val="clear" w:color="auto" w:fill="auto"/>
-            </w:pPr>
-          </w:p>
-          <w:p>
-            <w:pPr>
-              <w:pStyle w:val="green"/>
-              <w:shd w:val="clear" w:color="auto" w:fill="auto"/>
-            </w:pPr>
-            <w:r>
-              <w:rPr>
-                <w:noProof/>
-                <w:lang w:bidi="te-IN"/>
-              </w:rPr>
-              <w:drawing>
-                <wp:inline distT="0" distB="0" distL="0" distR="0" wp14:anchorId="668EE963" wp14:editId="139C6E0F">
-                  <wp:extent cx="1285875" cy="3362325"/>
-                  <wp:effectExtent l="0" t="0" r="9525" b="9525"/>
-                  <wp:docPr id="72" name="Picture 72"/>
                   <wp:cNvGraphicFramePr>
                     <a:graphicFrameLocks xmlns:a="http://schemas.openxmlformats.org/drawingml/2006/main" noChangeAspect="1"/>
                   </wp:cNvGraphicFramePr>
@@ -26967,6 +28596,129 @@
                         <pic:spPr>
                           <a:xfrm>
                             <a:off x="0" y="0"/>
+                            <a:ext cx="1028700" cy="1790700"/>
+                          </a:xfrm>
+                          <a:prstGeom prst="rect">
+                            <a:avLst/>
+                          </a:prstGeom>
+                        </pic:spPr>
+                      </pic:pic>
+                    </a:graphicData>
+                  </a:graphic>
+                </wp:inline>
+              </w:drawing>
+            </w:r>
+          </w:p>
+        </w:tc>
+        <w:tc>
+          <w:tcPr>
+            <w:tcW w:w="4320" w:type="dxa"/>
+          </w:tcPr>
+          <w:p>
+            <w:pPr>
+              <w:pStyle w:val="green"/>
+              <w:shd w:val="clear" w:color="auto" w:fill="auto"/>
+            </w:pPr>
+            <w:r>
+              <w:lastRenderedPageBreak/>
+              <w:t xml:space="preserve">now we should create a picklist </w:t>
+            </w:r>
+            <w:r>
+              <w:t xml:space="preserve">component </w:t>
+            </w:r>
+          </w:p>
+          <w:p>
+            <w:pPr>
+              <w:pStyle w:val="green"/>
+              <w:shd w:val="clear" w:color="auto" w:fill="auto"/>
+            </w:pPr>
+            <w:r>
+              <w:t xml:space="preserve">and we should associate all the choices to this picklist </w:t>
+            </w:r>
+          </w:p>
+          <w:p>
+            <w:pPr>
+              <w:pStyle w:val="green"/>
+              <w:shd w:val="clear" w:color="auto" w:fill="auto"/>
+            </w:pPr>
+          </w:p>
+          <w:p>
+            <w:pPr>
+              <w:pStyle w:val="green"/>
+              <w:numPr>
+                <w:ilvl w:val="2"/>
+                <w:numId w:val="63"/>
+              </w:numPr>
+              <w:shd w:val="clear" w:color="auto" w:fill="auto"/>
+              <w:tabs>
+                <w:tab w:val="left" w:pos="1800"/>
+              </w:tabs>
+              <w:ind w:left="252" w:hanging="270"/>
+            </w:pPr>
+            <w:r>
+              <w:t xml:space="preserve">now in any screen add any picklist component </w:t>
+            </w:r>
+            <w:r>
+              <w:t>– to that comp add our choices</w:t>
+            </w:r>
+          </w:p>
+          <w:p>
+            <w:pPr>
+              <w:pStyle w:val="green"/>
+              <w:shd w:val="clear" w:color="auto" w:fill="auto"/>
+              <w:tabs>
+                <w:tab w:val="left" w:pos="1800"/>
+              </w:tabs>
+              <w:ind w:left="252"/>
+            </w:pPr>
+            <w:r>
+              <w:object w:dxaOrig="2190" w:dyaOrig="3855" w14:anchorId="7BC6264B">
+                <v:shape id="_x0000_i1078" type="#_x0000_t75" style="width:109.5pt;height:192.75pt" o:ole="">
+                  <v:imagedata r:id="rId175" o:title=""/>
+                </v:shape>
+                <o:OLEObject Type="Embed" ProgID="PBrush" ShapeID="_x0000_i1078" DrawAspect="Content" ObjectID="_1834913234" r:id="rId176"/>
+              </w:object>
+            </w:r>
+          </w:p>
+          <w:p>
+            <w:pPr>
+              <w:pStyle w:val="green"/>
+              <w:shd w:val="clear" w:color="auto" w:fill="auto"/>
+            </w:pPr>
+          </w:p>
+          <w:p>
+            <w:pPr>
+              <w:pStyle w:val="green"/>
+              <w:shd w:val="clear" w:color="auto" w:fill="auto"/>
+            </w:pPr>
+            <w:r>
+              <w:rPr>
+                <w:noProof/>
+              </w:rPr>
+              <w:drawing>
+                <wp:inline distT="0" distB="0" distL="0" distR="0" wp14:anchorId="668EE963" wp14:editId="139C6E0F">
+                  <wp:extent cx="1285875" cy="3362325"/>
+                  <wp:effectExtent l="0" t="0" r="9525" b="9525"/>
+                  <wp:docPr id="72" name="Picture 72"/>
+                  <wp:cNvGraphicFramePr>
+                    <a:graphicFrameLocks xmlns:a="http://schemas.openxmlformats.org/drawingml/2006/main" noChangeAspect="1"/>
+                  </wp:cNvGraphicFramePr>
+                  <a:graphic xmlns:a="http://schemas.openxmlformats.org/drawingml/2006/main">
+                    <a:graphicData uri="http://schemas.openxmlformats.org/drawingml/2006/picture">
+                      <pic:pic xmlns:pic="http://schemas.openxmlformats.org/drawingml/2006/picture">
+                        <pic:nvPicPr>
+                          <pic:cNvPr id="1" name=""/>
+                          <pic:cNvPicPr/>
+                        </pic:nvPicPr>
+                        <pic:blipFill>
+                          <a:blip r:embed="rId177"/>
+                          <a:stretch>
+                            <a:fillRect/>
+                          </a:stretch>
+                        </pic:blipFill>
+                        <pic:spPr>
+                          <a:xfrm>
+                            <a:off x="0" y="0"/>
                             <a:ext cx="1285875" cy="3362325"/>
                           </a:xfrm>
                           <a:prstGeom prst="rect">
@@ -27000,7 +28752,6 @@
             <w:r>
               <w:rPr>
                 <w:noProof/>
-                <w:lang w:bidi="te-IN"/>
               </w:rPr>
               <w:drawing>
                 <wp:inline distT="0" distB="0" distL="0" distR="0" wp14:anchorId="122218E1" wp14:editId="41211EB8">
@@ -27018,7 +28769,7 @@
                           <pic:cNvPicPr/>
                         </pic:nvPicPr>
                         <pic:blipFill>
-                          <a:blip r:embed="rId175"/>
+                          <a:blip r:embed="rId178"/>
                           <a:stretch>
                             <a:fillRect/>
                           </a:stretch>
@@ -27254,10 +29005,10 @@
                   </w:pPr>
                   <w:r>
                     <w:object w:dxaOrig="2205" w:dyaOrig="6420" w14:anchorId="20B155BD">
-                      <v:shape id="_x0000_i1075" type="#_x0000_t75" style="width:110.5pt;height:320.65pt" o:ole="">
-                        <v:imagedata r:id="rId176" o:title=""/>
+                      <v:shape id="_x0000_i1079" type="#_x0000_t75" style="width:110.25pt;height:321pt" o:ole="">
+                        <v:imagedata r:id="rId179" o:title=""/>
                       </v:shape>
-                      <o:OLEObject Type="Embed" ProgID="PBrush" ShapeID="_x0000_i1075" DrawAspect="Content" ObjectID="_1829717434" r:id="rId177"/>
+                      <o:OLEObject Type="Embed" ProgID="PBrush" ShapeID="_x0000_i1079" DrawAspect="Content" ObjectID="_1834913235" r:id="rId180"/>
                     </w:object>
                   </w:r>
                 </w:p>
@@ -27315,10 +29066,10 @@
                   </w:pPr>
                   <w:r>
                     <w:object w:dxaOrig="5955" w:dyaOrig="6240" w14:anchorId="21D2B3A4">
-                      <v:shape id="_x0000_i1076" type="#_x0000_t75" style="width:298.05pt;height:312.3pt" o:ole="">
-                        <v:imagedata r:id="rId178" o:title=""/>
+                      <v:shape id="_x0000_i1080" type="#_x0000_t75" style="width:297.75pt;height:312pt" o:ole="">
+                        <v:imagedata r:id="rId181" o:title=""/>
                       </v:shape>
-                      <o:OLEObject Type="Embed" ProgID="PBrush" ShapeID="_x0000_i1076" DrawAspect="Content" ObjectID="_1829717435" r:id="rId179"/>
+                      <o:OLEObject Type="Embed" ProgID="PBrush" ShapeID="_x0000_i1080" DrawAspect="Content" ObjectID="_1834913236" r:id="rId182"/>
                     </w:object>
                   </w:r>
                 </w:p>
@@ -27445,18 +29196,18 @@
             </w:pPr>
             <w:r>
               <w:object w:dxaOrig="4395" w:dyaOrig="7905" w14:anchorId="5BDBA00D">
-                <v:shape id="_x0000_i1077" type="#_x0000_t75" style="width:219.35pt;height:395.15pt" o:ole="">
-                  <v:imagedata r:id="rId180" o:title=""/>
+                <v:shape id="_x0000_i1081" type="#_x0000_t75" style="width:219pt;height:395.25pt" o:ole="">
+                  <v:imagedata r:id="rId183" o:title=""/>
                 </v:shape>
-                <o:OLEObject Type="Embed" ProgID="PBrush" ShapeID="_x0000_i1077" DrawAspect="Content" ObjectID="_1829717436" r:id="rId181"/>
+                <o:OLEObject Type="Embed" ProgID="PBrush" ShapeID="_x0000_i1081" DrawAspect="Content" ObjectID="_1834913237" r:id="rId184"/>
               </w:object>
             </w:r>
             <w:r>
               <w:object w:dxaOrig="5070" w:dyaOrig="4605" w14:anchorId="22EAF504">
-                <v:shape id="_x0000_i1078" type="#_x0000_t75" style="width:253.65pt;height:230.25pt" o:ole="">
-                  <v:imagedata r:id="rId182" o:title=""/>
+                <v:shape id="_x0000_i1082" type="#_x0000_t75" style="width:253.5pt;height:230.25pt" o:ole="">
+                  <v:imagedata r:id="rId185" o:title=""/>
                 </v:shape>
-                <o:OLEObject Type="Embed" ProgID="PBrush" ShapeID="_x0000_i1078" DrawAspect="Content" ObjectID="_1829717437" r:id="rId183"/>
+                <o:OLEObject Type="Embed" ProgID="PBrush" ShapeID="_x0000_i1082" DrawAspect="Content" ObjectID="_1834913238" r:id="rId186"/>
               </w:object>
             </w:r>
           </w:p>
@@ -27590,10 +29341,10 @@
             </w:pPr>
             <w:r>
               <w:object w:dxaOrig="3270" w:dyaOrig="6645" w14:anchorId="28C670F3">
-                <v:shape id="_x0000_i1079" type="#_x0000_t75" style="width:163.25pt;height:332.35pt" o:ole="">
-                  <v:imagedata r:id="rId184" o:title=""/>
+                <v:shape id="_x0000_i1083" type="#_x0000_t75" style="width:163.5pt;height:332.25pt" o:ole="">
+                  <v:imagedata r:id="rId187" o:title=""/>
                 </v:shape>
-                <o:OLEObject Type="Embed" ProgID="PBrush" ShapeID="_x0000_i1079" DrawAspect="Content" ObjectID="_1829717438" r:id="rId185"/>
+                <o:OLEObject Type="Embed" ProgID="PBrush" ShapeID="_x0000_i1083" DrawAspect="Content" ObjectID="_1834913239" r:id="rId188"/>
               </w:object>
             </w:r>
           </w:p>
@@ -27626,7 +29377,6 @@
             <w:r>
               <w:rPr>
                 <w:noProof/>
-                <w:lang w:bidi="te-IN"/>
               </w:rPr>
               <w:lastRenderedPageBreak/>
               <w:drawing>
@@ -27645,7 +29395,7 @@
                           <pic:cNvPicPr/>
                         </pic:nvPicPr>
                         <pic:blipFill>
-                          <a:blip r:embed="rId186"/>
+                          <a:blip r:embed="rId189"/>
                           <a:stretch>
                             <a:fillRect/>
                           </a:stretch>
@@ -27670,10 +29420,10 @@
             </w:r>
             <w:r>
               <w:object w:dxaOrig="7830" w:dyaOrig="2970" w14:anchorId="31E8A7F7">
-                <v:shape id="_x0000_i1080" type="#_x0000_t75" style="width:391.8pt;height:148.2pt" o:ole="">
-                  <v:imagedata r:id="rId187" o:title=""/>
+                <v:shape id="_x0000_i1084" type="#_x0000_t75" style="width:392.25pt;height:148.5pt" o:ole="">
+                  <v:imagedata r:id="rId190" o:title=""/>
                 </v:shape>
-                <o:OLEObject Type="Embed" ProgID="PBrush" ShapeID="_x0000_i1080" DrawAspect="Content" ObjectID="_1829717439" r:id="rId188"/>
+                <o:OLEObject Type="Embed" ProgID="PBrush" ShapeID="_x0000_i1084" DrawAspect="Content" ObjectID="_1834913240" r:id="rId191"/>
               </w:object>
             </w:r>
           </w:p>
@@ -27997,10 +29747,10 @@
             </w:pPr>
             <w:r>
               <w:object w:dxaOrig="3300" w:dyaOrig="6465" w14:anchorId="38FEDF6C">
-                <v:shape id="_x0000_i1081" type="#_x0000_t75" style="width:164.95pt;height:323.15pt" o:ole="">
-                  <v:imagedata r:id="rId189" o:title=""/>
+                <v:shape id="_x0000_i1085" type="#_x0000_t75" style="width:165pt;height:323.25pt" o:ole="">
+                  <v:imagedata r:id="rId192" o:title=""/>
                 </v:shape>
-                <o:OLEObject Type="Embed" ProgID="PBrush" ShapeID="_x0000_i1081" DrawAspect="Content" ObjectID="_1829717440" r:id="rId190"/>
+                <o:OLEObject Type="Embed" ProgID="PBrush" ShapeID="_x0000_i1085" DrawAspect="Content" ObjectID="_1834913241" r:id="rId193"/>
               </w:object>
             </w:r>
           </w:p>
@@ -28025,10 +29775,10 @@
             </w:pPr>
             <w:r>
               <w:object w:dxaOrig="7230" w:dyaOrig="7170" w14:anchorId="471AC6C0">
-                <v:shape id="_x0000_i1082" type="#_x0000_t75" style="width:361.65pt;height:358.35pt" o:ole="">
-                  <v:imagedata r:id="rId191" o:title=""/>
+                <v:shape id="_x0000_i1086" type="#_x0000_t75" style="width:361.5pt;height:358.5pt" o:ole="">
+                  <v:imagedata r:id="rId194" o:title=""/>
                 </v:shape>
-                <o:OLEObject Type="Embed" ProgID="PBrush" ShapeID="_x0000_i1082" DrawAspect="Content" ObjectID="_1829717441" r:id="rId192"/>
+                <o:OLEObject Type="Embed" ProgID="PBrush" ShapeID="_x0000_i1086" DrawAspect="Content" ObjectID="_1834913242" r:id="rId195"/>
               </w:object>
             </w:r>
           </w:p>
@@ -28053,10 +29803,10 @@
             </w:pPr>
             <w:r>
               <w:object w:dxaOrig="3060" w:dyaOrig="6465" w14:anchorId="7D955754">
-                <v:shape id="_x0000_i1083" type="#_x0000_t75" style="width:153.2pt;height:323.15pt" o:ole="">
-                  <v:imagedata r:id="rId193" o:title=""/>
+                <v:shape id="_x0000_i1087" type="#_x0000_t75" style="width:153pt;height:323.25pt" o:ole="">
+                  <v:imagedata r:id="rId196" o:title=""/>
                 </v:shape>
-                <o:OLEObject Type="Embed" ProgID="PBrush" ShapeID="_x0000_i1083" DrawAspect="Content" ObjectID="_1829717442" r:id="rId194"/>
+                <o:OLEObject Type="Embed" ProgID="PBrush" ShapeID="_x0000_i1087" DrawAspect="Content" ObjectID="_1834913243" r:id="rId197"/>
               </w:object>
             </w:r>
           </w:p>
@@ -28072,10 +29822,10 @@
             </w:pPr>
             <w:r>
               <w:object w:dxaOrig="2370" w:dyaOrig="3780" w14:anchorId="74D478CC">
-                <v:shape id="_x0000_i1084" type="#_x0000_t75" style="width:118.9pt;height:189.2pt" o:ole="">
-                  <v:imagedata r:id="rId195" o:title=""/>
+                <v:shape id="_x0000_i1088" type="#_x0000_t75" style="width:118.5pt;height:189pt" o:ole="">
+                  <v:imagedata r:id="rId198" o:title=""/>
                 </v:shape>
-                <o:OLEObject Type="Embed" ProgID="PBrush" ShapeID="_x0000_i1084" DrawAspect="Content" ObjectID="_1829717443" r:id="rId196"/>
+                <o:OLEObject Type="Embed" ProgID="PBrush" ShapeID="_x0000_i1088" DrawAspect="Content" ObjectID="_1834913244" r:id="rId199"/>
               </w:object>
             </w:r>
           </w:p>
@@ -28096,7 +29846,6 @@
             <w:r>
               <w:rPr>
                 <w:noProof/>
-                <w:lang w:bidi="te-IN"/>
               </w:rPr>
               <w:drawing>
                 <wp:inline distT="0" distB="0" distL="0" distR="0" wp14:anchorId="366BCD9F" wp14:editId="60BC0D76">
@@ -28114,7 +29863,7 @@
                           <pic:cNvPicPr/>
                         </pic:nvPicPr>
                         <pic:blipFill>
-                          <a:blip r:embed="rId197"/>
+                          <a:blip r:embed="rId200"/>
                           <a:stretch>
                             <a:fillRect/>
                           </a:stretch>
@@ -28318,10 +30067,10 @@
             </w:pPr>
             <w:r>
               <w:object w:dxaOrig="2325" w:dyaOrig="4050" w14:anchorId="1574C712">
-                <v:shape id="_x0000_i1085" type="#_x0000_t75" style="width:116.35pt;height:202.6pt" o:ole="">
-                  <v:imagedata r:id="rId198" o:title=""/>
+                <v:shape id="_x0000_i1089" type="#_x0000_t75" style="width:116.25pt;height:202.5pt" o:ole="">
+                  <v:imagedata r:id="rId201" o:title=""/>
                 </v:shape>
-                <o:OLEObject Type="Embed" ProgID="PBrush" ShapeID="_x0000_i1085" DrawAspect="Content" ObjectID="_1829717444" r:id="rId199"/>
+                <o:OLEObject Type="Embed" ProgID="PBrush" ShapeID="_x0000_i1089" DrawAspect="Content" ObjectID="_1834913245" r:id="rId202"/>
               </w:object>
             </w:r>
           </w:p>
@@ -28335,12 +30084,7 @@
               <w:pStyle w:val="green"/>
             </w:pPr>
             <w:r>
-              <w:t>Action – email, as on jan 2026, there are total 126 actio</w:t>
-            </w:r>
-            <w:bookmarkStart w:id="0" w:name="_GoBack"/>
-            <w:bookmarkEnd w:id="0"/>
-            <w:r>
-              <w:t xml:space="preserve">ns available </w:t>
+              <w:t xml:space="preserve">Action – email, as on jan 2026, there are total 126 actions available </w:t>
             </w:r>
           </w:p>
           <w:p>
@@ -28366,7 +30110,6 @@
             <w:r>
               <w:rPr>
                 <w:noProof/>
-                <w:lang w:bidi="te-IN"/>
               </w:rPr>
               <w:drawing>
                 <wp:inline distT="0" distB="0" distL="0" distR="0" wp14:anchorId="5D33C536" wp14:editId="26219CAF">
@@ -28384,7 +30127,7 @@
                           <pic:cNvPicPr/>
                         </pic:nvPicPr>
                         <pic:blipFill>
-                          <a:blip r:embed="rId200"/>
+                          <a:blip r:embed="rId203"/>
                           <a:stretch>
                             <a:fillRect/>
                           </a:stretch>
@@ -28407,7 +30150,6 @@
             <w:r>
               <w:rPr>
                 <w:noProof/>
-                <w:lang w:bidi="te-IN"/>
               </w:rPr>
               <w:drawing>
                 <wp:inline distT="0" distB="0" distL="0" distR="0" wp14:anchorId="3350AE4D" wp14:editId="393B82A9">
@@ -28425,7 +30167,7 @@
                           <pic:cNvPicPr/>
                         </pic:nvPicPr>
                         <pic:blipFill>
-                          <a:blip r:embed="rId201"/>
+                          <a:blip r:embed="rId204"/>
                           <a:stretch>
                             <a:fillRect/>
                           </a:stretch>
@@ -28603,10 +30345,10 @@
             </w:pPr>
             <w:r>
               <w:object w:dxaOrig="4530" w:dyaOrig="4965" w14:anchorId="249C6313">
-                <v:shape id="_x0000_i1086" type="#_x0000_t75" style="width:226.9pt;height:248.65pt" o:ole="">
-                  <v:imagedata r:id="rId202" o:title=""/>
+                <v:shape id="_x0000_i1090" type="#_x0000_t75" style="width:227.25pt;height:249pt" o:ole="">
+                  <v:imagedata r:id="rId205" o:title=""/>
                 </v:shape>
-                <o:OLEObject Type="Embed" ProgID="PBrush" ShapeID="_x0000_i1086" DrawAspect="Content" ObjectID="_1829717445" r:id="rId203"/>
+                <o:OLEObject Type="Embed" ProgID="PBrush" ShapeID="_x0000_i1090" DrawAspect="Content" ObjectID="_1834913246" r:id="rId206"/>
               </w:object>
             </w:r>
           </w:p>
@@ -28697,10 +30439,10 @@
             </w:pPr>
             <w:r>
               <w:object w:dxaOrig="8460" w:dyaOrig="6570" w14:anchorId="76C819F5">
-                <v:shape id="_x0000_i1087" type="#_x0000_t75" style="width:422.8pt;height:328.2pt" o:ole="">
-                  <v:imagedata r:id="rId157" o:title=""/>
+                <v:shape id="_x0000_i1091" type="#_x0000_t75" style="width:423pt;height:328.5pt" o:ole="">
+                  <v:imagedata r:id="rId160" o:title=""/>
                 </v:shape>
-                <o:OLEObject Type="Embed" ProgID="PBrush" ShapeID="_x0000_i1087" DrawAspect="Content" ObjectID="_1829717446" r:id="rId204"/>
+                <o:OLEObject Type="Embed" ProgID="PBrush" ShapeID="_x0000_i1091" DrawAspect="Content" ObjectID="_1834913247" r:id="rId207"/>
               </w:object>
             </w:r>
           </w:p>
@@ -28808,7 +30550,6 @@
             <w:r>
               <w:rPr>
                 <w:noProof/>
-                <w:lang w:bidi="te-IN"/>
               </w:rPr>
               <w:drawing>
                 <wp:inline distT="0" distB="0" distL="0" distR="0" wp14:anchorId="56E2095F" wp14:editId="388E5642">
@@ -28826,7 +30567,7 @@
                           <pic:cNvPicPr/>
                         </pic:nvPicPr>
                         <pic:blipFill>
-                          <a:blip r:embed="rId205"/>
+                          <a:blip r:embed="rId208"/>
                           <a:stretch>
                             <a:fillRect/>
                           </a:stretch>
@@ -28849,7 +30590,6 @@
             <w:r>
               <w:rPr>
                 <w:noProof/>
-                <w:lang w:bidi="te-IN"/>
               </w:rPr>
               <w:drawing>
                 <wp:inline distT="0" distB="0" distL="0" distR="0" wp14:anchorId="4C45FDA5" wp14:editId="3420792F">
@@ -28867,7 +30607,7 @@
                           <pic:cNvPicPr/>
                         </pic:nvPicPr>
                         <pic:blipFill>
-                          <a:blip r:embed="rId206"/>
+                          <a:blip r:embed="rId209"/>
                           <a:stretch>
                             <a:fillRect/>
                           </a:stretch>
@@ -28890,150 +30630,12 @@
             <w:r>
               <w:rPr>
                 <w:noProof/>
-                <w:lang w:bidi="te-IN"/>
               </w:rPr>
               <w:drawing>
                 <wp:inline distT="0" distB="0" distL="0" distR="0" wp14:anchorId="29E5C776" wp14:editId="6F21D487">
                   <wp:extent cx="952500" cy="1685925"/>
                   <wp:effectExtent l="0" t="0" r="0" b="9525"/>
                   <wp:docPr id="82" name="Picture 82"/>
-                  <wp:cNvGraphicFramePr>
-                    <a:graphicFrameLocks xmlns:a="http://schemas.openxmlformats.org/drawingml/2006/main" noChangeAspect="1"/>
-                  </wp:cNvGraphicFramePr>
-                  <a:graphic xmlns:a="http://schemas.openxmlformats.org/drawingml/2006/main">
-                    <a:graphicData uri="http://schemas.openxmlformats.org/drawingml/2006/picture">
-                      <pic:pic xmlns:pic="http://schemas.openxmlformats.org/drawingml/2006/picture">
-                        <pic:nvPicPr>
-                          <pic:cNvPr id="1" name=""/>
-                          <pic:cNvPicPr/>
-                        </pic:nvPicPr>
-                        <pic:blipFill>
-                          <a:blip r:embed="rId207"/>
-                          <a:stretch>
-                            <a:fillRect/>
-                          </a:stretch>
-                        </pic:blipFill>
-                        <pic:spPr>
-                          <a:xfrm>
-                            <a:off x="0" y="0"/>
-                            <a:ext cx="952500" cy="1685925"/>
-                          </a:xfrm>
-                          <a:prstGeom prst="rect">
-                            <a:avLst/>
-                          </a:prstGeom>
-                        </pic:spPr>
-                      </pic:pic>
-                    </a:graphicData>
-                  </a:graphic>
-                </wp:inline>
-              </w:drawing>
-            </w:r>
-          </w:p>
-          <w:p>
-            <w:pPr>
-              <w:pStyle w:val="green"/>
-              <w:shd w:val="clear" w:color="auto" w:fill="auto"/>
-            </w:pPr>
-          </w:p>
-          <w:p>
-            <w:pPr>
-              <w:pStyle w:val="green"/>
-              <w:shd w:val="clear" w:color="auto" w:fill="auto"/>
-            </w:pPr>
-            <w:r>
-              <w:t xml:space="preserve">u need to create outcomes for each and every path </w:t>
-            </w:r>
-          </w:p>
-          <w:p>
-            <w:pPr>
-              <w:pStyle w:val="green"/>
-              <w:shd w:val="clear" w:color="auto" w:fill="auto"/>
-            </w:pPr>
-            <w:r>
-              <w:object w:dxaOrig="9165" w:dyaOrig="5745" w14:anchorId="6E1AD62D">
-                <v:shape id="_x0000_i1088" type="#_x0000_t75" style="width:457.95pt;height:287.15pt" o:ole="">
-                  <v:imagedata r:id="rId208" o:title=""/>
-                </v:shape>
-                <o:OLEObject Type="Embed" ProgID="PBrush" ShapeID="_x0000_i1088" DrawAspect="Content" ObjectID="_1829717447" r:id="rId209"/>
-              </w:object>
-            </w:r>
-          </w:p>
-        </w:tc>
-        <w:tc>
-          <w:tcPr>
-            <w:tcW w:w="10364" w:type="dxa"/>
-          </w:tcPr>
-          <w:p>
-            <w:pPr>
-              <w:pStyle w:val="green"/>
-            </w:pPr>
-            <w:r>
-              <w:t xml:space="preserve">ex:- </w:t>
-            </w:r>
-            <w:r>
-              <w:t>Here we should create a picklist</w:t>
-            </w:r>
-            <w:r>
-              <w:t xml:space="preserve"> with 3 values, 3 diff screens</w:t>
-            </w:r>
-          </w:p>
-          <w:p>
-            <w:pPr>
-              <w:pStyle w:val="green"/>
-            </w:pPr>
-            <w:r>
-              <w:t xml:space="preserve"> based upon the </w:t>
-            </w:r>
-            <w:r>
-              <w:t xml:space="preserve">selected value the </w:t>
-            </w:r>
-            <w:r>
-              <w:t xml:space="preserve">desired </w:t>
-            </w:r>
-            <w:r>
-              <w:t>screen will be displayed</w:t>
-            </w:r>
-          </w:p>
-          <w:p>
-            <w:pPr>
-              <w:pStyle w:val="green"/>
-              <w:numPr>
-                <w:ilvl w:val="0"/>
-                <w:numId w:val="73"/>
-              </w:numPr>
-            </w:pPr>
-            <w:r>
-              <w:t>here I created a coll choice set(to store the collection of choices )</w:t>
-            </w:r>
-          </w:p>
-          <w:p>
-            <w:pPr>
-              <w:pStyle w:val="green"/>
-              <w:ind w:left="720"/>
-            </w:pPr>
-            <w:r>
-              <w:t>based on this only screen will be displayed</w:t>
-            </w:r>
-          </w:p>
-          <w:p>
-            <w:pPr>
-              <w:pStyle w:val="green"/>
-            </w:pPr>
-          </w:p>
-          <w:p>
-            <w:pPr>
-              <w:pStyle w:val="green"/>
-            </w:pPr>
-            <w:r>
-              <w:rPr>
-                <w:noProof/>
-                <w:lang w:bidi="te-IN"/>
-              </w:rPr>
-              <w:drawing>
-                <wp:inline distT="0" distB="0" distL="0" distR="0" wp14:anchorId="7C4B5923" wp14:editId="71A7823B">
-                  <wp:extent cx="4391025" cy="4943475"/>
-                  <wp:effectExtent l="0" t="0" r="9525" b="9525"/>
-                  <wp:docPr id="83" name="Picture 83"/>
                   <wp:cNvGraphicFramePr>
                     <a:graphicFrameLocks xmlns:a="http://schemas.openxmlformats.org/drawingml/2006/main" noChangeAspect="1"/>
                   </wp:cNvGraphicFramePr>
@@ -29053,6 +30655,142 @@
                         <pic:spPr>
                           <a:xfrm>
                             <a:off x="0" y="0"/>
+                            <a:ext cx="952500" cy="1685925"/>
+                          </a:xfrm>
+                          <a:prstGeom prst="rect">
+                            <a:avLst/>
+                          </a:prstGeom>
+                        </pic:spPr>
+                      </pic:pic>
+                    </a:graphicData>
+                  </a:graphic>
+                </wp:inline>
+              </w:drawing>
+            </w:r>
+          </w:p>
+          <w:p>
+            <w:pPr>
+              <w:pStyle w:val="green"/>
+              <w:shd w:val="clear" w:color="auto" w:fill="auto"/>
+            </w:pPr>
+          </w:p>
+          <w:p>
+            <w:pPr>
+              <w:pStyle w:val="green"/>
+              <w:shd w:val="clear" w:color="auto" w:fill="auto"/>
+            </w:pPr>
+            <w:r>
+              <w:t xml:space="preserve">u need to create outcomes for each and every path </w:t>
+            </w:r>
+          </w:p>
+          <w:p>
+            <w:pPr>
+              <w:pStyle w:val="green"/>
+              <w:shd w:val="clear" w:color="auto" w:fill="auto"/>
+            </w:pPr>
+            <w:r>
+              <w:object w:dxaOrig="9165" w:dyaOrig="5745" w14:anchorId="6E1AD62D">
+                <v:shape id="_x0000_i1092" type="#_x0000_t75" style="width:457.5pt;height:287.25pt" o:ole="">
+                  <v:imagedata r:id="rId211" o:title=""/>
+                </v:shape>
+                <o:OLEObject Type="Embed" ProgID="PBrush" ShapeID="_x0000_i1092" DrawAspect="Content" ObjectID="_1834913248" r:id="rId212"/>
+              </w:object>
+            </w:r>
+          </w:p>
+        </w:tc>
+        <w:tc>
+          <w:tcPr>
+            <w:tcW w:w="10364" w:type="dxa"/>
+          </w:tcPr>
+          <w:p>
+            <w:pPr>
+              <w:pStyle w:val="green"/>
+            </w:pPr>
+            <w:r>
+              <w:t xml:space="preserve">ex:- </w:t>
+            </w:r>
+            <w:r>
+              <w:t>Here we should create a picklist</w:t>
+            </w:r>
+            <w:r>
+              <w:t xml:space="preserve"> with 3 values, 3 diff screens</w:t>
+            </w:r>
+          </w:p>
+          <w:p>
+            <w:pPr>
+              <w:pStyle w:val="green"/>
+            </w:pPr>
+            <w:r>
+              <w:t xml:space="preserve"> based upon the </w:t>
+            </w:r>
+            <w:r>
+              <w:t xml:space="preserve">selected value the </w:t>
+            </w:r>
+            <w:r>
+              <w:t xml:space="preserve">desired </w:t>
+            </w:r>
+            <w:r>
+              <w:t>screen will be displayed</w:t>
+            </w:r>
+          </w:p>
+          <w:p>
+            <w:pPr>
+              <w:pStyle w:val="green"/>
+              <w:numPr>
+                <w:ilvl w:val="0"/>
+                <w:numId w:val="73"/>
+              </w:numPr>
+            </w:pPr>
+            <w:r>
+              <w:t>here I created a coll choice set(to store the collection of choices )</w:t>
+            </w:r>
+          </w:p>
+          <w:p>
+            <w:pPr>
+              <w:pStyle w:val="green"/>
+              <w:ind w:left="720"/>
+            </w:pPr>
+            <w:r>
+              <w:t>based on this only screen will be displayed</w:t>
+            </w:r>
+          </w:p>
+          <w:p>
+            <w:pPr>
+              <w:pStyle w:val="green"/>
+            </w:pPr>
+          </w:p>
+          <w:p>
+            <w:pPr>
+              <w:pStyle w:val="green"/>
+            </w:pPr>
+            <w:r>
+              <w:rPr>
+                <w:noProof/>
+              </w:rPr>
+              <w:drawing>
+                <wp:inline distT="0" distB="0" distL="0" distR="0" wp14:anchorId="7C4B5923" wp14:editId="71A7823B">
+                  <wp:extent cx="4391025" cy="4943475"/>
+                  <wp:effectExtent l="0" t="0" r="9525" b="9525"/>
+                  <wp:docPr id="83" name="Picture 83"/>
+                  <wp:cNvGraphicFramePr>
+                    <a:graphicFrameLocks xmlns:a="http://schemas.openxmlformats.org/drawingml/2006/main" noChangeAspect="1"/>
+                  </wp:cNvGraphicFramePr>
+                  <a:graphic xmlns:a="http://schemas.openxmlformats.org/drawingml/2006/main">
+                    <a:graphicData uri="http://schemas.openxmlformats.org/drawingml/2006/picture">
+                      <pic:pic xmlns:pic="http://schemas.openxmlformats.org/drawingml/2006/picture">
+                        <pic:nvPicPr>
+                          <pic:cNvPr id="1" name=""/>
+                          <pic:cNvPicPr/>
+                        </pic:nvPicPr>
+                        <pic:blipFill>
+                          <a:blip r:embed="rId213"/>
+                          <a:stretch>
+                            <a:fillRect/>
+                          </a:stretch>
+                        </pic:blipFill>
+                        <pic:spPr>
+                          <a:xfrm>
+                            <a:off x="0" y="0"/>
                             <a:ext cx="4391025" cy="4943475"/>
                           </a:xfrm>
                           <a:prstGeom prst="rect">
@@ -29269,6 +31007,30 @@
         </w:tc>
       </w:tr>
     </w:tbl>
+    <w:p>
+      <w:pPr>
+        <w:pStyle w:val="h3-g"/>
+      </w:pPr>
+      <w:r>
+        <w:t>Data elements</w:t>
+      </w:r>
+    </w:p>
+    <w:p>
+      <w:pPr>
+        <w:pStyle w:val="green"/>
+      </w:pPr>
+      <w:r>
+        <w:t xml:space="preserve">Data </w:t>
+      </w:r>
+      <w:r>
+        <w:t xml:space="preserve">elements </w:t>
+      </w:r>
+      <w:bookmarkStart w:id="0" w:name="_GoBack"/>
+      <w:bookmarkEnd w:id="0"/>
+      <w:r>
+        <w:t xml:space="preserve">– create records, update records, get records, delete records, rollback records </w:t>
+      </w:r>
+    </w:p>
     <w:p>
       <w:pPr>
         <w:pStyle w:val="green"/>
@@ -31362,6 +33124,155 @@
     </w:lvl>
   </w:abstractNum>
   <w:abstractNum w:abstractNumId="15">
+    <w:nsid w:val="181A46FC"/>
+    <w:multiLevelType w:val="multilevel"/>
+    <w:tmpl w:val="EFC84A84"/>
+    <w:lvl w:ilvl="0">
+      <w:start w:val="1"/>
+      <w:numFmt w:val="bullet"/>
+      <w:lvlText w:val=""/>
+      <w:lvlJc w:val="left"/>
+      <w:pPr>
+        <w:tabs>
+          <w:tab w:val="num" w:pos="720"/>
+        </w:tabs>
+        <w:ind w:left="720" w:hanging="360"/>
+      </w:pPr>
+      <w:rPr>
+        <w:rFonts w:ascii="Symbol" w:hAnsi="Symbol" w:hint="default"/>
+        <w:sz w:val="20"/>
+      </w:rPr>
+    </w:lvl>
+    <w:lvl w:ilvl="1" w:tentative="1">
+      <w:start w:val="1"/>
+      <w:numFmt w:val="bullet"/>
+      <w:lvlText w:val="o"/>
+      <w:lvlJc w:val="left"/>
+      <w:pPr>
+        <w:tabs>
+          <w:tab w:val="num" w:pos="1440"/>
+        </w:tabs>
+        <w:ind w:left="1440" w:hanging="360"/>
+      </w:pPr>
+      <w:rPr>
+        <w:rFonts w:ascii="Courier New" w:hAnsi="Courier New" w:hint="default"/>
+        <w:sz w:val="20"/>
+      </w:rPr>
+    </w:lvl>
+    <w:lvl w:ilvl="2" w:tentative="1">
+      <w:start w:val="1"/>
+      <w:numFmt w:val="bullet"/>
+      <w:lvlText w:val=""/>
+      <w:lvlJc w:val="left"/>
+      <w:pPr>
+        <w:tabs>
+          <w:tab w:val="num" w:pos="2160"/>
+        </w:tabs>
+        <w:ind w:left="2160" w:hanging="360"/>
+      </w:pPr>
+      <w:rPr>
+        <w:rFonts w:ascii="Wingdings" w:hAnsi="Wingdings" w:hint="default"/>
+        <w:sz w:val="20"/>
+      </w:rPr>
+    </w:lvl>
+    <w:lvl w:ilvl="3" w:tentative="1">
+      <w:start w:val="1"/>
+      <w:numFmt w:val="bullet"/>
+      <w:lvlText w:val=""/>
+      <w:lvlJc w:val="left"/>
+      <w:pPr>
+        <w:tabs>
+          <w:tab w:val="num" w:pos="2880"/>
+        </w:tabs>
+        <w:ind w:left="2880" w:hanging="360"/>
+      </w:pPr>
+      <w:rPr>
+        <w:rFonts w:ascii="Wingdings" w:hAnsi="Wingdings" w:hint="default"/>
+        <w:sz w:val="20"/>
+      </w:rPr>
+    </w:lvl>
+    <w:lvl w:ilvl="4" w:tentative="1">
+      <w:start w:val="1"/>
+      <w:numFmt w:val="bullet"/>
+      <w:lvlText w:val=""/>
+      <w:lvlJc w:val="left"/>
+      <w:pPr>
+        <w:tabs>
+          <w:tab w:val="num" w:pos="3600"/>
+        </w:tabs>
+        <w:ind w:left="3600" w:hanging="360"/>
+      </w:pPr>
+      <w:rPr>
+        <w:rFonts w:ascii="Wingdings" w:hAnsi="Wingdings" w:hint="default"/>
+        <w:sz w:val="20"/>
+      </w:rPr>
+    </w:lvl>
+    <w:lvl w:ilvl="5" w:tentative="1">
+      <w:start w:val="1"/>
+      <w:numFmt w:val="bullet"/>
+      <w:lvlText w:val=""/>
+      <w:lvlJc w:val="left"/>
+      <w:pPr>
+        <w:tabs>
+          <w:tab w:val="num" w:pos="4320"/>
+        </w:tabs>
+        <w:ind w:left="4320" w:hanging="360"/>
+      </w:pPr>
+      <w:rPr>
+        <w:rFonts w:ascii="Wingdings" w:hAnsi="Wingdings" w:hint="default"/>
+        <w:sz w:val="20"/>
+      </w:rPr>
+    </w:lvl>
+    <w:lvl w:ilvl="6" w:tentative="1">
+      <w:start w:val="1"/>
+      <w:numFmt w:val="bullet"/>
+      <w:lvlText w:val=""/>
+      <w:lvlJc w:val="left"/>
+      <w:pPr>
+        <w:tabs>
+          <w:tab w:val="num" w:pos="5040"/>
+        </w:tabs>
+        <w:ind w:left="5040" w:hanging="360"/>
+      </w:pPr>
+      <w:rPr>
+        <w:rFonts w:ascii="Wingdings" w:hAnsi="Wingdings" w:hint="default"/>
+        <w:sz w:val="20"/>
+      </w:rPr>
+    </w:lvl>
+    <w:lvl w:ilvl="7" w:tentative="1">
+      <w:start w:val="1"/>
+      <w:numFmt w:val="bullet"/>
+      <w:lvlText w:val=""/>
+      <w:lvlJc w:val="left"/>
+      <w:pPr>
+        <w:tabs>
+          <w:tab w:val="num" w:pos="5760"/>
+        </w:tabs>
+        <w:ind w:left="5760" w:hanging="360"/>
+      </w:pPr>
+      <w:rPr>
+        <w:rFonts w:ascii="Wingdings" w:hAnsi="Wingdings" w:hint="default"/>
+        <w:sz w:val="20"/>
+      </w:rPr>
+    </w:lvl>
+    <w:lvl w:ilvl="8" w:tentative="1">
+      <w:start w:val="1"/>
+      <w:numFmt w:val="bullet"/>
+      <w:lvlText w:val=""/>
+      <w:lvlJc w:val="left"/>
+      <w:pPr>
+        <w:tabs>
+          <w:tab w:val="num" w:pos="6480"/>
+        </w:tabs>
+        <w:ind w:left="6480" w:hanging="360"/>
+      </w:pPr>
+      <w:rPr>
+        <w:rFonts w:ascii="Wingdings" w:hAnsi="Wingdings" w:hint="default"/>
+        <w:sz w:val="20"/>
+      </w:rPr>
+    </w:lvl>
+  </w:abstractNum>
+  <w:abstractNum w:abstractNumId="16">
     <w:nsid w:val="1974327E"/>
     <w:multiLevelType w:val="hybridMultilevel"/>
     <w:tmpl w:val="EC1A36F4"/>
@@ -31450,7 +33361,7 @@
       </w:pPr>
     </w:lvl>
   </w:abstractNum>
-  <w:abstractNum w:abstractNumId="16">
+  <w:abstractNum w:abstractNumId="17">
     <w:nsid w:val="1983718E"/>
     <w:multiLevelType w:val="multilevel"/>
     <w:tmpl w:val="58948266"/>
@@ -31599,7 +33510,7 @@
       </w:rPr>
     </w:lvl>
   </w:abstractNum>
-  <w:abstractNum w:abstractNumId="17">
+  <w:abstractNum w:abstractNumId="18">
     <w:nsid w:val="1B110268"/>
     <w:multiLevelType w:val="multilevel"/>
     <w:tmpl w:val="D9FC23F8"/>
@@ -31748,7 +33659,7 @@
       </w:rPr>
     </w:lvl>
   </w:abstractNum>
-  <w:abstractNum w:abstractNumId="18">
+  <w:abstractNum w:abstractNumId="19">
     <w:nsid w:val="1EF02242"/>
     <w:multiLevelType w:val="multilevel"/>
     <w:tmpl w:val="CEB20A3A"/>
@@ -31897,7 +33808,7 @@
       </w:rPr>
     </w:lvl>
   </w:abstractNum>
-  <w:abstractNum w:abstractNumId="19">
+  <w:abstractNum w:abstractNumId="20">
     <w:nsid w:val="1F0B12F0"/>
     <w:multiLevelType w:val="multilevel"/>
     <w:tmpl w:val="63460336"/>
@@ -32046,7 +33957,7 @@
       </w:rPr>
     </w:lvl>
   </w:abstractNum>
-  <w:abstractNum w:abstractNumId="20">
+  <w:abstractNum w:abstractNumId="21">
     <w:nsid w:val="20384B50"/>
     <w:multiLevelType w:val="multilevel"/>
     <w:tmpl w:val="18665C4A"/>
@@ -32195,7 +34106,7 @@
       </w:rPr>
     </w:lvl>
   </w:abstractNum>
-  <w:abstractNum w:abstractNumId="21">
+  <w:abstractNum w:abstractNumId="22">
     <w:nsid w:val="22525E38"/>
     <w:multiLevelType w:val="multilevel"/>
     <w:tmpl w:val="896459F2"/>
@@ -32344,7 +34255,7 @@
       </w:rPr>
     </w:lvl>
   </w:abstractNum>
-  <w:abstractNum w:abstractNumId="22">
+  <w:abstractNum w:abstractNumId="23">
     <w:nsid w:val="25375EE2"/>
     <w:multiLevelType w:val="multilevel"/>
     <w:tmpl w:val="A40043DC"/>
@@ -32493,7 +34404,7 @@
       </w:rPr>
     </w:lvl>
   </w:abstractNum>
-  <w:abstractNum w:abstractNumId="23">
+  <w:abstractNum w:abstractNumId="24">
     <w:nsid w:val="28D94D69"/>
     <w:multiLevelType w:val="multilevel"/>
     <w:tmpl w:val="E730CFD2"/>
@@ -32642,7 +34553,7 @@
       </w:rPr>
     </w:lvl>
   </w:abstractNum>
-  <w:abstractNum w:abstractNumId="24">
+  <w:abstractNum w:abstractNumId="25">
     <w:nsid w:val="28FE4AF2"/>
     <w:multiLevelType w:val="multilevel"/>
     <w:tmpl w:val="D510683C"/>
@@ -32791,7 +34702,7 @@
       </w:rPr>
     </w:lvl>
   </w:abstractNum>
-  <w:abstractNum w:abstractNumId="25">
+  <w:abstractNum w:abstractNumId="26">
     <w:nsid w:val="29B95995"/>
     <w:multiLevelType w:val="multilevel"/>
     <w:tmpl w:val="E56282CA"/>
@@ -32940,7 +34851,7 @@
       </w:rPr>
     </w:lvl>
   </w:abstractNum>
-  <w:abstractNum w:abstractNumId="26">
+  <w:abstractNum w:abstractNumId="27">
     <w:nsid w:val="2E750106"/>
     <w:multiLevelType w:val="multilevel"/>
     <w:tmpl w:val="EAC64CB2"/>
@@ -33089,7 +35000,7 @@
       </w:rPr>
     </w:lvl>
   </w:abstractNum>
-  <w:abstractNum w:abstractNumId="27">
+  <w:abstractNum w:abstractNumId="28">
     <w:nsid w:val="2F6E4617"/>
     <w:multiLevelType w:val="hybridMultilevel"/>
     <w:tmpl w:val="EC4487BC"/>
@@ -33178,7 +35089,7 @@
       </w:pPr>
     </w:lvl>
   </w:abstractNum>
-  <w:abstractNum w:abstractNumId="28">
+  <w:abstractNum w:abstractNumId="29">
     <w:nsid w:val="2FFA4979"/>
     <w:multiLevelType w:val="multilevel"/>
     <w:tmpl w:val="D5EA16EA"/>
@@ -33327,7 +35238,7 @@
       </w:rPr>
     </w:lvl>
   </w:abstractNum>
-  <w:abstractNum w:abstractNumId="29">
+  <w:abstractNum w:abstractNumId="30">
     <w:nsid w:val="301144C2"/>
     <w:multiLevelType w:val="multilevel"/>
     <w:tmpl w:val="EFDEC2FE"/>
@@ -33476,7 +35387,7 @@
       </w:rPr>
     </w:lvl>
   </w:abstractNum>
-  <w:abstractNum w:abstractNumId="30">
+  <w:abstractNum w:abstractNumId="31">
     <w:nsid w:val="30F72D4D"/>
     <w:multiLevelType w:val="multilevel"/>
     <w:tmpl w:val="54AE1D4C"/>
@@ -33625,7 +35536,7 @@
       </w:rPr>
     </w:lvl>
   </w:abstractNum>
-  <w:abstractNum w:abstractNumId="31">
+  <w:abstractNum w:abstractNumId="32">
     <w:nsid w:val="313B6DE1"/>
     <w:multiLevelType w:val="multilevel"/>
     <w:tmpl w:val="2D02059E"/>
@@ -33774,7 +35685,7 @@
       </w:rPr>
     </w:lvl>
   </w:abstractNum>
-  <w:abstractNum w:abstractNumId="32">
+  <w:abstractNum w:abstractNumId="33">
     <w:nsid w:val="315F50DC"/>
     <w:multiLevelType w:val="multilevel"/>
     <w:tmpl w:val="B2D8B1BA"/>
@@ -33923,7 +35834,156 @@
       </w:rPr>
     </w:lvl>
   </w:abstractNum>
-  <w:abstractNum w:abstractNumId="33">
+  <w:abstractNum w:abstractNumId="34">
+    <w:nsid w:val="32CC7FDA"/>
+    <w:multiLevelType w:val="multilevel"/>
+    <w:tmpl w:val="26F26FE4"/>
+    <w:lvl w:ilvl="0">
+      <w:start w:val="1"/>
+      <w:numFmt w:val="bullet"/>
+      <w:lvlText w:val=""/>
+      <w:lvlJc w:val="left"/>
+      <w:pPr>
+        <w:tabs>
+          <w:tab w:val="num" w:pos="720"/>
+        </w:tabs>
+        <w:ind w:left="720" w:hanging="360"/>
+      </w:pPr>
+      <w:rPr>
+        <w:rFonts w:ascii="Symbol" w:hAnsi="Symbol" w:hint="default"/>
+        <w:sz w:val="20"/>
+      </w:rPr>
+    </w:lvl>
+    <w:lvl w:ilvl="1" w:tentative="1">
+      <w:start w:val="1"/>
+      <w:numFmt w:val="bullet"/>
+      <w:lvlText w:val="o"/>
+      <w:lvlJc w:val="left"/>
+      <w:pPr>
+        <w:tabs>
+          <w:tab w:val="num" w:pos="1440"/>
+        </w:tabs>
+        <w:ind w:left="1440" w:hanging="360"/>
+      </w:pPr>
+      <w:rPr>
+        <w:rFonts w:ascii="Courier New" w:hAnsi="Courier New" w:hint="default"/>
+        <w:sz w:val="20"/>
+      </w:rPr>
+    </w:lvl>
+    <w:lvl w:ilvl="2" w:tentative="1">
+      <w:start w:val="1"/>
+      <w:numFmt w:val="bullet"/>
+      <w:lvlText w:val=""/>
+      <w:lvlJc w:val="left"/>
+      <w:pPr>
+        <w:tabs>
+          <w:tab w:val="num" w:pos="2160"/>
+        </w:tabs>
+        <w:ind w:left="2160" w:hanging="360"/>
+      </w:pPr>
+      <w:rPr>
+        <w:rFonts w:ascii="Wingdings" w:hAnsi="Wingdings" w:hint="default"/>
+        <w:sz w:val="20"/>
+      </w:rPr>
+    </w:lvl>
+    <w:lvl w:ilvl="3" w:tentative="1">
+      <w:start w:val="1"/>
+      <w:numFmt w:val="bullet"/>
+      <w:lvlText w:val=""/>
+      <w:lvlJc w:val="left"/>
+      <w:pPr>
+        <w:tabs>
+          <w:tab w:val="num" w:pos="2880"/>
+        </w:tabs>
+        <w:ind w:left="2880" w:hanging="360"/>
+      </w:pPr>
+      <w:rPr>
+        <w:rFonts w:ascii="Wingdings" w:hAnsi="Wingdings" w:hint="default"/>
+        <w:sz w:val="20"/>
+      </w:rPr>
+    </w:lvl>
+    <w:lvl w:ilvl="4" w:tentative="1">
+      <w:start w:val="1"/>
+      <w:numFmt w:val="bullet"/>
+      <w:lvlText w:val=""/>
+      <w:lvlJc w:val="left"/>
+      <w:pPr>
+        <w:tabs>
+          <w:tab w:val="num" w:pos="3600"/>
+        </w:tabs>
+        <w:ind w:left="3600" w:hanging="360"/>
+      </w:pPr>
+      <w:rPr>
+        <w:rFonts w:ascii="Wingdings" w:hAnsi="Wingdings" w:hint="default"/>
+        <w:sz w:val="20"/>
+      </w:rPr>
+    </w:lvl>
+    <w:lvl w:ilvl="5" w:tentative="1">
+      <w:start w:val="1"/>
+      <w:numFmt w:val="bullet"/>
+      <w:lvlText w:val=""/>
+      <w:lvlJc w:val="left"/>
+      <w:pPr>
+        <w:tabs>
+          <w:tab w:val="num" w:pos="4320"/>
+        </w:tabs>
+        <w:ind w:left="4320" w:hanging="360"/>
+      </w:pPr>
+      <w:rPr>
+        <w:rFonts w:ascii="Wingdings" w:hAnsi="Wingdings" w:hint="default"/>
+        <w:sz w:val="20"/>
+      </w:rPr>
+    </w:lvl>
+    <w:lvl w:ilvl="6" w:tentative="1">
+      <w:start w:val="1"/>
+      <w:numFmt w:val="bullet"/>
+      <w:lvlText w:val=""/>
+      <w:lvlJc w:val="left"/>
+      <w:pPr>
+        <w:tabs>
+          <w:tab w:val="num" w:pos="5040"/>
+        </w:tabs>
+        <w:ind w:left="5040" w:hanging="360"/>
+      </w:pPr>
+      <w:rPr>
+        <w:rFonts w:ascii="Wingdings" w:hAnsi="Wingdings" w:hint="default"/>
+        <w:sz w:val="20"/>
+      </w:rPr>
+    </w:lvl>
+    <w:lvl w:ilvl="7" w:tentative="1">
+      <w:start w:val="1"/>
+      <w:numFmt w:val="bullet"/>
+      <w:lvlText w:val=""/>
+      <w:lvlJc w:val="left"/>
+      <w:pPr>
+        <w:tabs>
+          <w:tab w:val="num" w:pos="5760"/>
+        </w:tabs>
+        <w:ind w:left="5760" w:hanging="360"/>
+      </w:pPr>
+      <w:rPr>
+        <w:rFonts w:ascii="Wingdings" w:hAnsi="Wingdings" w:hint="default"/>
+        <w:sz w:val="20"/>
+      </w:rPr>
+    </w:lvl>
+    <w:lvl w:ilvl="8" w:tentative="1">
+      <w:start w:val="1"/>
+      <w:numFmt w:val="bullet"/>
+      <w:lvlText w:val=""/>
+      <w:lvlJc w:val="left"/>
+      <w:pPr>
+        <w:tabs>
+          <w:tab w:val="num" w:pos="6480"/>
+        </w:tabs>
+        <w:ind w:left="6480" w:hanging="360"/>
+      </w:pPr>
+      <w:rPr>
+        <w:rFonts w:ascii="Wingdings" w:hAnsi="Wingdings" w:hint="default"/>
+        <w:sz w:val="20"/>
+      </w:rPr>
+    </w:lvl>
+  </w:abstractNum>
+  <w:abstractNum w:abstractNumId="35">
     <w:nsid w:val="34C52AF1"/>
     <w:multiLevelType w:val="multilevel"/>
     <w:tmpl w:val="130AE0AE"/>
@@ -34035,7 +36095,7 @@
       </w:pPr>
     </w:lvl>
   </w:abstractNum>
-  <w:abstractNum w:abstractNumId="34">
+  <w:abstractNum w:abstractNumId="36">
     <w:nsid w:val="35180D21"/>
     <w:multiLevelType w:val="hybridMultilevel"/>
     <w:tmpl w:val="D2B021DC"/>
@@ -34124,7 +36184,7 @@
       </w:pPr>
     </w:lvl>
   </w:abstractNum>
-  <w:abstractNum w:abstractNumId="35">
+  <w:abstractNum w:abstractNumId="37">
     <w:nsid w:val="35427524"/>
     <w:multiLevelType w:val="multilevel"/>
     <w:tmpl w:val="2DF2FB14"/>
@@ -34269,7 +36329,7 @@
       </w:rPr>
     </w:lvl>
   </w:abstractNum>
-  <w:abstractNum w:abstractNumId="36">
+  <w:abstractNum w:abstractNumId="38">
     <w:nsid w:val="38A968AC"/>
     <w:multiLevelType w:val="multilevel"/>
     <w:tmpl w:val="A9661DAE"/>
@@ -34418,7 +36478,7 @@
       </w:rPr>
     </w:lvl>
   </w:abstractNum>
-  <w:abstractNum w:abstractNumId="37">
+  <w:abstractNum w:abstractNumId="39">
     <w:nsid w:val="399428D7"/>
     <w:multiLevelType w:val="multilevel"/>
     <w:tmpl w:val="272AE116"/>
@@ -34563,7 +36623,7 @@
       </w:rPr>
     </w:lvl>
   </w:abstractNum>
-  <w:abstractNum w:abstractNumId="38">
+  <w:abstractNum w:abstractNumId="40">
     <w:nsid w:val="3AF17BA7"/>
     <w:multiLevelType w:val="multilevel"/>
     <w:tmpl w:val="17625824"/>
@@ -34708,7 +36768,7 @@
       </w:rPr>
     </w:lvl>
   </w:abstractNum>
-  <w:abstractNum w:abstractNumId="39">
+  <w:abstractNum w:abstractNumId="41">
     <w:nsid w:val="3B96319B"/>
     <w:multiLevelType w:val="multilevel"/>
     <w:tmpl w:val="9DAA0B50"/>
@@ -34857,7 +36917,7 @@
       </w:rPr>
     </w:lvl>
   </w:abstractNum>
-  <w:abstractNum w:abstractNumId="40">
+  <w:abstractNum w:abstractNumId="42">
     <w:nsid w:val="3CF36866"/>
     <w:multiLevelType w:val="multilevel"/>
     <w:tmpl w:val="D5BC318A"/>
@@ -35006,7 +37066,7 @@
       </w:rPr>
     </w:lvl>
   </w:abstractNum>
-  <w:abstractNum w:abstractNumId="41">
+  <w:abstractNum w:abstractNumId="43">
     <w:nsid w:val="3D617005"/>
     <w:multiLevelType w:val="multilevel"/>
     <w:tmpl w:val="634CB0D4"/>
@@ -35155,7 +37215,7 @@
       </w:rPr>
     </w:lvl>
   </w:abstractNum>
-  <w:abstractNum w:abstractNumId="42">
+  <w:abstractNum w:abstractNumId="44">
     <w:nsid w:val="3E370BB5"/>
     <w:multiLevelType w:val="multilevel"/>
     <w:tmpl w:val="B426CE82"/>
@@ -35304,7 +37364,7 @@
       </w:rPr>
     </w:lvl>
   </w:abstractNum>
-  <w:abstractNum w:abstractNumId="43">
+  <w:abstractNum w:abstractNumId="45">
     <w:nsid w:val="41A06B1D"/>
     <w:multiLevelType w:val="multilevel"/>
     <w:tmpl w:val="2F982E56"/>
@@ -35453,7 +37513,96 @@
       </w:rPr>
     </w:lvl>
   </w:abstractNum>
-  <w:abstractNum w:abstractNumId="44">
+  <w:abstractNum w:abstractNumId="46">
+    <w:nsid w:val="42334DE7"/>
+    <w:multiLevelType w:val="hybridMultilevel"/>
+    <w:tmpl w:val="E9A86B92"/>
+    <w:lvl w:ilvl="0" w:tplc="40090011">
+      <w:start w:val="1"/>
+      <w:numFmt w:val="decimal"/>
+      <w:lvlText w:val="%1)"/>
+      <w:lvlJc w:val="left"/>
+      <w:pPr>
+        <w:ind w:left="720" w:hanging="360"/>
+      </w:pPr>
+      <w:rPr>
+        <w:rFonts w:hint="default"/>
+      </w:rPr>
+    </w:lvl>
+    <w:lvl w:ilvl="1" w:tplc="40090019" w:tentative="1">
+      <w:start w:val="1"/>
+      <w:numFmt w:val="lowerLetter"/>
+      <w:lvlText w:val="%2."/>
+      <w:lvlJc w:val="left"/>
+      <w:pPr>
+        <w:ind w:left="1440" w:hanging="360"/>
+      </w:pPr>
+    </w:lvl>
+    <w:lvl w:ilvl="2" w:tplc="4009001B" w:tentative="1">
+      <w:start w:val="1"/>
+      <w:numFmt w:val="lowerRoman"/>
+      <w:lvlText w:val="%3."/>
+      <w:lvlJc w:val="right"/>
+      <w:pPr>
+        <w:ind w:left="2160" w:hanging="180"/>
+      </w:pPr>
+    </w:lvl>
+    <w:lvl w:ilvl="3" w:tplc="4009000F" w:tentative="1">
+      <w:start w:val="1"/>
+      <w:numFmt w:val="decimal"/>
+      <w:lvlText w:val="%4."/>
+      <w:lvlJc w:val="left"/>
+      <w:pPr>
+        <w:ind w:left="2880" w:hanging="360"/>
+      </w:pPr>
+    </w:lvl>
+    <w:lvl w:ilvl="4" w:tplc="40090019" w:tentative="1">
+      <w:start w:val="1"/>
+      <w:numFmt w:val="lowerLetter"/>
+      <w:lvlText w:val="%5."/>
+      <w:lvlJc w:val="left"/>
+      <w:pPr>
+        <w:ind w:left="3600" w:hanging="360"/>
+      </w:pPr>
+    </w:lvl>
+    <w:lvl w:ilvl="5" w:tplc="4009001B" w:tentative="1">
+      <w:start w:val="1"/>
+      <w:numFmt w:val="lowerRoman"/>
+      <w:lvlText w:val="%6."/>
+      <w:lvlJc w:val="right"/>
+      <w:pPr>
+        <w:ind w:left="4320" w:hanging="180"/>
+      </w:pPr>
+    </w:lvl>
+    <w:lvl w:ilvl="6" w:tplc="4009000F" w:tentative="1">
+      <w:start w:val="1"/>
+      <w:numFmt w:val="decimal"/>
+      <w:lvlText w:val="%7."/>
+      <w:lvlJc w:val="left"/>
+      <w:pPr>
+        <w:ind w:left="5040" w:hanging="360"/>
+      </w:pPr>
+    </w:lvl>
+    <w:lvl w:ilvl="7" w:tplc="40090019" w:tentative="1">
+      <w:start w:val="1"/>
+      <w:numFmt w:val="lowerLetter"/>
+      <w:lvlText w:val="%8."/>
+      <w:lvlJc w:val="left"/>
+      <w:pPr>
+        <w:ind w:left="5760" w:hanging="360"/>
+      </w:pPr>
+    </w:lvl>
+    <w:lvl w:ilvl="8" w:tplc="4009001B" w:tentative="1">
+      <w:start w:val="1"/>
+      <w:numFmt w:val="lowerRoman"/>
+      <w:lvlText w:val="%9."/>
+      <w:lvlJc w:val="right"/>
+      <w:pPr>
+        <w:ind w:left="6480" w:hanging="180"/>
+      </w:pPr>
+    </w:lvl>
+  </w:abstractNum>
+  <w:abstractNum w:abstractNumId="47">
     <w:nsid w:val="42EA3E2E"/>
     <w:multiLevelType w:val="hybridMultilevel"/>
     <w:tmpl w:val="BDFA9B8A"/>
@@ -35542,7 +37691,7 @@
       </w:pPr>
     </w:lvl>
   </w:abstractNum>
-  <w:abstractNum w:abstractNumId="45">
+  <w:abstractNum w:abstractNumId="48">
     <w:nsid w:val="448C67B4"/>
     <w:multiLevelType w:val="hybridMultilevel"/>
     <w:tmpl w:val="CBA05E14"/>
@@ -35631,7 +37780,7 @@
       </w:pPr>
     </w:lvl>
   </w:abstractNum>
-  <w:abstractNum w:abstractNumId="46">
+  <w:abstractNum w:abstractNumId="49">
     <w:nsid w:val="460904F1"/>
     <w:multiLevelType w:val="multilevel"/>
     <w:tmpl w:val="7FB4A8D0"/>
@@ -35780,7 +37929,156 @@
       </w:rPr>
     </w:lvl>
   </w:abstractNum>
-  <w:abstractNum w:abstractNumId="47">
+  <w:abstractNum w:abstractNumId="50">
+    <w:nsid w:val="4B5A0B38"/>
+    <w:multiLevelType w:val="multilevel"/>
+    <w:tmpl w:val="34589C00"/>
+    <w:lvl w:ilvl="0">
+      <w:start w:val="1"/>
+      <w:numFmt w:val="bullet"/>
+      <w:lvlText w:val=""/>
+      <w:lvlJc w:val="left"/>
+      <w:pPr>
+        <w:tabs>
+          <w:tab w:val="num" w:pos="720"/>
+        </w:tabs>
+        <w:ind w:left="720" w:hanging="360"/>
+      </w:pPr>
+      <w:rPr>
+        <w:rFonts w:ascii="Symbol" w:hAnsi="Symbol" w:hint="default"/>
+        <w:sz w:val="20"/>
+      </w:rPr>
+    </w:lvl>
+    <w:lvl w:ilvl="1" w:tentative="1">
+      <w:start w:val="1"/>
+      <w:numFmt w:val="bullet"/>
+      <w:lvlText w:val="o"/>
+      <w:lvlJc w:val="left"/>
+      <w:pPr>
+        <w:tabs>
+          <w:tab w:val="num" w:pos="1440"/>
+        </w:tabs>
+        <w:ind w:left="1440" w:hanging="360"/>
+      </w:pPr>
+      <w:rPr>
+        <w:rFonts w:ascii="Courier New" w:hAnsi="Courier New" w:hint="default"/>
+        <w:sz w:val="20"/>
+      </w:rPr>
+    </w:lvl>
+    <w:lvl w:ilvl="2" w:tentative="1">
+      <w:start w:val="1"/>
+      <w:numFmt w:val="bullet"/>
+      <w:lvlText w:val=""/>
+      <w:lvlJc w:val="left"/>
+      <w:pPr>
+        <w:tabs>
+          <w:tab w:val="num" w:pos="2160"/>
+        </w:tabs>
+        <w:ind w:left="2160" w:hanging="360"/>
+      </w:pPr>
+      <w:rPr>
+        <w:rFonts w:ascii="Wingdings" w:hAnsi="Wingdings" w:hint="default"/>
+        <w:sz w:val="20"/>
+      </w:rPr>
+    </w:lvl>
+    <w:lvl w:ilvl="3" w:tentative="1">
+      <w:start w:val="1"/>
+      <w:numFmt w:val="bullet"/>
+      <w:lvlText w:val=""/>
+      <w:lvlJc w:val="left"/>
+      <w:pPr>
+        <w:tabs>
+          <w:tab w:val="num" w:pos="2880"/>
+        </w:tabs>
+        <w:ind w:left="2880" w:hanging="360"/>
+      </w:pPr>
+      <w:rPr>
+        <w:rFonts w:ascii="Wingdings" w:hAnsi="Wingdings" w:hint="default"/>
+        <w:sz w:val="20"/>
+      </w:rPr>
+    </w:lvl>
+    <w:lvl w:ilvl="4" w:tentative="1">
+      <w:start w:val="1"/>
+      <w:numFmt w:val="bullet"/>
+      <w:lvlText w:val=""/>
+      <w:lvlJc w:val="left"/>
+      <w:pPr>
+        <w:tabs>
+          <w:tab w:val="num" w:pos="3600"/>
+        </w:tabs>
+        <w:ind w:left="3600" w:hanging="360"/>
+      </w:pPr>
+      <w:rPr>
+        <w:rFonts w:ascii="Wingdings" w:hAnsi="Wingdings" w:hint="default"/>
+        <w:sz w:val="20"/>
+      </w:rPr>
+    </w:lvl>
+    <w:lvl w:ilvl="5" w:tentative="1">
+      <w:start w:val="1"/>
+      <w:numFmt w:val="bullet"/>
+      <w:lvlText w:val=""/>
+      <w:lvlJc w:val="left"/>
+      <w:pPr>
+        <w:tabs>
+          <w:tab w:val="num" w:pos="4320"/>
+        </w:tabs>
+        <w:ind w:left="4320" w:hanging="360"/>
+      </w:pPr>
+      <w:rPr>
+        <w:rFonts w:ascii="Wingdings" w:hAnsi="Wingdings" w:hint="default"/>
+        <w:sz w:val="20"/>
+      </w:rPr>
+    </w:lvl>
+    <w:lvl w:ilvl="6" w:tentative="1">
+      <w:start w:val="1"/>
+      <w:numFmt w:val="bullet"/>
+      <w:lvlText w:val=""/>
+      <w:lvlJc w:val="left"/>
+      <w:pPr>
+        <w:tabs>
+          <w:tab w:val="num" w:pos="5040"/>
+        </w:tabs>
+        <w:ind w:left="5040" w:hanging="360"/>
+      </w:pPr>
+      <w:rPr>
+        <w:rFonts w:ascii="Wingdings" w:hAnsi="Wingdings" w:hint="default"/>
+        <w:sz w:val="20"/>
+      </w:rPr>
+    </w:lvl>
+    <w:lvl w:ilvl="7" w:tentative="1">
+      <w:start w:val="1"/>
+      <w:numFmt w:val="bullet"/>
+      <w:lvlText w:val=""/>
+      <w:lvlJc w:val="left"/>
+      <w:pPr>
+        <w:tabs>
+          <w:tab w:val="num" w:pos="5760"/>
+        </w:tabs>
+        <w:ind w:left="5760" w:hanging="360"/>
+      </w:pPr>
+      <w:rPr>
+        <w:rFonts w:ascii="Wingdings" w:hAnsi="Wingdings" w:hint="default"/>
+        <w:sz w:val="20"/>
+      </w:rPr>
+    </w:lvl>
+    <w:lvl w:ilvl="8" w:tentative="1">
+      <w:start w:val="1"/>
+      <w:numFmt w:val="bullet"/>
+      <w:lvlText w:val=""/>
+      <w:lvlJc w:val="left"/>
+      <w:pPr>
+        <w:tabs>
+          <w:tab w:val="num" w:pos="6480"/>
+        </w:tabs>
+        <w:ind w:left="6480" w:hanging="360"/>
+      </w:pPr>
+      <w:rPr>
+        <w:rFonts w:ascii="Wingdings" w:hAnsi="Wingdings" w:hint="default"/>
+        <w:sz w:val="20"/>
+      </w:rPr>
+    </w:lvl>
+  </w:abstractNum>
+  <w:abstractNum w:abstractNumId="51">
     <w:nsid w:val="50E51E0F"/>
     <w:multiLevelType w:val="hybridMultilevel"/>
     <w:tmpl w:val="A2A66776"/>
@@ -35869,7 +38167,7 @@
       </w:pPr>
     </w:lvl>
   </w:abstractNum>
-  <w:abstractNum w:abstractNumId="48">
+  <w:abstractNum w:abstractNumId="52">
     <w:nsid w:val="554906AF"/>
     <w:multiLevelType w:val="multilevel"/>
     <w:tmpl w:val="3DE4AB4C"/>
@@ -36018,7 +38316,7 @@
       </w:rPr>
     </w:lvl>
   </w:abstractNum>
-  <w:abstractNum w:abstractNumId="49">
+  <w:abstractNum w:abstractNumId="53">
     <w:nsid w:val="55C06BE9"/>
     <w:multiLevelType w:val="multilevel"/>
     <w:tmpl w:val="18D05A9E"/>
@@ -36167,7 +38465,7 @@
       </w:rPr>
     </w:lvl>
   </w:abstractNum>
-  <w:abstractNum w:abstractNumId="50">
+  <w:abstractNum w:abstractNumId="54">
     <w:nsid w:val="5B687B50"/>
     <w:multiLevelType w:val="hybridMultilevel"/>
     <w:tmpl w:val="2BDE588E"/>
@@ -36256,7 +38554,7 @@
       </w:pPr>
     </w:lvl>
   </w:abstractNum>
-  <w:abstractNum w:abstractNumId="51">
+  <w:abstractNum w:abstractNumId="55">
     <w:nsid w:val="5BC4371E"/>
     <w:multiLevelType w:val="multilevel"/>
     <w:tmpl w:val="4F5A9B6E"/>
@@ -36405,7 +38703,7 @@
       </w:rPr>
     </w:lvl>
   </w:abstractNum>
-  <w:abstractNum w:abstractNumId="52">
+  <w:abstractNum w:abstractNumId="56">
     <w:nsid w:val="5E2A49D7"/>
     <w:multiLevelType w:val="multilevel"/>
     <w:tmpl w:val="E2A0CEC4"/>
@@ -36554,7 +38852,7 @@
       </w:rPr>
     </w:lvl>
   </w:abstractNum>
-  <w:abstractNum w:abstractNumId="53">
+  <w:abstractNum w:abstractNumId="57">
     <w:nsid w:val="5F3361C9"/>
     <w:multiLevelType w:val="multilevel"/>
     <w:tmpl w:val="74CC2DF6"/>
@@ -36703,7 +39001,7 @@
       </w:rPr>
     </w:lvl>
   </w:abstractNum>
-  <w:abstractNum w:abstractNumId="54">
+  <w:abstractNum w:abstractNumId="58">
     <w:nsid w:val="60296217"/>
     <w:multiLevelType w:val="multilevel"/>
     <w:tmpl w:val="A1C8092C"/>
@@ -36852,7 +39150,7 @@
       </w:rPr>
     </w:lvl>
   </w:abstractNum>
-  <w:abstractNum w:abstractNumId="55">
+  <w:abstractNum w:abstractNumId="59">
     <w:nsid w:val="630E68D3"/>
     <w:multiLevelType w:val="multilevel"/>
     <w:tmpl w:val="695A3022"/>
@@ -37001,7 +39299,7 @@
       </w:rPr>
     </w:lvl>
   </w:abstractNum>
-  <w:abstractNum w:abstractNumId="56">
+  <w:abstractNum w:abstractNumId="60">
     <w:nsid w:val="64E1579B"/>
     <w:multiLevelType w:val="multilevel"/>
     <w:tmpl w:val="1D9EB7A2"/>
@@ -37150,7 +39448,7 @@
       </w:rPr>
     </w:lvl>
   </w:abstractNum>
-  <w:abstractNum w:abstractNumId="57">
+  <w:abstractNum w:abstractNumId="61">
     <w:nsid w:val="662F6298"/>
     <w:multiLevelType w:val="multilevel"/>
     <w:tmpl w:val="525C0522"/>
@@ -37299,7 +39597,7 @@
       </w:rPr>
     </w:lvl>
   </w:abstractNum>
-  <w:abstractNum w:abstractNumId="58">
+  <w:abstractNum w:abstractNumId="62">
     <w:nsid w:val="67560F74"/>
     <w:multiLevelType w:val="multilevel"/>
     <w:tmpl w:val="FAD8E4B4"/>
@@ -37448,7 +39746,7 @@
       </w:rPr>
     </w:lvl>
   </w:abstractNum>
-  <w:abstractNum w:abstractNumId="59">
+  <w:abstractNum w:abstractNumId="63">
     <w:nsid w:val="684A33A6"/>
     <w:multiLevelType w:val="multilevel"/>
     <w:tmpl w:val="78C24A70"/>
@@ -37593,7 +39891,7 @@
       </w:rPr>
     </w:lvl>
   </w:abstractNum>
-  <w:abstractNum w:abstractNumId="60">
+  <w:abstractNum w:abstractNumId="64">
     <w:nsid w:val="689C6575"/>
     <w:multiLevelType w:val="multilevel"/>
     <w:tmpl w:val="F7FE62A0"/>
@@ -37742,7 +40040,7 @@
       </w:rPr>
     </w:lvl>
   </w:abstractNum>
-  <w:abstractNum w:abstractNumId="61">
+  <w:abstractNum w:abstractNumId="65">
     <w:nsid w:val="6C2638FB"/>
     <w:multiLevelType w:val="multilevel"/>
     <w:tmpl w:val="7254674E"/>
@@ -37891,7 +40189,7 @@
       </w:rPr>
     </w:lvl>
   </w:abstractNum>
-  <w:abstractNum w:abstractNumId="62">
+  <w:abstractNum w:abstractNumId="66">
     <w:nsid w:val="6CAB1958"/>
     <w:multiLevelType w:val="multilevel"/>
     <w:tmpl w:val="F6304CC2"/>
@@ -38040,7 +40338,7 @@
       </w:rPr>
     </w:lvl>
   </w:abstractNum>
-  <w:abstractNum w:abstractNumId="63">
+  <w:abstractNum w:abstractNumId="67">
     <w:nsid w:val="6D552A40"/>
     <w:multiLevelType w:val="hybridMultilevel"/>
     <w:tmpl w:val="9E3CE1E8"/>
@@ -38129,7 +40427,7 @@
       </w:pPr>
     </w:lvl>
   </w:abstractNum>
-  <w:abstractNum w:abstractNumId="64">
+  <w:abstractNum w:abstractNumId="68">
     <w:nsid w:val="6F085D0D"/>
     <w:multiLevelType w:val="multilevel"/>
     <w:tmpl w:val="0C825B30"/>
@@ -38278,7 +40576,7 @@
       </w:rPr>
     </w:lvl>
   </w:abstractNum>
-  <w:abstractNum w:abstractNumId="65">
+  <w:abstractNum w:abstractNumId="69">
     <w:nsid w:val="717150DC"/>
     <w:multiLevelType w:val="multilevel"/>
     <w:tmpl w:val="BD3AE58E"/>
@@ -38427,7 +40725,7 @@
       </w:rPr>
     </w:lvl>
   </w:abstractNum>
-  <w:abstractNum w:abstractNumId="66">
+  <w:abstractNum w:abstractNumId="70">
     <w:nsid w:val="71EE1226"/>
     <w:multiLevelType w:val="multilevel"/>
     <w:tmpl w:val="D6BEB040"/>
@@ -38576,7 +40874,7 @@
       </w:rPr>
     </w:lvl>
   </w:abstractNum>
-  <w:abstractNum w:abstractNumId="67">
+  <w:abstractNum w:abstractNumId="71">
     <w:nsid w:val="7271240F"/>
     <w:multiLevelType w:val="multilevel"/>
     <w:tmpl w:val="1AD27124"/>
@@ -38725,7 +41023,7 @@
       </w:rPr>
     </w:lvl>
   </w:abstractNum>
-  <w:abstractNum w:abstractNumId="68">
+  <w:abstractNum w:abstractNumId="72">
     <w:nsid w:val="75B4439F"/>
     <w:multiLevelType w:val="hybridMultilevel"/>
     <w:tmpl w:val="A84CDA62"/>
@@ -38814,7 +41112,152 @@
       </w:pPr>
     </w:lvl>
   </w:abstractNum>
-  <w:abstractNum w:abstractNumId="69">
+  <w:abstractNum w:abstractNumId="73">
+    <w:nsid w:val="77C63BAF"/>
+    <w:multiLevelType w:val="multilevel"/>
+    <w:tmpl w:val="0C84A00E"/>
+    <w:lvl w:ilvl="0">
+      <w:start w:val="1"/>
+      <w:numFmt w:val="bullet"/>
+      <w:lvlText w:val=""/>
+      <w:lvlJc w:val="left"/>
+      <w:pPr>
+        <w:tabs>
+          <w:tab w:val="num" w:pos="720"/>
+        </w:tabs>
+        <w:ind w:left="720" w:hanging="360"/>
+      </w:pPr>
+      <w:rPr>
+        <w:rFonts w:ascii="Symbol" w:hAnsi="Symbol" w:hint="default"/>
+        <w:sz w:val="20"/>
+      </w:rPr>
+    </w:lvl>
+    <w:lvl w:ilvl="1">
+      <w:start w:val="2"/>
+      <w:numFmt w:val="bullet"/>
+      <w:lvlText w:val="-"/>
+      <w:lvlJc w:val="left"/>
+      <w:pPr>
+        <w:ind w:left="1440" w:hanging="360"/>
+      </w:pPr>
+      <w:rPr>
+        <w:rFonts w:ascii="Comic Sans MS" w:eastAsiaTheme="minorHAnsi" w:hAnsi="Comic Sans MS" w:cs="Courier New" w:hint="default"/>
+      </w:rPr>
+    </w:lvl>
+    <w:lvl w:ilvl="2" w:tentative="1">
+      <w:start w:val="1"/>
+      <w:numFmt w:val="bullet"/>
+      <w:lvlText w:val=""/>
+      <w:lvlJc w:val="left"/>
+      <w:pPr>
+        <w:tabs>
+          <w:tab w:val="num" w:pos="2160"/>
+        </w:tabs>
+        <w:ind w:left="2160" w:hanging="360"/>
+      </w:pPr>
+      <w:rPr>
+        <w:rFonts w:ascii="Wingdings" w:hAnsi="Wingdings" w:hint="default"/>
+        <w:sz w:val="20"/>
+      </w:rPr>
+    </w:lvl>
+    <w:lvl w:ilvl="3" w:tentative="1">
+      <w:start w:val="1"/>
+      <w:numFmt w:val="bullet"/>
+      <w:lvlText w:val=""/>
+      <w:lvlJc w:val="left"/>
+      <w:pPr>
+        <w:tabs>
+          <w:tab w:val="num" w:pos="2880"/>
+        </w:tabs>
+        <w:ind w:left="2880" w:hanging="360"/>
+      </w:pPr>
+      <w:rPr>
+        <w:rFonts w:ascii="Wingdings" w:hAnsi="Wingdings" w:hint="default"/>
+        <w:sz w:val="20"/>
+      </w:rPr>
+    </w:lvl>
+    <w:lvl w:ilvl="4" w:tentative="1">
+      <w:start w:val="1"/>
+      <w:numFmt w:val="bullet"/>
+      <w:lvlText w:val=""/>
+      <w:lvlJc w:val="left"/>
+      <w:pPr>
+        <w:tabs>
+          <w:tab w:val="num" w:pos="3600"/>
+        </w:tabs>
+        <w:ind w:left="3600" w:hanging="360"/>
+      </w:pPr>
+      <w:rPr>
+        <w:rFonts w:ascii="Wingdings" w:hAnsi="Wingdings" w:hint="default"/>
+        <w:sz w:val="20"/>
+      </w:rPr>
+    </w:lvl>
+    <w:lvl w:ilvl="5" w:tentative="1">
+      <w:start w:val="1"/>
+      <w:numFmt w:val="bullet"/>
+      <w:lvlText w:val=""/>
+      <w:lvlJc w:val="left"/>
+      <w:pPr>
+        <w:tabs>
+          <w:tab w:val="num" w:pos="4320"/>
+        </w:tabs>
+        <w:ind w:left="4320" w:hanging="360"/>
+      </w:pPr>
+      <w:rPr>
+        <w:rFonts w:ascii="Wingdings" w:hAnsi="Wingdings" w:hint="default"/>
+        <w:sz w:val="20"/>
+      </w:rPr>
+    </w:lvl>
+    <w:lvl w:ilvl="6" w:tentative="1">
+      <w:start w:val="1"/>
+      <w:numFmt w:val="bullet"/>
+      <w:lvlText w:val=""/>
+      <w:lvlJc w:val="left"/>
+      <w:pPr>
+        <w:tabs>
+          <w:tab w:val="num" w:pos="5040"/>
+        </w:tabs>
+        <w:ind w:left="5040" w:hanging="360"/>
+      </w:pPr>
+      <w:rPr>
+        <w:rFonts w:ascii="Wingdings" w:hAnsi="Wingdings" w:hint="default"/>
+        <w:sz w:val="20"/>
+      </w:rPr>
+    </w:lvl>
+    <w:lvl w:ilvl="7" w:tentative="1">
+      <w:start w:val="1"/>
+      <w:numFmt w:val="bullet"/>
+      <w:lvlText w:val=""/>
+      <w:lvlJc w:val="left"/>
+      <w:pPr>
+        <w:tabs>
+          <w:tab w:val="num" w:pos="5760"/>
+        </w:tabs>
+        <w:ind w:left="5760" w:hanging="360"/>
+      </w:pPr>
+      <w:rPr>
+        <w:rFonts w:ascii="Wingdings" w:hAnsi="Wingdings" w:hint="default"/>
+        <w:sz w:val="20"/>
+      </w:rPr>
+    </w:lvl>
+    <w:lvl w:ilvl="8" w:tentative="1">
+      <w:start w:val="1"/>
+      <w:numFmt w:val="bullet"/>
+      <w:lvlText w:val=""/>
+      <w:lvlJc w:val="left"/>
+      <w:pPr>
+        <w:tabs>
+          <w:tab w:val="num" w:pos="6480"/>
+        </w:tabs>
+        <w:ind w:left="6480" w:hanging="360"/>
+      </w:pPr>
+      <w:rPr>
+        <w:rFonts w:ascii="Wingdings" w:hAnsi="Wingdings" w:hint="default"/>
+        <w:sz w:val="20"/>
+      </w:rPr>
+    </w:lvl>
+  </w:abstractNum>
+  <w:abstractNum w:abstractNumId="74">
     <w:nsid w:val="7A445C60"/>
     <w:multiLevelType w:val="multilevel"/>
     <w:tmpl w:val="3EBAF418"/>
@@ -38963,7 +41406,7 @@
       </w:rPr>
     </w:lvl>
   </w:abstractNum>
-  <w:abstractNum w:abstractNumId="70">
+  <w:abstractNum w:abstractNumId="75">
     <w:nsid w:val="7E067BDA"/>
     <w:multiLevelType w:val="multilevel"/>
     <w:tmpl w:val="DA52FAA6"/>
@@ -39108,7 +41551,7 @@
       </w:rPr>
     </w:lvl>
   </w:abstractNum>
-  <w:abstractNum w:abstractNumId="71">
+  <w:abstractNum w:abstractNumId="76">
     <w:nsid w:val="7EBA78D4"/>
     <w:multiLevelType w:val="multilevel"/>
     <w:tmpl w:val="53F43274"/>
@@ -39257,7 +41700,7 @@
       </w:rPr>
     </w:lvl>
   </w:abstractNum>
-  <w:abstractNum w:abstractNumId="72">
+  <w:abstractNum w:abstractNumId="77">
     <w:nsid w:val="7F553415"/>
     <w:multiLevelType w:val="multilevel"/>
     <w:tmpl w:val="752A55FE"/>
@@ -39407,172 +41850,172 @@
     </w:lvl>
   </w:abstractNum>
   <w:num w:numId="1">
-    <w:abstractNumId w:val="26"/>
+    <w:abstractNumId w:val="27"/>
   </w:num>
   <w:num w:numId="2">
     <w:abstractNumId w:val="12"/>
   </w:num>
   <w:num w:numId="3">
-    <w:abstractNumId w:val="33"/>
+    <w:abstractNumId w:val="35"/>
   </w:num>
   <w:num w:numId="4">
-    <w:abstractNumId w:val="47"/>
+    <w:abstractNumId w:val="51"/>
   </w:num>
   <w:num w:numId="5">
-    <w:abstractNumId w:val="58"/>
+    <w:abstractNumId w:val="62"/>
   </w:num>
   <w:num w:numId="6">
-    <w:abstractNumId w:val="42"/>
+    <w:abstractNumId w:val="44"/>
   </w:num>
   <w:num w:numId="7">
-    <w:abstractNumId w:val="59"/>
+    <w:abstractNumId w:val="63"/>
   </w:num>
   <w:num w:numId="8">
-    <w:abstractNumId w:val="70"/>
+    <w:abstractNumId w:val="75"/>
   </w:num>
   <w:num w:numId="9">
-    <w:abstractNumId w:val="50"/>
+    <w:abstractNumId w:val="54"/>
   </w:num>
   <w:num w:numId="10">
     <w:abstractNumId w:val="9"/>
   </w:num>
   <w:num w:numId="11">
+    <w:abstractNumId w:val="17"/>
+  </w:num>
+  <w:num w:numId="12">
+    <w:abstractNumId w:val="36"/>
+  </w:num>
+  <w:num w:numId="13">
     <w:abstractNumId w:val="16"/>
   </w:num>
-  <w:num w:numId="12">
-    <w:abstractNumId w:val="34"/>
-  </w:num>
-  <w:num w:numId="13">
-    <w:abstractNumId w:val="15"/>
-  </w:num>
   <w:num w:numId="14">
-    <w:abstractNumId w:val="22"/>
+    <w:abstractNumId w:val="23"/>
   </w:num>
   <w:num w:numId="15">
-    <w:abstractNumId w:val="17"/>
+    <w:abstractNumId w:val="18"/>
   </w:num>
   <w:num w:numId="16">
-    <w:abstractNumId w:val="63"/>
+    <w:abstractNumId w:val="67"/>
   </w:num>
   <w:num w:numId="17">
-    <w:abstractNumId w:val="65"/>
+    <w:abstractNumId w:val="69"/>
   </w:num>
   <w:num w:numId="18">
-    <w:abstractNumId w:val="44"/>
+    <w:abstractNumId w:val="47"/>
   </w:num>
   <w:num w:numId="19">
     <w:abstractNumId w:val="5"/>
   </w:num>
   <w:num w:numId="20">
-    <w:abstractNumId w:val="35"/>
+    <w:abstractNumId w:val="37"/>
   </w:num>
   <w:num w:numId="21">
+    <w:abstractNumId w:val="59"/>
+  </w:num>
+  <w:num w:numId="22">
+    <w:abstractNumId w:val="68"/>
+  </w:num>
+  <w:num w:numId="23">
+    <w:abstractNumId w:val="29"/>
+  </w:num>
+  <w:num w:numId="24">
+    <w:abstractNumId w:val="33"/>
+  </w:num>
+  <w:num w:numId="25">
+    <w:abstractNumId w:val="32"/>
+  </w:num>
+  <w:num w:numId="26">
     <w:abstractNumId w:val="55"/>
   </w:num>
-  <w:num w:numId="22">
-    <w:abstractNumId w:val="64"/>
-  </w:num>
-  <w:num w:numId="23">
-    <w:abstractNumId w:val="28"/>
-  </w:num>
-  <w:num w:numId="24">
-    <w:abstractNumId w:val="32"/>
-  </w:num>
-  <w:num w:numId="25">
-    <w:abstractNumId w:val="31"/>
-  </w:num>
-  <w:num w:numId="26">
-    <w:abstractNumId w:val="51"/>
-  </w:num>
   <w:num w:numId="27">
-    <w:abstractNumId w:val="25"/>
+    <w:abstractNumId w:val="26"/>
   </w:num>
   <w:num w:numId="28">
-    <w:abstractNumId w:val="66"/>
+    <w:abstractNumId w:val="70"/>
   </w:num>
   <w:num w:numId="29">
-    <w:abstractNumId w:val="18"/>
+    <w:abstractNumId w:val="19"/>
   </w:num>
   <w:num w:numId="30">
-    <w:abstractNumId w:val="61"/>
+    <w:abstractNumId w:val="65"/>
   </w:num>
   <w:num w:numId="31">
-    <w:abstractNumId w:val="41"/>
+    <w:abstractNumId w:val="43"/>
   </w:num>
   <w:num w:numId="32">
     <w:abstractNumId w:val="3"/>
   </w:num>
   <w:num w:numId="33">
-    <w:abstractNumId w:val="56"/>
+    <w:abstractNumId w:val="60"/>
   </w:num>
   <w:num w:numId="34">
-    <w:abstractNumId w:val="19"/>
+    <w:abstractNumId w:val="20"/>
   </w:num>
   <w:num w:numId="35">
-    <w:abstractNumId w:val="39"/>
+    <w:abstractNumId w:val="41"/>
   </w:num>
   <w:num w:numId="36">
     <w:abstractNumId w:val="2"/>
   </w:num>
   <w:num w:numId="37">
-    <w:abstractNumId w:val="21"/>
+    <w:abstractNumId w:val="22"/>
   </w:num>
   <w:num w:numId="38">
-    <w:abstractNumId w:val="72"/>
+    <w:abstractNumId w:val="77"/>
   </w:num>
   <w:num w:numId="39">
-    <w:abstractNumId w:val="40"/>
+    <w:abstractNumId w:val="42"/>
   </w:num>
   <w:num w:numId="40">
-    <w:abstractNumId w:val="53"/>
+    <w:abstractNumId w:val="57"/>
   </w:num>
   <w:num w:numId="41">
-    <w:abstractNumId w:val="62"/>
+    <w:abstractNumId w:val="66"/>
   </w:num>
   <w:num w:numId="42">
-    <w:abstractNumId w:val="20"/>
+    <w:abstractNumId w:val="21"/>
   </w:num>
   <w:num w:numId="43">
     <w:abstractNumId w:val="8"/>
   </w:num>
   <w:num w:numId="44">
-    <w:abstractNumId w:val="29"/>
+    <w:abstractNumId w:val="30"/>
   </w:num>
   <w:num w:numId="45">
     <w:abstractNumId w:val="4"/>
   </w:num>
   <w:num w:numId="46">
-    <w:abstractNumId w:val="30"/>
+    <w:abstractNumId w:val="31"/>
   </w:num>
   <w:num w:numId="47">
     <w:abstractNumId w:val="13"/>
   </w:num>
   <w:num w:numId="48">
-    <w:abstractNumId w:val="48"/>
+    <w:abstractNumId w:val="52"/>
   </w:num>
   <w:num w:numId="49">
-    <w:abstractNumId w:val="71"/>
+    <w:abstractNumId w:val="76"/>
   </w:num>
   <w:num w:numId="50">
     <w:abstractNumId w:val="7"/>
   </w:num>
   <w:num w:numId="51">
-    <w:abstractNumId w:val="67"/>
+    <w:abstractNumId w:val="71"/>
   </w:num>
   <w:num w:numId="52">
-    <w:abstractNumId w:val="69"/>
+    <w:abstractNumId w:val="74"/>
   </w:num>
   <w:num w:numId="53">
-    <w:abstractNumId w:val="49"/>
+    <w:abstractNumId w:val="53"/>
   </w:num>
   <w:num w:numId="54">
-    <w:abstractNumId w:val="54"/>
+    <w:abstractNumId w:val="58"/>
   </w:num>
   <w:num w:numId="55">
-    <w:abstractNumId w:val="23"/>
+    <w:abstractNumId w:val="24"/>
   </w:num>
   <w:num w:numId="56">
-    <w:abstractNumId w:val="38"/>
+    <w:abstractNumId w:val="40"/>
   </w:num>
   <w:num w:numId="57">
     <w:abstractNumId w:val="11"/>
@@ -39581,34 +42024,34 @@
     <w:abstractNumId w:val="6"/>
   </w:num>
   <w:num w:numId="59">
-    <w:abstractNumId w:val="43"/>
+    <w:abstractNumId w:val="45"/>
   </w:num>
   <w:num w:numId="60">
-    <w:abstractNumId w:val="36"/>
+    <w:abstractNumId w:val="38"/>
   </w:num>
   <w:num w:numId="61">
-    <w:abstractNumId w:val="45"/>
+    <w:abstractNumId w:val="48"/>
   </w:num>
   <w:num w:numId="62">
     <w:abstractNumId w:val="10"/>
   </w:num>
   <w:num w:numId="63">
-    <w:abstractNumId w:val="37"/>
+    <w:abstractNumId w:val="39"/>
   </w:num>
   <w:num w:numId="64">
-    <w:abstractNumId w:val="52"/>
+    <w:abstractNumId w:val="56"/>
   </w:num>
   <w:num w:numId="65">
-    <w:abstractNumId w:val="60"/>
+    <w:abstractNumId w:val="64"/>
   </w:num>
   <w:num w:numId="66">
     <w:abstractNumId w:val="1"/>
   </w:num>
   <w:num w:numId="67">
-    <w:abstractNumId w:val="57"/>
+    <w:abstractNumId w:val="61"/>
   </w:num>
   <w:num w:numId="68">
-    <w:abstractNumId w:val="46"/>
+    <w:abstractNumId w:val="49"/>
   </w:num>
   <w:num w:numId="69">
     <w:abstractNumId w:val="0"/>
@@ -39617,13 +42060,28 @@
     <w:abstractNumId w:val="14"/>
   </w:num>
   <w:num w:numId="71">
-    <w:abstractNumId w:val="24"/>
+    <w:abstractNumId w:val="25"/>
   </w:num>
   <w:num w:numId="72">
-    <w:abstractNumId w:val="27"/>
+    <w:abstractNumId w:val="28"/>
   </w:num>
   <w:num w:numId="73">
-    <w:abstractNumId w:val="68"/>
+    <w:abstractNumId w:val="72"/>
+  </w:num>
+  <w:num w:numId="74">
+    <w:abstractNumId w:val="15"/>
+  </w:num>
+  <w:num w:numId="75">
+    <w:abstractNumId w:val="73"/>
+  </w:num>
+  <w:num w:numId="76">
+    <w:abstractNumId w:val="34"/>
+  </w:num>
+  <w:num w:numId="77">
+    <w:abstractNumId w:val="50"/>
+  </w:num>
+  <w:num w:numId="78">
+    <w:abstractNumId w:val="46"/>
   </w:num>
   <w:numIdMacAtCleanup w:val="71"/>
 </w:numbering>
@@ -43795,7 +46253,7 @@
 </file>
 
 <file path=customXml/itemProps1.xml><?xml version="1.0" encoding="utf-8"?>
-<ds:datastoreItem xmlns:ds="http://schemas.openxmlformats.org/officeDocument/2006/customXml" ds:itemID="{0189931D-964A-4CC2-B0EB-32D1342E27F4}">
+<ds:datastoreItem xmlns:ds="http://schemas.openxmlformats.org/officeDocument/2006/customXml" ds:itemID="{E6008A2C-44F1-44A9-9777-0F91C445CE0F}">
   <ds:schemaRefs>
     <ds:schemaRef ds:uri="http://schemas.openxmlformats.org/officeDocument/2006/bibliography"/>
   </ds:schemaRefs>
